--- a/projects/components/mem-ctrl-ip/research-ip/andesite-ddr4-lpddr4/docs/DDR4_LPDDR4_HAS_v0.5.docx
+++ b/projects/components/mem-ctrl-ip/research-ip/andesite-ddr4-lpddr4/docs/DDR4_LPDDR4_HAS_v0.5.docx
@@ -160,7 +160,7 @@
             </w:rPr>
             <w:fldChar w:fldCharType="separate"/>
           </w:r>
-          <w:hyperlink w:anchor="__RefHeading___Toc9043_1972444803">
+          <w:hyperlink w:anchor="__RefHeading___Toc9176_3735757352">
             <w:r>
               <w:rPr>
                 <w:webHidden/>
@@ -181,7 +181,7 @@
             </w:tabs>
             <w:rPr/>
           </w:pPr>
-          <w:hyperlink w:anchor="__RefHeading___Toc9045_1972444803">
+          <w:hyperlink w:anchor="__RefHeading___Toc9178_3735757352">
             <w:r>
               <w:rPr>
                 <w:webHidden/>
@@ -202,7 +202,7 @@
             </w:tabs>
             <w:rPr/>
           </w:pPr>
-          <w:hyperlink w:anchor="__RefHeading___Toc9047_1972444803">
+          <w:hyperlink w:anchor="__RefHeading___Toc9180_3735757352">
             <w:r>
               <w:rPr>
                 <w:webHidden/>
@@ -223,7 +223,7 @@
             </w:tabs>
             <w:rPr/>
           </w:pPr>
-          <w:hyperlink w:anchor="__RefHeading___Toc9049_1972444803">
+          <w:hyperlink w:anchor="__RefHeading___Toc9182_3735757352">
             <w:r>
               <w:rPr>
                 <w:webHidden/>
@@ -244,7 +244,7 @@
             </w:tabs>
             <w:rPr/>
           </w:pPr>
-          <w:hyperlink w:anchor="__RefHeading___Toc9051_1972444803">
+          <w:hyperlink w:anchor="__RefHeading___Toc9184_3735757352">
             <w:r>
               <w:rPr>
                 <w:webHidden/>
@@ -265,7 +265,7 @@
             </w:tabs>
             <w:rPr/>
           </w:pPr>
-          <w:hyperlink w:anchor="__RefHeading___Toc9053_1972444803">
+          <w:hyperlink w:anchor="__RefHeading___Toc9186_3735757352">
             <w:r>
               <w:rPr>
                 <w:webHidden/>
@@ -286,7 +286,7 @@
             </w:tabs>
             <w:rPr/>
           </w:pPr>
-          <w:hyperlink w:anchor="__RefHeading___Toc9055_1972444803">
+          <w:hyperlink w:anchor="__RefHeading___Toc9188_3735757352">
             <w:r>
               <w:rPr>
                 <w:webHidden/>
@@ -307,7 +307,7 @@
             </w:tabs>
             <w:rPr/>
           </w:pPr>
-          <w:hyperlink w:anchor="__RefHeading___Toc9057_1972444803">
+          <w:hyperlink w:anchor="__RefHeading___Toc9190_3735757352">
             <w:r>
               <w:rPr>
                 <w:webHidden/>
@@ -328,7 +328,7 @@
             </w:tabs>
             <w:rPr/>
           </w:pPr>
-          <w:hyperlink w:anchor="__RefHeading___Toc9059_1972444803">
+          <w:hyperlink w:anchor="__RefHeading___Toc9192_3735757352">
             <w:r>
               <w:rPr>
                 <w:webHidden/>
@@ -349,7 +349,7 @@
             </w:tabs>
             <w:rPr/>
           </w:pPr>
-          <w:hyperlink w:anchor="__RefHeading___Toc9061_1972444803">
+          <w:hyperlink w:anchor="__RefHeading___Toc9194_3735757352">
             <w:r>
               <w:rPr>
                 <w:webHidden/>
@@ -370,7 +370,7 @@
             </w:tabs>
             <w:rPr/>
           </w:pPr>
-          <w:hyperlink w:anchor="__RefHeading___Toc9063_1972444803">
+          <w:hyperlink w:anchor="__RefHeading___Toc9196_3735757352">
             <w:r>
               <w:rPr>
                 <w:webHidden/>
@@ -391,7 +391,7 @@
             </w:tabs>
             <w:rPr/>
           </w:pPr>
-          <w:hyperlink w:anchor="__RefHeading___Toc9065_1972444803">
+          <w:hyperlink w:anchor="__RefHeading___Toc9198_3735757352">
             <w:r>
               <w:rPr>
                 <w:webHidden/>
@@ -412,7 +412,7 @@
             </w:tabs>
             <w:rPr/>
           </w:pPr>
-          <w:hyperlink w:anchor="__RefHeading___Toc9067_1972444803">
+          <w:hyperlink w:anchor="__RefHeading___Toc9200_3735757352">
             <w:r>
               <w:rPr>
                 <w:webHidden/>
@@ -433,7 +433,7 @@
             </w:tabs>
             <w:rPr/>
           </w:pPr>
-          <w:hyperlink w:anchor="__RefHeading___Toc9069_1972444803">
+          <w:hyperlink w:anchor="__RefHeading___Toc9202_3735757352">
             <w:r>
               <w:rPr>
                 <w:webHidden/>
@@ -454,7 +454,7 @@
             </w:tabs>
             <w:rPr/>
           </w:pPr>
-          <w:hyperlink w:anchor="__RefHeading___Toc9071_1972444803">
+          <w:hyperlink w:anchor="__RefHeading___Toc9204_3735757352">
             <w:r>
               <w:rPr>
                 <w:webHidden/>
@@ -475,7 +475,7 @@
             </w:tabs>
             <w:rPr/>
           </w:pPr>
-          <w:hyperlink w:anchor="__RefHeading___Toc9073_1972444803">
+          <w:hyperlink w:anchor="__RefHeading___Toc9206_3735757352">
             <w:r>
               <w:rPr>
                 <w:webHidden/>
@@ -496,7 +496,7 @@
             </w:tabs>
             <w:rPr/>
           </w:pPr>
-          <w:hyperlink w:anchor="__RefHeading___Toc9075_1972444803">
+          <w:hyperlink w:anchor="__RefHeading___Toc9208_3735757352">
             <w:r>
               <w:rPr>
                 <w:webHidden/>
@@ -517,7 +517,7 @@
             </w:tabs>
             <w:rPr/>
           </w:pPr>
-          <w:hyperlink w:anchor="__RefHeading___Toc9077_1972444803">
+          <w:hyperlink w:anchor="__RefHeading___Toc9210_3735757352">
             <w:r>
               <w:rPr>
                 <w:webHidden/>
@@ -538,7 +538,7 @@
             </w:tabs>
             <w:rPr/>
           </w:pPr>
-          <w:hyperlink w:anchor="__RefHeading___Toc9079_1972444803">
+          <w:hyperlink w:anchor="__RefHeading___Toc9212_3735757352">
             <w:r>
               <w:rPr>
                 <w:webHidden/>
@@ -559,7 +559,7 @@
             </w:tabs>
             <w:rPr/>
           </w:pPr>
-          <w:hyperlink w:anchor="__RefHeading___Toc9081_1972444803">
+          <w:hyperlink w:anchor="__RefHeading___Toc9214_3735757352">
             <w:r>
               <w:rPr>
                 <w:webHidden/>
@@ -580,7 +580,7 @@
             </w:tabs>
             <w:rPr/>
           </w:pPr>
-          <w:hyperlink w:anchor="__RefHeading___Toc9083_1972444803">
+          <w:hyperlink w:anchor="__RefHeading___Toc9216_3735757352">
             <w:r>
               <w:rPr>
                 <w:webHidden/>
@@ -601,7 +601,7 @@
             </w:tabs>
             <w:rPr/>
           </w:pPr>
-          <w:hyperlink w:anchor="__RefHeading___Toc9085_1972444803">
+          <w:hyperlink w:anchor="__RefHeading___Toc9218_3735757352">
             <w:r>
               <w:rPr>
                 <w:webHidden/>
@@ -622,7 +622,7 @@
             </w:tabs>
             <w:rPr/>
           </w:pPr>
-          <w:hyperlink w:anchor="__RefHeading___Toc9087_1972444803">
+          <w:hyperlink w:anchor="__RefHeading___Toc9220_3735757352">
             <w:r>
               <w:rPr>
                 <w:webHidden/>
@@ -643,7 +643,7 @@
             </w:tabs>
             <w:rPr/>
           </w:pPr>
-          <w:hyperlink w:anchor="__RefHeading___Toc9089_1972444803">
+          <w:hyperlink w:anchor="__RefHeading___Toc9222_3735757352">
             <w:r>
               <w:rPr>
                 <w:webHidden/>
@@ -664,7 +664,7 @@
             </w:tabs>
             <w:rPr/>
           </w:pPr>
-          <w:hyperlink w:anchor="__RefHeading___Toc9091_1972444803">
+          <w:hyperlink w:anchor="__RefHeading___Toc9224_3735757352">
             <w:r>
               <w:rPr>
                 <w:webHidden/>
@@ -685,7 +685,7 @@
             </w:tabs>
             <w:rPr/>
           </w:pPr>
-          <w:hyperlink w:anchor="__RefHeading___Toc9093_1972444803">
+          <w:hyperlink w:anchor="__RefHeading___Toc9226_3735757352">
             <w:r>
               <w:rPr>
                 <w:webHidden/>
@@ -706,7 +706,7 @@
             </w:tabs>
             <w:rPr/>
           </w:pPr>
-          <w:hyperlink w:anchor="__RefHeading___Toc9095_1972444803">
+          <w:hyperlink w:anchor="__RefHeading___Toc9228_3735757352">
             <w:r>
               <w:rPr>
                 <w:webHidden/>
@@ -727,7 +727,7 @@
             </w:tabs>
             <w:rPr/>
           </w:pPr>
-          <w:hyperlink w:anchor="__RefHeading___Toc9097_1972444803">
+          <w:hyperlink w:anchor="__RefHeading___Toc9230_3735757352">
             <w:r>
               <w:rPr>
                 <w:webHidden/>
@@ -748,7 +748,7 @@
             </w:tabs>
             <w:rPr/>
           </w:pPr>
-          <w:hyperlink w:anchor="__RefHeading___Toc9099_1972444803">
+          <w:hyperlink w:anchor="__RefHeading___Toc9232_3735757352">
             <w:r>
               <w:rPr>
                 <w:webHidden/>
@@ -769,13 +769,34 @@
             </w:tabs>
             <w:rPr/>
           </w:pPr>
-          <w:hyperlink w:anchor="__RefHeading___Toc9101_1972444803">
+          <w:hyperlink w:anchor="__RefHeading___Toc9234_3735757352">
             <w:r>
               <w:rPr>
                 <w:webHidden/>
                 <w:rStyle w:val="IndexLink"/>
               </w:rPr>
               <w:t>7.1 The whole controller, marked against scoria</w:t>
+              <w:tab/>
+              <w:t>29</w:t>
+            </w:r>
+          </w:hyperlink>
+        </w:p>
+        <w:p>
+          <w:pPr>
+            <w:pStyle w:val="TOC3"/>
+            <w:tabs>
+              <w:tab w:val="clear" w:pos="8793"/>
+              <w:tab w:val="right" w:pos="9359" w:leader="dot"/>
+            </w:tabs>
+            <w:rPr/>
+          </w:pPr>
+          <w:hyperlink w:anchor="__RefHeading___Toc9236_3735757352">
+            <w:r>
+              <w:rPr>
+                <w:webHidden/>
+                <w:rStyle w:val="IndexLink"/>
+              </w:rPr>
+              <w:t>7.1.1 Figure 2.1: andesite block diagram, with inheritance marking</w:t>
               <w:tab/>
               <w:t>29</w:t>
             </w:r>
@@ -790,7 +811,7 @@
             </w:tabs>
             <w:rPr/>
           </w:pPr>
-          <w:hyperlink w:anchor="__RefHeading___Toc9103_1972444803">
+          <w:hyperlink w:anchor="__RefHeading___Toc9238_3735757352">
             <w:r>
               <w:rPr>
                 <w:webHidden/>
@@ -811,7 +832,7 @@
             </w:tabs>
             <w:rPr/>
           </w:pPr>
-          <w:hyperlink w:anchor="__RefHeading___Toc9105_1972444803">
+          <w:hyperlink w:anchor="__RefHeading___Toc9240_3735757352">
             <w:r>
               <w:rPr>
                 <w:webHidden/>
@@ -832,7 +853,7 @@
             </w:tabs>
             <w:rPr/>
           </w:pPr>
-          <w:hyperlink w:anchor="__RefHeading___Toc9107_1972444803">
+          <w:hyperlink w:anchor="__RefHeading___Toc9242_3735757352">
             <w:r>
               <w:rPr>
                 <w:webHidden/>
@@ -853,7 +874,7 @@
             </w:tabs>
             <w:rPr/>
           </w:pPr>
-          <w:hyperlink w:anchor="__RefHeading___Toc9109_1972444803">
+          <w:hyperlink w:anchor="__RefHeading___Toc9244_3735757352">
             <w:r>
               <w:rPr>
                 <w:webHidden/>
@@ -874,7 +895,7 @@
             </w:tabs>
             <w:rPr/>
           </w:pPr>
-          <w:hyperlink w:anchor="__RefHeading___Toc9111_1972444803">
+          <w:hyperlink w:anchor="__RefHeading___Toc9246_3735757352">
             <w:r>
               <w:rPr>
                 <w:webHidden/>
@@ -895,7 +916,7 @@
             </w:tabs>
             <w:rPr/>
           </w:pPr>
-          <w:hyperlink w:anchor="__RefHeading___Toc9113_1972444803">
+          <w:hyperlink w:anchor="__RefHeading___Toc9248_3735757352">
             <w:r>
               <w:rPr>
                 <w:webHidden/>
@@ -916,7 +937,7 @@
             </w:tabs>
             <w:rPr/>
           </w:pPr>
-          <w:hyperlink w:anchor="__RefHeading___Toc9115_1972444803">
+          <w:hyperlink w:anchor="__RefHeading___Toc9250_3735757352">
             <w:r>
               <w:rPr>
                 <w:webHidden/>
@@ -937,7 +958,7 @@
             </w:tabs>
             <w:rPr/>
           </w:pPr>
-          <w:hyperlink w:anchor="__RefHeading___Toc9117_1972444803">
+          <w:hyperlink w:anchor="__RefHeading___Toc9252_3735757352">
             <w:r>
               <w:rPr>
                 <w:webHidden/>
@@ -958,7 +979,7 @@
             </w:tabs>
             <w:rPr/>
           </w:pPr>
-          <w:hyperlink w:anchor="__RefHeading___Toc9119_1972444803">
+          <w:hyperlink w:anchor="__RefHeading___Toc9254_3735757352">
             <w:r>
               <w:rPr>
                 <w:webHidden/>
@@ -979,7 +1000,7 @@
             </w:tabs>
             <w:rPr/>
           </w:pPr>
-          <w:hyperlink w:anchor="__RefHeading___Toc9121_1972444803">
+          <w:hyperlink w:anchor="__RefHeading___Toc9256_3735757352">
             <w:r>
               <w:rPr>
                 <w:webHidden/>
@@ -1000,7 +1021,7 @@
             </w:tabs>
             <w:rPr/>
           </w:pPr>
-          <w:hyperlink w:anchor="__RefHeading___Toc9123_1972444803">
+          <w:hyperlink w:anchor="__RefHeading___Toc9258_3735757352">
             <w:r>
               <w:rPr>
                 <w:webHidden/>
@@ -1021,7 +1042,7 @@
             </w:tabs>
             <w:rPr/>
           </w:pPr>
-          <w:hyperlink w:anchor="__RefHeading___Toc9125_1972444803">
+          <w:hyperlink w:anchor="__RefHeading___Toc9260_3735757352">
             <w:r>
               <w:rPr>
                 <w:webHidden/>
@@ -1042,7 +1063,7 @@
             </w:tabs>
             <w:rPr/>
           </w:pPr>
-          <w:hyperlink w:anchor="__RefHeading___Toc9127_1972444803">
+          <w:hyperlink w:anchor="__RefHeading___Toc9262_3735757352">
             <w:r>
               <w:rPr>
                 <w:webHidden/>
@@ -1063,7 +1084,7 @@
             </w:tabs>
             <w:rPr/>
           </w:pPr>
-          <w:hyperlink w:anchor="__RefHeading___Toc9129_1972444803">
+          <w:hyperlink w:anchor="__RefHeading___Toc9264_3735757352">
             <w:r>
               <w:rPr>
                 <w:webHidden/>
@@ -1084,7 +1105,7 @@
             </w:tabs>
             <w:rPr/>
           </w:pPr>
-          <w:hyperlink w:anchor="__RefHeading___Toc9131_1972444803">
+          <w:hyperlink w:anchor="__RefHeading___Toc9266_3735757352">
             <w:r>
               <w:rPr>
                 <w:webHidden/>
@@ -1105,7 +1126,7 @@
             </w:tabs>
             <w:rPr/>
           </w:pPr>
-          <w:hyperlink w:anchor="__RefHeading___Toc9133_1972444803">
+          <w:hyperlink w:anchor="__RefHeading___Toc9268_3735757352">
             <w:r>
               <w:rPr>
                 <w:webHidden/>
@@ -1126,7 +1147,7 @@
             </w:tabs>
             <w:rPr/>
           </w:pPr>
-          <w:hyperlink w:anchor="__RefHeading___Toc9135_1972444803">
+          <w:hyperlink w:anchor="__RefHeading___Toc9270_3735757352">
             <w:r>
               <w:rPr>
                 <w:webHidden/>
@@ -1147,7 +1168,7 @@
             </w:tabs>
             <w:rPr/>
           </w:pPr>
-          <w:hyperlink w:anchor="__RefHeading___Toc9137_1972444803">
+          <w:hyperlink w:anchor="__RefHeading___Toc9272_3735757352">
             <w:r>
               <w:rPr>
                 <w:webHidden/>
@@ -1168,7 +1189,7 @@
             </w:tabs>
             <w:rPr/>
           </w:pPr>
-          <w:hyperlink w:anchor="__RefHeading___Toc9139_1972444803">
+          <w:hyperlink w:anchor="__RefHeading___Toc9274_3735757352">
             <w:r>
               <w:rPr>
                 <w:webHidden/>
@@ -1189,7 +1210,7 @@
             </w:tabs>
             <w:rPr/>
           </w:pPr>
-          <w:hyperlink w:anchor="__RefHeading___Toc9141_1972444803">
+          <w:hyperlink w:anchor="__RefHeading___Toc9276_3735757352">
             <w:r>
               <w:rPr>
                 <w:webHidden/>
@@ -1210,7 +1231,7 @@
             </w:tabs>
             <w:rPr/>
           </w:pPr>
-          <w:hyperlink w:anchor="__RefHeading___Toc9143_1972444803">
+          <w:hyperlink w:anchor="__RefHeading___Toc9278_3735757352">
             <w:r>
               <w:rPr>
                 <w:webHidden/>
@@ -1231,7 +1252,7 @@
             </w:tabs>
             <w:rPr/>
           </w:pPr>
-          <w:hyperlink w:anchor="__RefHeading___Toc9145_1972444803">
+          <w:hyperlink w:anchor="__RefHeading___Toc9280_3735757352">
             <w:r>
               <w:rPr>
                 <w:webHidden/>
@@ -1252,7 +1273,7 @@
             </w:tabs>
             <w:rPr/>
           </w:pPr>
-          <w:hyperlink w:anchor="__RefHeading___Toc9147_1972444803">
+          <w:hyperlink w:anchor="__RefHeading___Toc9282_3735757352">
             <w:r>
               <w:rPr>
                 <w:webHidden/>
@@ -1273,7 +1294,7 @@
             </w:tabs>
             <w:rPr/>
           </w:pPr>
-          <w:hyperlink w:anchor="__RefHeading___Toc9149_1972444803">
+          <w:hyperlink w:anchor="__RefHeading___Toc9284_3735757352">
             <w:r>
               <w:rPr>
                 <w:webHidden/>
@@ -1294,7 +1315,7 @@
             </w:tabs>
             <w:rPr/>
           </w:pPr>
-          <w:hyperlink w:anchor="__RefHeading___Toc9151_1972444803">
+          <w:hyperlink w:anchor="__RefHeading___Toc9286_3735757352">
             <w:r>
               <w:rPr>
                 <w:webHidden/>
@@ -1315,7 +1336,7 @@
             </w:tabs>
             <w:rPr/>
           </w:pPr>
-          <w:hyperlink w:anchor="__RefHeading___Toc9153_1972444803">
+          <w:hyperlink w:anchor="__RefHeading___Toc9288_3735757352">
             <w:r>
               <w:rPr>
                 <w:webHidden/>
@@ -1336,7 +1357,7 @@
             </w:tabs>
             <w:rPr/>
           </w:pPr>
-          <w:hyperlink w:anchor="__RefHeading___Toc9155_1972444803">
+          <w:hyperlink w:anchor="__RefHeading___Toc9290_3735757352">
             <w:r>
               <w:rPr>
                 <w:webHidden/>
@@ -1357,7 +1378,7 @@
             </w:tabs>
             <w:rPr/>
           </w:pPr>
-          <w:hyperlink w:anchor="__RefHeading___Toc9157_1972444803">
+          <w:hyperlink w:anchor="__RefHeading___Toc9292_3735757352">
             <w:r>
               <w:rPr>
                 <w:webHidden/>
@@ -1378,7 +1399,7 @@
             </w:tabs>
             <w:rPr/>
           </w:pPr>
-          <w:hyperlink w:anchor="__RefHeading___Toc9159_1972444803">
+          <w:hyperlink w:anchor="__RefHeading___Toc9294_3735757352">
             <w:r>
               <w:rPr>
                 <w:webHidden/>
@@ -1399,7 +1420,7 @@
             </w:tabs>
             <w:rPr/>
           </w:pPr>
-          <w:hyperlink w:anchor="__RefHeading___Toc9161_1972444803">
+          <w:hyperlink w:anchor="__RefHeading___Toc9296_3735757352">
             <w:r>
               <w:rPr>
                 <w:webHidden/>
@@ -1420,7 +1441,7 @@
             </w:tabs>
             <w:rPr/>
           </w:pPr>
-          <w:hyperlink w:anchor="__RefHeading___Toc9163_1972444803">
+          <w:hyperlink w:anchor="__RefHeading___Toc9298_3735757352">
             <w:r>
               <w:rPr>
                 <w:webHidden/>
@@ -1441,7 +1462,7 @@
             </w:tabs>
             <w:rPr/>
           </w:pPr>
-          <w:hyperlink w:anchor="__RefHeading___Toc9165_1972444803">
+          <w:hyperlink w:anchor="__RefHeading___Toc9300_3735757352">
             <w:r>
               <w:rPr>
                 <w:webHidden/>
@@ -1462,7 +1483,7 @@
             </w:tabs>
             <w:rPr/>
           </w:pPr>
-          <w:hyperlink w:anchor="__RefHeading___Toc9167_1972444803">
+          <w:hyperlink w:anchor="__RefHeading___Toc9302_3735757352">
             <w:r>
               <w:rPr>
                 <w:webHidden/>
@@ -1483,7 +1504,7 @@
             </w:tabs>
             <w:rPr/>
           </w:pPr>
-          <w:hyperlink w:anchor="__RefHeading___Toc9169_1972444803">
+          <w:hyperlink w:anchor="__RefHeading___Toc9304_3735757352">
             <w:r>
               <w:rPr>
                 <w:webHidden/>
@@ -1504,7 +1525,7 @@
             </w:tabs>
             <w:rPr/>
           </w:pPr>
-          <w:hyperlink w:anchor="__RefHeading___Toc9171_1972444803">
+          <w:hyperlink w:anchor="__RefHeading___Toc9306_3735757352">
             <w:r>
               <w:rPr>
                 <w:webHidden/>
@@ -1525,7 +1546,7 @@
             </w:tabs>
             <w:rPr/>
           </w:pPr>
-          <w:hyperlink w:anchor="__RefHeading___Toc9173_1972444803">
+          <w:hyperlink w:anchor="__RefHeading___Toc9308_3735757352">
             <w:r>
               <w:rPr>
                 <w:webHidden/>
@@ -1546,7 +1567,7 @@
             </w:tabs>
             <w:rPr/>
           </w:pPr>
-          <w:hyperlink w:anchor="__RefHeading___Toc9175_1972444803">
+          <w:hyperlink w:anchor="__RefHeading___Toc9310_3735757352">
             <w:r>
               <w:rPr>
                 <w:webHidden/>
@@ -1567,7 +1588,7 @@
             </w:tabs>
             <w:rPr/>
           </w:pPr>
-          <w:hyperlink w:anchor="__RefHeading___Toc9177_1972444803">
+          <w:hyperlink w:anchor="__RefHeading___Toc9312_3735757352">
             <w:r>
               <w:rPr>
                 <w:webHidden/>
@@ -1588,7 +1609,7 @@
             </w:tabs>
             <w:rPr/>
           </w:pPr>
-          <w:hyperlink w:anchor="__RefHeading___Toc9179_1972444803">
+          <w:hyperlink w:anchor="__RefHeading___Toc9314_3735757352">
             <w:r>
               <w:rPr>
                 <w:webHidden/>
@@ -1609,7 +1630,7 @@
             </w:tabs>
             <w:rPr/>
           </w:pPr>
-          <w:hyperlink w:anchor="__RefHeading___Toc9181_1972444803">
+          <w:hyperlink w:anchor="__RefHeading___Toc9316_3735757352">
             <w:r>
               <w:rPr>
                 <w:webHidden/>
@@ -1630,7 +1651,7 @@
             </w:tabs>
             <w:rPr/>
           </w:pPr>
-          <w:hyperlink w:anchor="__RefHeading___Toc9183_1972444803">
+          <w:hyperlink w:anchor="__RefHeading___Toc9318_3735757352">
             <w:r>
               <w:rPr>
                 <w:webHidden/>
@@ -1651,7 +1672,7 @@
             </w:tabs>
             <w:rPr/>
           </w:pPr>
-          <w:hyperlink w:anchor="__RefHeading___Toc9185_1972444803">
+          <w:hyperlink w:anchor="__RefHeading___Toc9320_3735757352">
             <w:r>
               <w:rPr>
                 <w:webHidden/>
@@ -1672,7 +1693,7 @@
             </w:tabs>
             <w:rPr/>
           </w:pPr>
-          <w:hyperlink w:anchor="__RefHeading___Toc9187_1972444803">
+          <w:hyperlink w:anchor="__RefHeading___Toc9322_3735757352">
             <w:r>
               <w:rPr>
                 <w:webHidden/>
@@ -1693,7 +1714,7 @@
             </w:tabs>
             <w:rPr/>
           </w:pPr>
-          <w:hyperlink w:anchor="__RefHeading___Toc9189_1972444803">
+          <w:hyperlink w:anchor="__RefHeading___Toc9324_3735757352">
             <w:r>
               <w:rPr>
                 <w:webHidden/>
@@ -1728,7 +1749,7 @@
             </w:tabs>
             <w:rPr/>
           </w:pPr>
-          <w:hyperlink w:anchor="__RefHeading___Toc9191_1972444803">
+          <w:hyperlink w:anchor="__RefHeading___Toc9326_3735757352">
             <w:r>
               <w:rPr>
                 <w:webHidden/>
@@ -1749,7 +1770,7 @@
             </w:tabs>
             <w:rPr/>
           </w:pPr>
-          <w:hyperlink w:anchor="__RefHeading___Toc9193_1972444803">
+          <w:hyperlink w:anchor="__RefHeading___Toc9328_3735757352">
             <w:r>
               <w:rPr>
                 <w:webHidden/>
@@ -1770,7 +1791,7 @@
             </w:tabs>
             <w:rPr/>
           </w:pPr>
-          <w:hyperlink w:anchor="__RefHeading___Toc9195_1972444803">
+          <w:hyperlink w:anchor="__RefHeading___Toc9330_3735757352">
             <w:r>
               <w:rPr>
                 <w:webHidden/>
@@ -1791,7 +1812,7 @@
             </w:tabs>
             <w:rPr/>
           </w:pPr>
-          <w:hyperlink w:anchor="__RefHeading___Toc9197_1972444803">
+          <w:hyperlink w:anchor="__RefHeading___Toc9332_3735757352">
             <w:r>
               <w:rPr>
                 <w:webHidden/>
@@ -1812,7 +1833,7 @@
             </w:tabs>
             <w:rPr/>
           </w:pPr>
-          <w:hyperlink w:anchor="__RefHeading___Toc9199_1972444803">
+          <w:hyperlink w:anchor="__RefHeading___Toc9334_3735757352">
             <w:r>
               <w:rPr>
                 <w:webHidden/>
@@ -1833,7 +1854,7 @@
             </w:tabs>
             <w:rPr/>
           </w:pPr>
-          <w:hyperlink w:anchor="__RefHeading___Toc9201_1972444803">
+          <w:hyperlink w:anchor="__RefHeading___Toc9336_3735757352">
             <w:r>
               <w:rPr>
                 <w:webHidden/>
@@ -1854,7 +1875,7 @@
             </w:tabs>
             <w:rPr/>
           </w:pPr>
-          <w:hyperlink w:anchor="__RefHeading___Toc9203_1972444803">
+          <w:hyperlink w:anchor="__RefHeading___Toc9338_3735757352">
             <w:r>
               <w:rPr>
                 <w:webHidden/>
@@ -1875,7 +1896,7 @@
             </w:tabs>
             <w:rPr/>
           </w:pPr>
-          <w:hyperlink w:anchor="__RefHeading___Toc9205_1972444803">
+          <w:hyperlink w:anchor="__RefHeading___Toc9340_3735757352">
             <w:r>
               <w:rPr>
                 <w:webHidden/>
@@ -1896,7 +1917,7 @@
             </w:tabs>
             <w:rPr/>
           </w:pPr>
-          <w:hyperlink w:anchor="__RefHeading___Toc9207_1972444803">
+          <w:hyperlink w:anchor="__RefHeading___Toc9342_3735757352">
             <w:r>
               <w:rPr>
                 <w:webHidden/>
@@ -1917,7 +1938,7 @@
             </w:tabs>
             <w:rPr/>
           </w:pPr>
-          <w:hyperlink w:anchor="__RefHeading___Toc9209_1972444803">
+          <w:hyperlink w:anchor="__RefHeading___Toc9344_3735757352">
             <w:r>
               <w:rPr>
                 <w:webHidden/>
@@ -1938,7 +1959,7 @@
             </w:tabs>
             <w:rPr/>
           </w:pPr>
-          <w:hyperlink w:anchor="__RefHeading___Toc9211_1972444803">
+          <w:hyperlink w:anchor="__RefHeading___Toc9346_3735757352">
             <w:r>
               <w:rPr>
                 <w:webHidden/>
@@ -1959,7 +1980,7 @@
             </w:tabs>
             <w:rPr/>
           </w:pPr>
-          <w:hyperlink w:anchor="__RefHeading___Toc9213_1972444803">
+          <w:hyperlink w:anchor="__RefHeading___Toc9348_3735757352">
             <w:r>
               <w:rPr>
                 <w:webHidden/>
@@ -1980,7 +2001,7 @@
             </w:tabs>
             <w:rPr/>
           </w:pPr>
-          <w:hyperlink w:anchor="__RefHeading___Toc9215_1972444803">
+          <w:hyperlink w:anchor="__RefHeading___Toc9350_3735757352">
             <w:r>
               <w:rPr>
                 <w:webHidden/>
@@ -2001,7 +2022,7 @@
             </w:tabs>
             <w:rPr/>
           </w:pPr>
-          <w:hyperlink w:anchor="__RefHeading___Toc9217_1972444803">
+          <w:hyperlink w:anchor="__RefHeading___Toc9352_3735757352">
             <w:r>
               <w:rPr>
                 <w:webHidden/>
@@ -2022,7 +2043,7 @@
             </w:tabs>
             <w:rPr/>
           </w:pPr>
-          <w:hyperlink w:anchor="__RefHeading___Toc9219_1972444803">
+          <w:hyperlink w:anchor="__RefHeading___Toc9354_3735757352">
             <w:r>
               <w:rPr>
                 <w:webHidden/>
@@ -2043,7 +2064,7 @@
             </w:tabs>
             <w:rPr/>
           </w:pPr>
-          <w:hyperlink w:anchor="__RefHeading___Toc9221_1972444803">
+          <w:hyperlink w:anchor="__RefHeading___Toc9356_3735757352">
             <w:r>
               <w:rPr>
                 <w:webHidden/>
@@ -2064,7 +2085,7 @@
             </w:tabs>
             <w:rPr/>
           </w:pPr>
-          <w:hyperlink w:anchor="__RefHeading___Toc9223_1972444803">
+          <w:hyperlink w:anchor="__RefHeading___Toc9358_3735757352">
             <w:r>
               <w:rPr>
                 <w:webHidden/>
@@ -2085,7 +2106,7 @@
             </w:tabs>
             <w:rPr/>
           </w:pPr>
-          <w:hyperlink w:anchor="__RefHeading___Toc9225_1972444803">
+          <w:hyperlink w:anchor="__RefHeading___Toc9360_3735757352">
             <w:r>
               <w:rPr>
                 <w:webHidden/>
@@ -2106,7 +2127,7 @@
             </w:tabs>
             <w:rPr/>
           </w:pPr>
-          <w:hyperlink w:anchor="__RefHeading___Toc9227_1972444803">
+          <w:hyperlink w:anchor="__RefHeading___Toc9362_3735757352">
             <w:r>
               <w:rPr>
                 <w:webHidden/>
@@ -2127,7 +2148,7 @@
             </w:tabs>
             <w:rPr/>
           </w:pPr>
-          <w:hyperlink w:anchor="__RefHeading___Toc9229_1972444803">
+          <w:hyperlink w:anchor="__RefHeading___Toc9364_3735757352">
             <w:r>
               <w:rPr>
                 <w:webHidden/>
@@ -2148,7 +2169,7 @@
             </w:tabs>
             <w:rPr/>
           </w:pPr>
-          <w:hyperlink w:anchor="__RefHeading___Toc9231_1972444803">
+          <w:hyperlink w:anchor="__RefHeading___Toc9366_3735757352">
             <w:r>
               <w:rPr>
                 <w:webHidden/>
@@ -2169,7 +2190,7 @@
             </w:tabs>
             <w:rPr/>
           </w:pPr>
-          <w:hyperlink w:anchor="__RefHeading___Toc9233_1972444803">
+          <w:hyperlink w:anchor="__RefHeading___Toc9368_3735757352">
             <w:r>
               <w:rPr>
                 <w:webHidden/>
@@ -2222,15 +2243,59 @@
     <w:p>
       <w:pPr>
         <w:pStyle w:val="Normal"/>
-        <w:rPr/>
-      </w:pPr>
-      <w:r>
-        <w:rPr>
-          <w:i/>
-          <w:sz w:val="20"/>
-        </w:rPr>
-        <w:t>No figures in this document.</w:t>
-      </w:r>
+        <w:tabs>
+          <w:tab w:val="clear" w:pos="720"/>
+          <w:tab w:val="right" w:pos="9360" w:leader="dot"/>
+        </w:tabs>
+        <w:spacing w:before="0" w:after="0"/>
+        <w:rPr/>
+      </w:pPr>
+      <w:hyperlink w:anchor="_Fig_1_andesite_block_diagr">
+        <w:r>
+          <w:rPr>
+            <w:rStyle w:val="ListLabel1"/>
+            <w:color w:val="000000"/>
+            <w:sz w:val="24"/>
+          </w:rPr>
+          <w:t>Figure 2.1: andesite block diagram, with inheritance marking</w:t>
+        </w:r>
+        <w:r>
+          <w:rPr>
+            <w:rStyle w:val="ListLabel1"/>
+          </w:rPr>
+          <w:tab/>
+        </w:r>
+        <w:r>
+          <w:rPr>
+            <w:rStyle w:val="ListLabel1"/>
+          </w:rPr>
+          <w:fldChar w:fldCharType="begin"/>
+        </w:r>
+        <w:r>
+          <w:rPr>
+            <w:rStyle w:val="ListLabel1"/>
+          </w:rPr>
+          <w:instrText xml:space="preserve"> PAGEREF _Fig_1_andesite_block_diagr \h </w:instrText>
+        </w:r>
+        <w:r>
+          <w:rPr>
+            <w:rStyle w:val="ListLabel1"/>
+          </w:rPr>
+          <w:fldChar w:fldCharType="separate"/>
+        </w:r>
+        <w:r>
+          <w:rPr>
+            <w:rStyle w:val="ListLabel1"/>
+          </w:rPr>
+          <w:t>29</w:t>
+        </w:r>
+        <w:r>
+          <w:rPr>
+            <w:rStyle w:val="ListLabel1"/>
+          </w:rPr>
+          <w:fldChar w:fldCharType="end"/>
+        </w:r>
+      </w:hyperlink>
     </w:p>
     <w:p>
       <w:pPr>
@@ -3704,7 +3769,7 @@
         <w:spacing w:before="0" w:after="120"/>
         <w:rPr/>
       </w:pPr>
-      <w:bookmarkStart w:id="2" w:name="__RefHeading___Toc9043_1972444803"/>
+      <w:bookmarkStart w:id="2" w:name="__RefHeading___Toc9176_3735757352"/>
       <w:bookmarkEnd w:id="2"/>
       <w:r>
         <w:rPr>
@@ -3742,7 +3807,7 @@
         <w:rPr>
           <w:sz w:val="20"/>
         </w:rPr>
-        <w:t xml:space="preserve"> 2026-10-07</w:t>
+        <w:t xml:space="preserve"> 2026-10-13</w:t>
       </w:r>
     </w:p>
     <w:p>
@@ -3842,7 +3907,7 @@
         <w:spacing w:before="360" w:after="120"/>
         <w:rPr/>
       </w:pPr>
-      <w:bookmarkStart w:id="4" w:name="__RefHeading___Toc9045_1972444803"/>
+      <w:bookmarkStart w:id="4" w:name="__RefHeading___Toc9178_3735757352"/>
       <w:bookmarkStart w:id="5" w:name="document-information"/>
       <w:bookmarkEnd w:id="4"/>
       <w:r>
@@ -4227,7 +4292,7 @@
                 <w:szCs w:val="24"/>
                 <w:lang w:val="en-US" w:eastAsia="en-US" w:bidi="ar-SA"/>
               </w:rPr>
-              <w:t xml:space="preserve">Integration edition: the scheduler macro is rewired to the P1 init/policy interface and the training/DFI/AXI4 layer assemblies plus </w:t>
+              <w:t xml:space="preserve">Integration edition: the scheduler macro is rewired to the P1 init/policy interface and the training/DFI/AXI4 plane assemblies plus </w:t>
             </w:r>
             <w:r>
               <w:rPr>
@@ -4392,7 +4457,7 @@
         <w:spacing w:before="280" w:after="80"/>
         <w:rPr/>
       </w:pPr>
-      <w:bookmarkStart w:id="7" w:name="__RefHeading___Toc9047_1972444803"/>
+      <w:bookmarkStart w:id="7" w:name="__RefHeading___Toc9180_3735757352"/>
       <w:bookmarkEnd w:id="7"/>
       <w:r>
         <w:rPr>
@@ -5292,7 +5357,7 @@
         <w:spacing w:before="280" w:after="80"/>
         <w:rPr/>
       </w:pPr>
-      <w:bookmarkStart w:id="9" w:name="__RefHeading___Toc9049_1972444803"/>
+      <w:bookmarkStart w:id="9" w:name="__RefHeading___Toc9182_3735757352"/>
       <w:bookmarkEnd w:id="9"/>
       <w:r>
         <w:rPr>
@@ -5444,7 +5509,7 @@
         <w:spacing w:before="280" w:after="80"/>
         <w:rPr/>
       </w:pPr>
-      <w:bookmarkStart w:id="10" w:name="__RefHeading___Toc9051_1972444803"/>
+      <w:bookmarkStart w:id="10" w:name="__RefHeading___Toc9184_3735757352"/>
       <w:bookmarkEnd w:id="10"/>
       <w:r>
         <w:rPr>
@@ -5701,7 +5766,7 @@
                 <w:szCs w:val="24"/>
                 <w:lang w:val="en-US" w:eastAsia="en-US" w:bidi="ar-SA"/>
               </w:rPr>
-              <w:t xml:space="preserve">TASK-016 integration pass: the scheduler macro and the three remaining layer assemblies land, and </w:t>
+              <w:t xml:space="preserve">TASK-016 integration pass: the scheduler macro and the three remaining plane assemblies land, and </w:t>
             </w:r>
             <w:r>
               <w:rPr>
@@ -5891,7 +5956,7 @@
                 <w:szCs w:val="24"/>
                 <w:lang w:val="en-US" w:eastAsia="en-US" w:bidi="ar-SA"/>
               </w:rPr>
-              <w:t>andesite_training_layer</w:t>
+              <w:t>andesite_training_plane</w:t>
             </w:r>
             <w:r>
               <w:rPr>
@@ -5911,7 +5976,7 @@
                 <w:szCs w:val="24"/>
                 <w:lang w:val="en-US" w:eastAsia="en-US" w:bidi="ar-SA"/>
               </w:rPr>
-              <w:t>andesite_dfi_layer</w:t>
+              <w:t>andesite_dfi_plane</w:t>
             </w:r>
             <w:r>
               <w:rPr>
@@ -5931,7 +5996,7 @@
                 <w:szCs w:val="24"/>
                 <w:lang w:val="en-US" w:eastAsia="en-US" w:bidi="ar-SA"/>
               </w:rPr>
-              <w:t>andesite_axi4_layer</w:t>
+              <w:t>andesite_axi4_plane</w:t>
             </w:r>
             <w:r>
               <w:rPr>
@@ -5961,7 +6026,7 @@
                 <w:szCs w:val="24"/>
                 <w:lang w:val="en-US" w:eastAsia="en-US" w:bidi="ar-SA"/>
               </w:rPr>
-              <w:t xml:space="preserve"> wires the four layers at the documented wiring table. RTL stands at 37 SystemVerilog files (31 fub, 4 layer, 1 top, package). Suites: fub 225, macro 19 (scheduler 10, training 6, DFI smoke 1, axi4 parity 1, init slice 1), core top 4 — 248 tests green; master Verilator lint (53 modules) and the filelist registry PASS. Two implementation findings belong to this history: the macro’s registered init request outlived its own accept cycle (every init command double-accepted) — fixed by gating combinationally on the accept cycle; and the A10 address bit was being dropped by a wrapper that narrowed the column to COL_WIDTH. DV-framework note in the 0.2 tradition: the external DFI BFM’s behavior dispatch now samples </w:t>
+              <w:t xml:space="preserve"> wires the four planes at the documented wiring table. RTL stands at 37 SystemVerilog files (31 fub, 4 plane, 1 top, package). Suites: fub 225, macro 19 (scheduler 10, training 6, DFI smoke 1, axi4 parity 1, init slice 1), core top 4 — 248 tests green; master Verilator lint (53 modules) and the filelist registry PASS. Two implementation findings belong to this history: the macro’s registered init request outlived its own accept cycle (every init command double-accepted) — fixed by gating combinationally on the accept cycle; and the A10 address bit was being dropped by a wrapper that narrowed the column to COL_WIDTH. DV-framework note in the 0.2 tradition: the external DFI BFM’s behavior dispatch now samples </w:t>
             </w:r>
             <w:r>
               <w:rPr>
@@ -6223,7 +6288,7 @@
                 <w:szCs w:val="24"/>
                 <w:lang w:val="en-US" w:eastAsia="en-US" w:bidi="ar-SA"/>
               </w:rPr>
-              <w:t>dfi_layer</w:t>
+              <w:t>dfi_plane</w:t>
             </w:r>
             <w:r>
               <w:rPr>
@@ -6922,7 +6987,7 @@
         <w:spacing w:before="280" w:after="80"/>
         <w:rPr/>
       </w:pPr>
-      <w:bookmarkStart w:id="13" w:name="__RefHeading___Toc9053_1972444803"/>
+      <w:bookmarkStart w:id="13" w:name="__RefHeading___Toc9186_3735757352"/>
       <w:bookmarkEnd w:id="13"/>
       <w:r>
         <w:rPr>
@@ -7125,7 +7190,7 @@
         <w:spacing w:before="360" w:after="120"/>
         <w:rPr/>
       </w:pPr>
-      <w:bookmarkStart w:id="15" w:name="__RefHeading___Toc9055_1972444803"/>
+      <w:bookmarkStart w:id="15" w:name="__RefHeading___Toc9188_3735757352"/>
       <w:bookmarkStart w:id="16" w:name="purpose-and-scope"/>
       <w:bookmarkEnd w:id="15"/>
       <w:r>
@@ -7156,7 +7221,7 @@
         <w:spacing w:before="280" w:after="80"/>
         <w:rPr/>
       </w:pPr>
-      <w:bookmarkStart w:id="17" w:name="__RefHeading___Toc9057_1972444803"/>
+      <w:bookmarkStart w:id="17" w:name="__RefHeading___Toc9190_3735757352"/>
       <w:bookmarkStart w:id="18" w:name="purpose"/>
       <w:bookmarkEnd w:id="17"/>
       <w:r>
@@ -7226,7 +7291,7 @@
         <w:spacing w:before="280" w:after="80"/>
         <w:rPr/>
       </w:pPr>
-      <w:bookmarkStart w:id="19" w:name="__RefHeading___Toc9059_1972444803"/>
+      <w:bookmarkStart w:id="19" w:name="__RefHeading___Toc9192_3735757352"/>
       <w:bookmarkStart w:id="20" w:name="why-a-delta-specification"/>
       <w:bookmarkEnd w:id="19"/>
       <w:r>
@@ -7387,7 +7452,7 @@
         <w:spacing w:before="280" w:after="80"/>
         <w:rPr/>
       </w:pPr>
-      <w:bookmarkStart w:id="21" w:name="__RefHeading___Toc9061_1972444803"/>
+      <w:bookmarkStart w:id="21" w:name="__RefHeading___Toc9194_3735757352"/>
       <w:bookmarkStart w:id="22" w:name="what-is-in-scope"/>
       <w:bookmarkEnd w:id="21"/>
       <w:r>
@@ -7432,7 +7497,7 @@
         <w:spacing w:before="280" w:after="80"/>
         <w:rPr/>
       </w:pPr>
-      <w:bookmarkStart w:id="24" w:name="__RefHeading___Toc9063_1972444803"/>
+      <w:bookmarkStart w:id="24" w:name="__RefHeading___Toc9196_3735757352"/>
       <w:bookmarkStart w:id="25" w:name="what-is-out-of-scope"/>
       <w:bookmarkEnd w:id="24"/>
       <w:r>
@@ -7578,7 +7643,7 @@
           <w:rStyle w:val="VerbatimChar"/>
           <w:sz w:val="20"/>
         </w:rPr>
-        <w:t>vault/Tasks/andesite-ddr4-lpddr4/</w:t>
+        <w:t>vault/Tasks/projects/components/mem-ctrl-ip/research-ip/andesite-ddr4-lpddr4/</w:t>
       </w:r>
       <w:r>
         <w:rPr>
@@ -7686,7 +7751,7 @@
         <w:spacing w:before="360" w:after="120"/>
         <w:rPr/>
       </w:pPr>
-      <w:bookmarkStart w:id="28" w:name="__RefHeading___Toc9065_1972444803"/>
+      <w:bookmarkStart w:id="28" w:name="__RefHeading___Toc9198_3735757352"/>
       <w:bookmarkStart w:id="29" w:name="document-conventions"/>
       <w:bookmarkEnd w:id="28"/>
       <w:r>
@@ -7717,7 +7782,7 @@
         <w:spacing w:before="280" w:after="80"/>
         <w:rPr/>
       </w:pPr>
-      <w:bookmarkStart w:id="30" w:name="__RefHeading___Toc9067_1972444803"/>
+      <w:bookmarkStart w:id="30" w:name="__RefHeading___Toc9200_3735757352"/>
       <w:bookmarkStart w:id="31" w:name="block-marking"/>
       <w:bookmarkEnd w:id="30"/>
       <w:r>
@@ -8208,7 +8273,7 @@
         <w:spacing w:before="280" w:after="80"/>
         <w:rPr/>
       </w:pPr>
-      <w:bookmarkStart w:id="34" w:name="__RefHeading___Toc9069_1972444803"/>
+      <w:bookmarkStart w:id="34" w:name="__RefHeading___Toc9202_3735757352"/>
       <w:bookmarkStart w:id="35" w:name="what-this-book-does-not-restate"/>
       <w:bookmarkEnd w:id="34"/>
       <w:r>
@@ -8278,7 +8343,7 @@
         <w:spacing w:before="280" w:after="80"/>
         <w:rPr/>
       </w:pPr>
-      <w:bookmarkStart w:id="36" w:name="__RefHeading___Toc9071_1972444803"/>
+      <w:bookmarkStart w:id="36" w:name="__RefHeading___Toc9204_3735757352"/>
       <w:bookmarkStart w:id="37" w:name="signal-and-parameter-naming"/>
       <w:bookmarkEnd w:id="36"/>
       <w:r>
@@ -8473,7 +8538,7 @@
         <w:spacing w:before="280" w:after="80"/>
         <w:rPr/>
       </w:pPr>
-      <w:bookmarkStart w:id="38" w:name="__RefHeading___Toc9073_1972444803"/>
+      <w:bookmarkStart w:id="38" w:name="__RefHeading___Toc9206_3735757352"/>
       <w:bookmarkStart w:id="39" w:name="timing-values"/>
       <w:bookmarkEnd w:id="38"/>
       <w:r>
@@ -8550,7 +8615,7 @@
         <w:spacing w:before="280" w:after="80"/>
         <w:rPr/>
       </w:pPr>
-      <w:bookmarkStart w:id="40" w:name="__RefHeading___Toc9075_1972444803"/>
+      <w:bookmarkStart w:id="40" w:name="__RefHeading___Toc9208_3735757352"/>
       <w:bookmarkStart w:id="41" w:name="citations"/>
       <w:bookmarkEnd w:id="40"/>
       <w:r>
@@ -8722,7 +8787,7 @@
         <w:spacing w:before="360" w:after="120"/>
         <w:rPr/>
       </w:pPr>
-      <w:bookmarkStart w:id="44" w:name="__RefHeading___Toc9077_1972444803"/>
+      <w:bookmarkStart w:id="44" w:name="__RefHeading___Toc9210_3735757352"/>
       <w:bookmarkStart w:id="45" w:name="definitions-and-acronyms"/>
       <w:bookmarkEnd w:id="44"/>
       <w:r>
@@ -8753,7 +8818,7 @@
         <w:spacing w:before="280" w:after="80"/>
         <w:rPr/>
       </w:pPr>
-      <w:bookmarkStart w:id="46" w:name="__RefHeading___Toc9079_1972444803"/>
+      <w:bookmarkStart w:id="46" w:name="__RefHeading___Toc9212_3735757352"/>
       <w:bookmarkStart w:id="47" w:name="interfaces"/>
       <w:bookmarkEnd w:id="46"/>
       <w:r>
@@ -8898,7 +8963,7 @@
         <w:spacing w:before="280" w:after="80"/>
         <w:rPr/>
       </w:pPr>
-      <w:bookmarkStart w:id="48" w:name="__RefHeading___Toc9081_1972444803"/>
+      <w:bookmarkStart w:id="48" w:name="__RefHeading___Toc9214_3735757352"/>
       <w:bookmarkEnd w:id="48"/>
       <w:r>
         <w:rPr>
@@ -10080,7 +10145,7 @@
         <w:spacing w:before="280" w:after="80"/>
         <w:rPr/>
       </w:pPr>
-      <w:bookmarkStart w:id="51" w:name="__RefHeading___Toc9083_1972444803"/>
+      <w:bookmarkStart w:id="51" w:name="__RefHeading___Toc9216_3735757352"/>
       <w:bookmarkEnd w:id="51"/>
       <w:r>
         <w:rPr>
@@ -10619,7 +10684,7 @@
         <w:spacing w:before="280" w:after="80"/>
         <w:rPr/>
       </w:pPr>
-      <w:bookmarkStart w:id="53" w:name="__RefHeading___Toc9085_1972444803"/>
+      <w:bookmarkStart w:id="53" w:name="__RefHeading___Toc9218_3735757352"/>
       <w:bookmarkStart w:id="54" w:name="terms-used-with-a-specific-meaning-here"/>
       <w:bookmarkEnd w:id="53"/>
       <w:r>
@@ -10800,7 +10865,7 @@
         <w:spacing w:before="360" w:after="120"/>
         <w:rPr/>
       </w:pPr>
-      <w:bookmarkStart w:id="57" w:name="__RefHeading___Toc9087_1972444803"/>
+      <w:bookmarkStart w:id="57" w:name="__RefHeading___Toc9220_3735757352"/>
       <w:bookmarkStart w:id="58" w:name="scope-and-goals"/>
       <w:bookmarkEnd w:id="57"/>
       <w:r>
@@ -10831,7 +10896,7 @@
         <w:spacing w:before="280" w:after="80"/>
         <w:rPr/>
       </w:pPr>
-      <w:bookmarkStart w:id="59" w:name="__RefHeading___Toc9089_1972444803"/>
+      <w:bookmarkStart w:id="59" w:name="__RefHeading___Toc9222_3735757352"/>
       <w:bookmarkStart w:id="60" w:name="what-andesite-is"/>
       <w:bookmarkEnd w:id="59"/>
       <w:r>
@@ -10876,7 +10941,7 @@
         <w:spacing w:before="280" w:after="80"/>
         <w:rPr/>
       </w:pPr>
-      <w:bookmarkStart w:id="62" w:name="__RefHeading___Toc9091_1972444803"/>
+      <w:bookmarkStart w:id="62" w:name="__RefHeading___Toc9224_3735757352"/>
       <w:bookmarkStart w:id="63" w:name="goals"/>
       <w:bookmarkEnd w:id="62"/>
       <w:r>
@@ -11024,7 +11089,7 @@
         <w:spacing w:before="280" w:after="80"/>
         <w:rPr/>
       </w:pPr>
-      <w:bookmarkStart w:id="64" w:name="__RefHeading___Toc9093_1972444803"/>
+      <w:bookmarkStart w:id="64" w:name="__RefHeading___Toc9226_3735757352"/>
       <w:bookmarkStart w:id="65" w:name="non-goals"/>
       <w:bookmarkEnd w:id="64"/>
       <w:r>
@@ -11169,7 +11234,7 @@
         <w:spacing w:before="280" w:after="80"/>
         <w:rPr/>
       </w:pPr>
-      <w:bookmarkStart w:id="66" w:name="__RefHeading___Toc9095_1972444803"/>
+      <w:bookmarkStart w:id="66" w:name="__RefHeading___Toc9228_3735757352"/>
       <w:bookmarkStart w:id="67" w:name="Xd3e34b6707a560e57ad2903e3f2e7e41fd9405c"/>
       <w:bookmarkEnd w:id="66"/>
       <w:r>
@@ -11286,7 +11351,7 @@
         <w:spacing w:before="280" w:after="80"/>
         <w:rPr/>
       </w:pPr>
-      <w:bookmarkStart w:id="68" w:name="__RefHeading___Toc9097_1972444803"/>
+      <w:bookmarkStart w:id="68" w:name="__RefHeading___Toc9230_3735757352"/>
       <w:bookmarkStart w:id="69" w:name="what-is-genuinely-harder"/>
       <w:bookmarkEnd w:id="68"/>
       <w:r>
@@ -11501,7 +11566,7 @@
         <w:spacing w:before="360" w:after="120"/>
         <w:rPr/>
       </w:pPr>
-      <w:bookmarkStart w:id="72" w:name="__RefHeading___Toc9099_1972444803"/>
+      <w:bookmarkStart w:id="72" w:name="__RefHeading___Toc9232_3735757352"/>
       <w:bookmarkStart w:id="73" w:name="block-diagram"/>
       <w:bookmarkEnd w:id="72"/>
       <w:r>
@@ -11532,7 +11597,7 @@
         <w:spacing w:before="280" w:after="80"/>
         <w:rPr/>
       </w:pPr>
-      <w:bookmarkStart w:id="74" w:name="__RefHeading___Toc9101_1972444803"/>
+      <w:bookmarkStart w:id="74" w:name="__RefHeading___Toc9234_3735757352"/>
       <w:bookmarkStart w:id="75" w:name="X7ff6a21efe9f2e46cb4bb91a39b5081ae1e360c"/>
       <w:bookmarkEnd w:id="74"/>
       <w:r>
@@ -11563,21 +11628,77 @@
         <w:rPr>
           <w:sz w:val="20"/>
         </w:rPr>
-        <w:t>Read this figure first. The colour of each block tells you the size of this project: green blocks are scoria’s, used as-is; amber blocks change in named, bounded ways; red blocks are new. One grey block is carried dormant — present in the RTL, unexercised at this design point, with the waking condition named in Chapter 3.1.</w:t>
+        <w:t xml:space="preserve">Read this figure first. The last line of each block’s label tells you the size of this project: INHERITED blocks are scoria’s (the common-ip planes), used as-is; MODIFIED blocks change in named, bounded ways; NEW blocks are new. The dashed box lists the andesite FUBs that are in </w:t>
+      </w:r>
+      <w:r>
+        <w:rPr>
+          <w:rStyle w:val="VerbatimChar"/>
+          <w:sz w:val="20"/>
+        </w:rPr>
+        <w:t>rtl/fub</w:t>
+      </w:r>
+      <w:r>
+        <w:rPr>
+          <w:sz w:val="20"/>
+        </w:rPr>
+        <w:t xml:space="preserve"> but not instantiated by </w:t>
+      </w:r>
+      <w:r>
+        <w:rPr>
+          <w:rStyle w:val="VerbatimChar"/>
+          <w:sz w:val="20"/>
+        </w:rPr>
+        <w:t>andesite_core</w:t>
+      </w:r>
+      <w:r>
+        <w:rPr>
+          <w:sz w:val="20"/>
+        </w:rPr>
+        <w:t xml:space="preserve"> (see the RTL check below).</w:t>
       </w:r>
     </w:p>
     <w:p>
       <w:pPr>
-        <w:pStyle w:val="DefinitionTerm"/>
+        <w:pStyle w:val="Heading3"/>
+        <w:spacing w:before="200" w:after="80"/>
+        <w:rPr/>
+      </w:pPr>
+      <w:bookmarkStart w:id="76" w:name="__RefHeading___Toc9236_3735757352"/>
+      <w:bookmarkStart w:id="77" w:name="X48328827fdcc9488f3aa2f178bd2b7b57de9f6a"/>
+      <w:bookmarkStart w:id="78" w:name="_Fig_1_andesite_block_diagr"/>
+      <w:bookmarkEnd w:id="76"/>
+      <w:r>
+        <w:rPr>
+          <w:rStyle w:val="SectionNumber"/>
+          <w:b/>
+          <w:color w:val="404040"/>
+          <w:sz w:val="24"/>
+        </w:rPr>
+        <w:t>7.1.1</w:t>
+      </w:r>
+      <w:r>
+        <w:rPr>
+          <w:b/>
+          <w:color w:val="404040"/>
+          <w:sz w:val="24"/>
+        </w:rPr>
+        <w:tab/>
+        <w:t>Figure 2.1: andesite block diagram, with inheritance marking</w:t>
+      </w:r>
+      <w:bookmarkEnd w:id="78"/>
+    </w:p>
+    <w:p>
+      <w:pPr>
+        <w:pStyle w:val="CaptionedFigure"/>
         <w:rPr/>
       </w:pPr>
       <w:r>
         <w:rPr/>
         <w:drawing>
           <wp:inline distT="0" distB="0" distL="0" distR="0">
-            <wp:extent cx="5334000" cy="3408680"/>
+            <wp:extent cx="5334000" cy="2473325"/>
             <wp:effectExtent l="0" t="0" r="0" b="0"/>
-            <wp:docPr id="14" name="Picture" descr=".1: andesite block diagram, with inheritance marking"/>
+            <wp:docPr id="14" name="Picture" descr="andesite DDR4/LPDDR4: each block marked INHERITED, MODIFIED or NEW against scoria"/>
             <wp:cNvGraphicFramePr>
               <a:graphicFrameLocks xmlns:a="http://schemas.openxmlformats.org/drawingml/2006/main" noChangeAspect="1"/>
             </wp:cNvGraphicFramePr>
@@ -11585,7 +11706,7 @@
               <a:graphicData uri="http://schemas.openxmlformats.org/drawingml/2006/picture">
                 <pic:pic xmlns:pic="http://schemas.openxmlformats.org/drawingml/2006/picture">
                   <pic:nvPicPr>
-                    <pic:cNvPr id="14" name="Picture" descr=".1: andesite block diagram, with inheritance marking"/>
+                    <pic:cNvPr id="14" name="Picture" descr="andesite DDR4/LPDDR4: each block marked INHERITED, MODIFIED or NEW against scoria"/>
                     <pic:cNvPicPr>
                       <a:picLocks noChangeAspect="1" noChangeArrowheads="1"/>
                     </pic:cNvPicPr>
@@ -11599,7 +11720,7 @@
                   <pic:spPr bwMode="auto">
                     <a:xfrm>
                       <a:off x="0" y="0"/>
-                      <a:ext cx="5334000" cy="3408680"/>
+                      <a:ext cx="5334000" cy="2473325"/>
                     </a:xfrm>
                     <a:prstGeom prst="rect">
                       <a:avLst/>
@@ -11614,17 +11735,17 @@
     </w:p>
     <w:p>
       <w:pPr>
-        <w:pStyle w:val="Definition"/>
-        <w:rPr/>
-      </w:pPr>
-      <w:r>
-        <w:rPr/>
-        <w:t>Figure 2.1: andesite DDR4/LPDDR4, inherited (green), modified (amber), new (red), dormant (grey)</w:t>
+        <w:pStyle w:val="ImageCaption"/>
+        <w:rPr/>
+      </w:pPr>
+      <w:r>
+        <w:rPr/>
+        <w:t>andesite DDR4/LPDDR4: each block marked INHERITED, MODIFIED or NEW against scoria</w:t>
       </w:r>
     </w:p>
     <w:p>
       <w:pPr>
-        <w:pStyle w:val="FirstParagraph"/>
+        <w:pStyle w:val="BodyText"/>
         <w:rPr/>
       </w:pPr>
       <w:r>
@@ -11646,29 +11767,11 @@
           <w:rPr>
             <w:rStyle w:val="Hyperlink"/>
           </w:rPr>
-          <w:t>01_block_diagram.mmd</w:t>
+          <w:t>01_block_diagram.dot</w:t>
         </w:r>
       </w:hyperlink>
-      <w:r>
-        <w:rPr>
-          <w:sz w:val="20"/>
-        </w:rPr>
-        <w:t xml:space="preserve"> — the fence above and the </w:t>
-      </w:r>
-      <w:r>
-        <w:rPr>
-          <w:rStyle w:val="VerbatimChar"/>
-          <w:sz w:val="20"/>
-        </w:rPr>
-        <w:t>.mmd</w:t>
-      </w:r>
-      <w:r>
-        <w:rPr>
-          <w:sz w:val="20"/>
-        </w:rPr>
-        <w:t xml:space="preserve"> file carry the same source; the doc pipeline renders it to PNG at build time. The layout is split into host, scheduler, maintenance, init and training, and DFI subgraphs rather than drawn wide.</w:t>
-      </w:r>
       <w:bookmarkEnd w:id="75"/>
+      <w:bookmarkEnd w:id="77"/>
     </w:p>
     <w:p>
       <w:pPr>
@@ -11679,9 +11782,9 @@
         <w:spacing w:before="280" w:after="80"/>
         <w:rPr/>
       </w:pPr>
-      <w:bookmarkStart w:id="76" w:name="__RefHeading___Toc9103_1972444803"/>
-      <w:bookmarkStart w:id="77" w:name="reading-the-figure"/>
-      <w:bookmarkEnd w:id="76"/>
+      <w:bookmarkStart w:id="79" w:name="__RefHeading___Toc9238_3735757352"/>
+      <w:bookmarkStart w:id="80" w:name="reading-the-figure"/>
+      <w:bookmarkEnd w:id="79"/>
       <w:r>
         <w:rPr>
           <w:rStyle w:val="SectionNumber"/>
@@ -11712,7 +11815,7 @@
           <w:bCs/>
           <w:sz w:val="20"/>
         </w:rPr>
-        <w:t>The front end is entirely green.</w:t>
+        <w:t>The front end is entirely INHERITED.</w:t>
       </w:r>
       <w:r>
         <w:rPr>
@@ -11732,13 +11835,13 @@
           <w:bCs/>
           <w:sz w:val="20"/>
         </w:rPr>
-        <w:t>The scheduler is green in structure, amber at the edges.</w:t>
-      </w:r>
-      <w:r>
-        <w:rPr>
-          <w:sz w:val="20"/>
-        </w:rPr>
-        <w:t xml:space="preserve"> The FR-FCFS arbiter mechanism, the per-(rank,bank) bank timers and the page policy are inherited. What turns amber is bank-group awareness: the address mapper grows the BG decode, the arbiter and the global timers learn the long/short pairs, and the scheduler keeps admitting maintenance traffic the way scoria’s does — request/grant, never preempt (family doctrine 2).</w:t>
+        <w:t>The scheduler is INHERITED in structure, MODIFIED at the edges.</w:t>
+      </w:r>
+      <w:r>
+        <w:rPr>
+          <w:sz w:val="20"/>
+        </w:rPr>
+        <w:t xml:space="preserve"> The FR-FCFS arbiter mechanism, the per-(rank,bank) bank timers and the page policy are inherited. What turns MODIFIED is bank-group awareness: the address mapper grows the BG decode, the arbiter and the global timers learn the long/short pairs, and the scheduler keeps admitting maintenance traffic the way scoria’s does — request/grant, never preempt (family doctrine 2).</w:t>
       </w:r>
     </w:p>
     <w:p>
@@ -11799,7 +11902,7 @@
           <w:bCs/>
           <w:sz w:val="20"/>
         </w:rPr>
-        <w:t>The amber maintenance block is refresh, for FGR.</w:t>
+        <w:t>The MODIFIED maintenance block is refresh, for FGR.</w:t>
       </w:r>
       <w:r>
         <w:rPr>
@@ -11818,7 +11921,7 @@
         <w:rPr>
           <w:sz w:val="20"/>
         </w:rPr>
-        <w:t xml:space="preserve"> turns amber because DDR4’s fine-granularity refresh (1x/2x/4x, selected in MR3) adds a density dimension on top of the mechanism scoria landed with TASK-001 (elastic refresh, TCR, ZQCS placement — the policy base andesite keeps, Ch 3.4). </w:t>
+        <w:t xml:space="preserve"> is MODIFIED because DDR4’s fine-granularity refresh (1x/2x/4x, selected in MR3) adds a density dimension on top of the mechanism scoria landed with TASK-001 (elastic refresh, TCR, ZQCS placement — the policy base andesite keeps, Ch 3.4). </w:t>
       </w:r>
       <w:r>
         <w:rPr>
@@ -11831,7 +11934,7 @@
         <w:rPr>
           <w:sz w:val="20"/>
         </w:rPr>
-        <w:t xml:space="preserve"> stays green for DDR4 — DDR4 keeps </w:t>
+        <w:t xml:space="preserve"> stays INHERITED for DDR4 — DDR4 keeps </w:t>
       </w:r>
       <w:r>
         <w:rPr>
@@ -11857,7 +11960,7 @@
         <w:rPr>
           <w:sz w:val="20"/>
         </w:rPr>
-        <w:t xml:space="preserve"> exactly as scoria issues them — with a red submodule for LPDDR4, whose calibration rides the MPC command.</w:t>
+        <w:t xml:space="preserve"> exactly as scoria issues them — with a NEW submodule for LPDDR4, whose calibration rides the MPC command.</w:t>
       </w:r>
     </w:p>
     <w:p>
@@ -11871,7 +11974,7 @@
           <w:bCs/>
           <w:sz w:val="20"/>
         </w:rPr>
-        <w:t>The red blocks are three, and all three are bounded.</w:t>
+        <w:t>The NEW blocks are three, and all three are bounded.</w:t>
       </w:r>
       <w:r>
         <w:rPr>
@@ -11924,14 +12027,6 @@
         <w:pStyle w:val="BodyText"/>
         <w:rPr/>
       </w:pPr>
-      <w:r>
-        <w:rPr>
-          <w:b/>
-          <w:bCs/>
-          <w:sz w:val="20"/>
-        </w:rPr>
-        <w:t xml:space="preserve">The grey block is </w:t>
-      </w:r>
       <w:r>
         <w:rPr>
           <w:rStyle w:val="VerbatimChar"/>
@@ -11947,7 +12042,7 @@
           <w:bCs/>
           <w:sz w:val="20"/>
         </w:rPr>
-        <w:t>, carried dormant.</w:t>
+        <w:t xml:space="preserve"> is carried dormant.</w:t>
       </w:r>
       <w:r>
         <w:rPr>
@@ -11968,7 +12063,300 @@
         </w:rPr>
         <w:t xml:space="preserve"> are named in Chapter 3.1.</w:t>
       </w:r>
-      <w:bookmarkEnd w:id="77"/>
+    </w:p>
+    <w:p>
+      <w:pPr>
+        <w:pStyle w:val="BodyText"/>
+        <w:rPr/>
+      </w:pPr>
+      <w:r>
+        <w:rPr>
+          <w:b/>
+          <w:bCs/>
+          <w:sz w:val="20"/>
+        </w:rPr>
+        <w:t>RTL check (2026-10-13).</w:t>
+      </w:r>
+      <w:r>
+        <w:rPr>
+          <w:sz w:val="20"/>
+        </w:rPr>
+        <w:t xml:space="preserve"> The figure is drawn from </w:t>
+      </w:r>
+      <w:r>
+        <w:rPr>
+          <w:rStyle w:val="VerbatimChar"/>
+          <w:sz w:val="20"/>
+        </w:rPr>
+        <w:t>andesite_core</w:t>
+      </w:r>
+      <w:r>
+        <w:rPr>
+          <w:sz w:val="20"/>
+        </w:rPr>
+        <w:t xml:space="preserve">, and two things in it differ from the text above. First, </w:t>
+      </w:r>
+      <w:r>
+        <w:rPr>
+          <w:rStyle w:val="VerbatimChar"/>
+          <w:sz w:val="20"/>
+        </w:rPr>
+        <w:t>andesite_odt_ctrl</w:t>
+      </w:r>
+      <w:r>
+        <w:rPr>
+          <w:sz w:val="20"/>
+        </w:rPr>
+        <w:t xml:space="preserve">, </w:t>
+      </w:r>
+      <w:r>
+        <w:rPr>
+          <w:rStyle w:val="VerbatimChar"/>
+          <w:sz w:val="20"/>
+        </w:rPr>
+        <w:t>andesite_powerdown_ctrl</w:t>
+      </w:r>
+      <w:r>
+        <w:rPr>
+          <w:sz w:val="20"/>
+        </w:rPr>
+        <w:t xml:space="preserve">, </w:t>
+      </w:r>
+      <w:r>
+        <w:rPr>
+          <w:rStyle w:val="VerbatimChar"/>
+          <w:sz w:val="20"/>
+        </w:rPr>
+        <w:t>andesite_dfi_signal_pack</w:t>
+      </w:r>
+      <w:r>
+        <w:rPr>
+          <w:sz w:val="20"/>
+        </w:rPr>
+        <w:t xml:space="preserve">, </w:t>
+      </w:r>
+      <w:r>
+        <w:rPr>
+          <w:rStyle w:val="VerbatimChar"/>
+          <w:sz w:val="20"/>
+        </w:rPr>
+        <w:t>andesite_addr_mapper</w:t>
+      </w:r>
+      <w:r>
+        <w:rPr>
+          <w:sz w:val="20"/>
+        </w:rPr>
+        <w:t xml:space="preserve"> and </w:t>
+      </w:r>
+      <w:r>
+        <w:rPr>
+          <w:rStyle w:val="VerbatimChar"/>
+          <w:sz w:val="20"/>
+        </w:rPr>
+        <w:t>andesite_cmd_arbiter</w:t>
+      </w:r>
+      <w:r>
+        <w:rPr>
+          <w:sz w:val="20"/>
+        </w:rPr>
+        <w:t xml:space="preserve"> exist in </w:t>
+      </w:r>
+      <w:r>
+        <w:rPr>
+          <w:rStyle w:val="VerbatimChar"/>
+          <w:sz w:val="20"/>
+        </w:rPr>
+        <w:t>rtl/fub</w:t>
+      </w:r>
+      <w:r>
+        <w:rPr>
+          <w:sz w:val="20"/>
+        </w:rPr>
+        <w:t xml:space="preserve"> but nothing in </w:t>
+      </w:r>
+      <w:r>
+        <w:rPr>
+          <w:rStyle w:val="VerbatimChar"/>
+          <w:sz w:val="20"/>
+        </w:rPr>
+        <w:t>andesite_core</w:t>
+      </w:r>
+      <w:r>
+        <w:rPr>
+          <w:sz w:val="20"/>
+        </w:rPr>
+        <w:t xml:space="preserve"> instantiates them: the pick is the common </w:t>
+      </w:r>
+      <w:r>
+        <w:rPr>
+          <w:rStyle w:val="VerbatimChar"/>
+          <w:sz w:val="20"/>
+        </w:rPr>
+        <w:t>mc_cmd_arbiter</w:t>
+      </w:r>
+      <w:r>
+        <w:rPr>
+          <w:sz w:val="20"/>
+        </w:rPr>
+        <w:t xml:space="preserve">, the address map is the common </w:t>
+      </w:r>
+      <w:r>
+        <w:rPr>
+          <w:rStyle w:val="VerbatimChar"/>
+          <w:sz w:val="20"/>
+        </w:rPr>
+        <w:t>mc_addr_mapper</w:t>
+      </w:r>
+      <w:r>
+        <w:rPr>
+          <w:sz w:val="20"/>
+        </w:rPr>
+        <w:t xml:space="preserve"> (with </w:t>
+      </w:r>
+      <w:r>
+        <w:rPr>
+          <w:rStyle w:val="VerbatimChar"/>
+          <w:sz w:val="20"/>
+        </w:rPr>
+        <w:t>HAS_BG=1</w:t>
+      </w:r>
+      <w:r>
+        <w:rPr>
+          <w:sz w:val="20"/>
+        </w:rPr>
+        <w:t xml:space="preserve">), and the DFI pins come from </w:t>
+      </w:r>
+      <w:r>
+        <w:rPr>
+          <w:rStyle w:val="VerbatimChar"/>
+          <w:sz w:val="20"/>
+        </w:rPr>
+        <w:t>mc_dfi_4p0_plane</w:t>
+      </w:r>
+      <w:r>
+        <w:rPr>
+          <w:sz w:val="20"/>
+        </w:rPr>
+        <w:t xml:space="preserve">. The figure lists them in its dashed box. Second, </w:t>
+      </w:r>
+      <w:r>
+        <w:rPr>
+          <w:rStyle w:val="VerbatimChar"/>
+          <w:sz w:val="20"/>
+        </w:rPr>
+        <w:t>andesite_scheduler_plane</w:t>
+      </w:r>
+      <w:r>
+        <w:rPr>
+          <w:sz w:val="20"/>
+        </w:rPr>
+        <w:t xml:space="preserve"> does not override the </w:t>
+      </w:r>
+      <w:r>
+        <w:rPr>
+          <w:rStyle w:val="VerbatimChar"/>
+          <w:sz w:val="20"/>
+        </w:rPr>
+        <w:t>HAS_INIT_SEQUENCER</w:t>
+      </w:r>
+      <w:r>
+        <w:rPr>
+          <w:sz w:val="20"/>
+        </w:rPr>
+        <w:t xml:space="preserve">, </w:t>
+      </w:r>
+      <w:r>
+        <w:rPr>
+          <w:rStyle w:val="VerbatimChar"/>
+          <w:sz w:val="20"/>
+        </w:rPr>
+        <w:t>HAS_MODE_REGISTER</w:t>
+      </w:r>
+      <w:r>
+        <w:rPr>
+          <w:sz w:val="20"/>
+        </w:rPr>
+        <w:t xml:space="preserve">, </w:t>
+      </w:r>
+      <w:r>
+        <w:rPr>
+          <w:rStyle w:val="VerbatimChar"/>
+          <w:sz w:val="20"/>
+        </w:rPr>
+        <w:t>HAS_REFRESH_CTRL</w:t>
+      </w:r>
+      <w:r>
+        <w:rPr>
+          <w:sz w:val="20"/>
+        </w:rPr>
+        <w:t xml:space="preserve"> and </w:t>
+      </w:r>
+      <w:r>
+        <w:rPr>
+          <w:rStyle w:val="VerbatimChar"/>
+          <w:sz w:val="20"/>
+        </w:rPr>
+        <w:t>HAS_PAGE_POLICY</w:t>
+      </w:r>
+      <w:r>
+        <w:rPr>
+          <w:sz w:val="20"/>
+        </w:rPr>
+        <w:t xml:space="preserve"> parameters of its </w:t>
+      </w:r>
+      <w:r>
+        <w:rPr>
+          <w:rStyle w:val="VerbatimChar"/>
+          <w:sz w:val="20"/>
+        </w:rPr>
+        <w:t>mc_scheduler_plane</w:t>
+      </w:r>
+      <w:r>
+        <w:rPr>
+          <w:sz w:val="20"/>
+        </w:rPr>
+        <w:t xml:space="preserve"> core, which default to 1, so the core builds the common </w:t>
+      </w:r>
+      <w:r>
+        <w:rPr>
+          <w:rStyle w:val="VerbatimChar"/>
+          <w:sz w:val="20"/>
+        </w:rPr>
+        <w:t>mc_xddr2_*</w:t>
+      </w:r>
+      <w:r>
+        <w:rPr>
+          <w:sz w:val="20"/>
+        </w:rPr>
+        <w:t xml:space="preserve"> and </w:t>
+      </w:r>
+      <w:r>
+        <w:rPr>
+          <w:rStyle w:val="VerbatimChar"/>
+          <w:sz w:val="20"/>
+        </w:rPr>
+        <w:t>mc_page_policy</w:t>
+      </w:r>
+      <w:r>
+        <w:rPr>
+          <w:sz w:val="20"/>
+        </w:rPr>
+        <w:t xml:space="preserve"> children and ignores the init, refresh and page-policy inputs the andesite children drive. </w:t>
+      </w:r>
+      <w:r>
+        <w:rPr>
+          <w:rStyle w:val="VerbatimChar"/>
+          <w:sz w:val="20"/>
+        </w:rPr>
+        <w:t>scoria_scheduler_plane</w:t>
+      </w:r>
+      <w:r>
+        <w:rPr>
+          <w:sz w:val="20"/>
+        </w:rPr>
+        <w:t xml:space="preserve"> sets all four to 0.</w:t>
+      </w:r>
+      <w:bookmarkEnd w:id="80"/>
     </w:p>
     <w:p>
       <w:pPr>
@@ -11979,9 +12367,9 @@
         <w:spacing w:before="280" w:after="80"/>
         <w:rPr/>
       </w:pPr>
-      <w:bookmarkStart w:id="78" w:name="__RefHeading___Toc9105_1972444803"/>
-      <w:bookmarkStart w:id="79" w:name="what-the-figure-deliberately-omits"/>
-      <w:bookmarkEnd w:id="78"/>
+      <w:bookmarkStart w:id="81" w:name="__RefHeading___Toc9240_3735757352"/>
+      <w:bookmarkStart w:id="82" w:name="what-the-figure-deliberately-omits"/>
+      <w:bookmarkEnd w:id="81"/>
       <w:r>
         <w:rPr>
           <w:rStyle w:val="SectionNumber"/>
@@ -12042,8 +12430,8 @@
         <w:pStyle w:val="Normal"/>
         <w:rPr/>
       </w:pPr>
-      <w:bookmarkStart w:id="80" w:name="block-diagram"/>
-      <w:bookmarkStart w:id="81" w:name="what-the-figure-deliberately-omits"/>
+      <w:bookmarkStart w:id="83" w:name="block-diagram"/>
+      <w:bookmarkStart w:id="84" w:name="what-the-figure-deliberately-omits"/>
       <w:r>
         <w:rPr/>
         <mc:AlternateContent>
@@ -12099,8 +12487,8 @@
           </mc:Fallback>
         </mc:AlternateContent>
       </w:r>
-      <w:bookmarkEnd w:id="80"/>
-      <w:bookmarkEnd w:id="81"/>
+      <w:bookmarkEnd w:id="83"/>
+      <w:bookmarkEnd w:id="84"/>
       <w:r>
         <w:br w:type="page"/>
       </w:r>
@@ -12112,9 +12500,9 @@
         <w:spacing w:before="360" w:after="120"/>
         <w:rPr/>
       </w:pPr>
-      <w:bookmarkStart w:id="82" w:name="__RefHeading___Toc9107_1972444803"/>
-      <w:bookmarkStart w:id="83" w:name="module-hierarchy"/>
-      <w:bookmarkEnd w:id="82"/>
+      <w:bookmarkStart w:id="85" w:name="__RefHeading___Toc9242_3735757352"/>
+      <w:bookmarkStart w:id="86" w:name="module-hierarchy"/>
+      <w:bookmarkEnd w:id="85"/>
       <w:r>
         <w:rPr>
           <w:rStyle w:val="SectionNumber"/>
@@ -12143,8 +12531,8 @@
         <w:spacing w:before="280" w:after="80"/>
         <w:rPr/>
       </w:pPr>
-      <w:bookmarkStart w:id="84" w:name="__RefHeading___Toc9109_1972444803"/>
-      <w:bookmarkEnd w:id="84"/>
+      <w:bookmarkStart w:id="87" w:name="__RefHeading___Toc9244_3735757352"/>
+      <w:bookmarkEnd w:id="87"/>
       <w:r>
         <w:rPr>
           <w:rStyle w:val="SectionNumber"/>
@@ -12208,9 +12596,9 @@
         <w:spacing w:before="200" w:after="80"/>
         <w:rPr/>
       </w:pPr>
-      <w:bookmarkStart w:id="85" w:name="__RefHeading___Toc9111_1972444803"/>
-      <w:bookmarkStart w:id="86" w:name="top-and-macro-tier"/>
-      <w:bookmarkEnd w:id="85"/>
+      <w:bookmarkStart w:id="88" w:name="__RefHeading___Toc9246_3735757352"/>
+      <w:bookmarkStart w:id="89" w:name="top-and-macro-tier"/>
+      <w:bookmarkEnd w:id="88"/>
       <w:r>
         <w:rPr>
           <w:rStyle w:val="SectionNumber"/>
@@ -12235,12 +12623,12 @@
         <w:pStyle w:val="TableCaption"/>
         <w:rPr/>
       </w:pPr>
-      <w:bookmarkStart w:id="87" w:name="_Tab_7_Table_2_1__Top_and_m"/>
+      <w:bookmarkStart w:id="90" w:name="_Tab_7_Table_2_1__Top_and_m"/>
       <w:r>
         <w:rPr/>
         <w:t>Table 2.1: Top and macro tier</w:t>
       </w:r>
-      <w:bookmarkEnd w:id="87"/>
+      <w:bookmarkEnd w:id="90"/>
     </w:p>
     <w:tbl>
       <w:tblPr>
@@ -12692,7 +13080,7 @@
                 <w:szCs w:val="24"/>
                 <w:lang w:val="en-US" w:eastAsia="en-US" w:bidi="ar-SA"/>
               </w:rPr>
-              <w:t>andesite_axi4_layer</w:t>
+              <w:t>andesite_axi4_plane</w:t>
             </w:r>
           </w:p>
         </w:tc>
@@ -12788,7 +13176,7 @@
                 <w:szCs w:val="24"/>
                 <w:lang w:val="en-US" w:eastAsia="en-US" w:bidi="ar-SA"/>
               </w:rPr>
-              <w:t>andesite_scheduler_layer</w:t>
+              <w:t>andesite_scheduler_plane</w:t>
             </w:r>
           </w:p>
         </w:tc>
@@ -12884,7 +13272,7 @@
                 <w:szCs w:val="24"/>
                 <w:lang w:val="en-US" w:eastAsia="en-US" w:bidi="ar-SA"/>
               </w:rPr>
-              <w:t>andesite_training_layer</w:t>
+              <w:t>andesite_training_plane</w:t>
             </w:r>
           </w:p>
         </w:tc>
@@ -12980,7 +13368,7 @@
                 <w:szCs w:val="24"/>
                 <w:lang w:val="en-US" w:eastAsia="en-US" w:bidi="ar-SA"/>
               </w:rPr>
-              <w:t>andesite_dfi_layer</w:t>
+              <w:t>andesite_dfi_plane</w:t>
             </w:r>
           </w:p>
         </w:tc>
@@ -13011,7 +13399,7 @@
                 <w:szCs w:val="24"/>
                 <w:lang w:val="en-US" w:eastAsia="en-US" w:bidi="ar-SA"/>
               </w:rPr>
-              <w:t>scoria_dfi_layer</w:t>
+              <w:t>scoria_dfi_plane</w:t>
             </w:r>
           </w:p>
         </w:tc>
@@ -13100,7 +13488,7 @@
         </w:rPr>
         <w:t xml:space="preserve"> (FGR select, ODT policy, DBI enable, gear-down, parity) — Chapter 5 owns the parameter and CSR inventory.</w:t>
       </w:r>
-      <w:bookmarkEnd w:id="86"/>
+      <w:bookmarkEnd w:id="89"/>
     </w:p>
     <w:p>
       <w:pPr>
@@ -13108,9 +13496,9 @@
         <w:spacing w:before="200" w:after="80"/>
         <w:rPr/>
       </w:pPr>
-      <w:bookmarkStart w:id="88" w:name="__RefHeading___Toc9113_1972444803"/>
-      <w:bookmarkStart w:id="89" w:name="fub-tier-inherited-unchanged"/>
-      <w:bookmarkEnd w:id="88"/>
+      <w:bookmarkStart w:id="91" w:name="__RefHeading___Toc9248_3735757352"/>
+      <w:bookmarkStart w:id="92" w:name="fub-tier-inherited-unchanged"/>
+      <w:bookmarkEnd w:id="91"/>
       <w:r>
         <w:rPr>
           <w:rStyle w:val="SectionNumber"/>
@@ -13417,7 +13805,7 @@
         </w:rPr>
         <w:t xml:space="preserve"> is worth naming explicitly: it is the verification-side block that independently re-derives JEDEC spacing from the issued command stream. Its mechanism is inherited; its spacing-parameter set grows DDR4’s long/short pairs, and that growth is a parameter change, not a mechanism change — the same disposition scoria recorded for DDR3’s parameters.</w:t>
       </w:r>
-      <w:bookmarkEnd w:id="89"/>
+      <w:bookmarkEnd w:id="92"/>
     </w:p>
     <w:p>
       <w:pPr>
@@ -13425,8 +13813,8 @@
         <w:spacing w:before="200" w:after="80"/>
         <w:rPr/>
       </w:pPr>
-      <w:bookmarkStart w:id="90" w:name="__RefHeading___Toc9115_1972444803"/>
-      <w:bookmarkEnd w:id="90"/>
+      <w:bookmarkStart w:id="93" w:name="__RefHeading___Toc9250_3735757352"/>
+      <w:bookmarkEnd w:id="93"/>
       <w:r>
         <w:rPr>
           <w:rStyle w:val="SectionNumber"/>
@@ -13451,12 +13839,12 @@
         <w:pStyle w:val="TableCaption"/>
         <w:rPr/>
       </w:pPr>
-      <w:bookmarkStart w:id="91" w:name="_Tab_8_Table_2_2__Modified_"/>
+      <w:bookmarkStart w:id="94" w:name="_Tab_8_Table_2_2__Modified_"/>
       <w:r>
         <w:rPr/>
         <w:t>Table 2.2: Modified FUBs — every row in this table is MODIFIED, and the marking column says so rather than leaving it to the section heading</w:t>
       </w:r>
-      <w:bookmarkEnd w:id="91"/>
+      <w:bookmarkEnd w:id="94"/>
     </w:p>
     <w:tbl>
       <w:tblPr>
@@ -15022,8 +15410,8 @@
               </w:rPr>
               <w:t>Ch 3.3</w:t>
             </w:r>
-            <w:bookmarkStart w:id="92" w:name="fub-tier-modified"/>
-            <w:bookmarkEnd w:id="92"/>
+            <w:bookmarkStart w:id="95" w:name="fub-tier-modified"/>
+            <w:bookmarkEnd w:id="95"/>
           </w:p>
         </w:tc>
       </w:tr>
@@ -15034,8 +15422,8 @@
         <w:spacing w:before="200" w:after="80"/>
         <w:rPr/>
       </w:pPr>
-      <w:bookmarkStart w:id="93" w:name="__RefHeading___Toc9117_1972444803"/>
-      <w:bookmarkEnd w:id="93"/>
+      <w:bookmarkStart w:id="96" w:name="__RefHeading___Toc9252_3735757352"/>
+      <w:bookmarkEnd w:id="96"/>
       <w:r>
         <w:rPr>
           <w:rStyle w:val="SectionNumber"/>
@@ -15060,12 +15448,12 @@
         <w:pStyle w:val="TableCaption"/>
         <w:rPr/>
       </w:pPr>
-      <w:bookmarkStart w:id="94" w:name="_Tab_9_Table_2_3__New_FUBs_"/>
+      <w:bookmarkStart w:id="97" w:name="_Tab_9_Table_2_3__New_FUBs_"/>
       <w:r>
         <w:rPr/>
         <w:t>Table 2.3: New FUBs — every row is NEW</w:t>
       </w:r>
-      <w:bookmarkEnd w:id="94"/>
+      <w:bookmarkEnd w:id="97"/>
     </w:p>
     <w:tbl>
       <w:tblPr>
@@ -15571,8 +15959,8 @@
               </w:rPr>
               <w:t xml:space="preserve"> (Ch 3.3)</w:t>
             </w:r>
-            <w:bookmarkStart w:id="95" w:name="planned-hierarchy"/>
-            <w:bookmarkEnd w:id="95"/>
+            <w:bookmarkStart w:id="98" w:name="planned-hierarchy"/>
+            <w:bookmarkEnd w:id="98"/>
           </w:p>
         </w:tc>
       </w:tr>
@@ -15586,8 +15974,8 @@
         <w:spacing w:before="280" w:after="80"/>
         <w:rPr/>
       </w:pPr>
-      <w:bookmarkStart w:id="96" w:name="__RefHeading___Toc9119_1972444803"/>
-      <w:bookmarkEnd w:id="96"/>
+      <w:bookmarkStart w:id="99" w:name="__RefHeading___Toc9254_3735757352"/>
+      <w:bookmarkEnd w:id="99"/>
       <w:r>
         <w:rPr>
           <w:rStyle w:val="SectionNumber"/>
@@ -15687,7 +16075,7 @@
         <w:pStyle w:val="Normal"/>
         <w:rPr/>
       </w:pPr>
-      <w:bookmarkStart w:id="97" w:name="module-hierarchy"/>
+      <w:bookmarkStart w:id="100" w:name="module-hierarchy"/>
       <w:r>
         <w:rPr/>
         <mc:AlternateContent>
@@ -15743,7 +16131,7 @@
           </mc:Fallback>
         </mc:AlternateContent>
       </w:r>
-      <w:bookmarkEnd w:id="97"/>
+      <w:bookmarkEnd w:id="100"/>
       <w:r>
         <w:br w:type="page"/>
       </w:r>
@@ -15755,9 +16143,9 @@
         <w:spacing w:before="360" w:after="120"/>
         <w:rPr/>
       </w:pPr>
-      <w:bookmarkStart w:id="98" w:name="__RefHeading___Toc9121_1972444803"/>
-      <w:bookmarkStart w:id="99" w:name="the-target-design-point"/>
-      <w:bookmarkEnd w:id="98"/>
+      <w:bookmarkStart w:id="101" w:name="__RefHeading___Toc9256_3735757352"/>
+      <w:bookmarkStart w:id="102" w:name="the-target-design-point"/>
+      <w:bookmarkEnd w:id="101"/>
       <w:r>
         <w:rPr>
           <w:rStyle w:val="SectionNumber"/>
@@ -15786,9 +16174,9 @@
         <w:spacing w:before="280" w:after="80"/>
         <w:rPr/>
       </w:pPr>
-      <w:bookmarkStart w:id="100" w:name="__RefHeading___Toc9123_1972444803"/>
-      <w:bookmarkStart w:id="101" w:name="named-as-of-v0.1"/>
-      <w:bookmarkEnd w:id="100"/>
+      <w:bookmarkStart w:id="103" w:name="__RefHeading___Toc9258_3735757352"/>
+      <w:bookmarkStart w:id="104" w:name="named-as-of-v0.1"/>
+      <w:bookmarkEnd w:id="103"/>
       <w:r>
         <w:rPr>
           <w:rStyle w:val="SectionNumber"/>
@@ -15839,920 +16227,10 @@
         <w:pStyle w:val="TableCaption"/>
         <w:rPr/>
       </w:pPr>
-      <w:bookmarkStart w:id="102" w:name="_Tab_10_Table_2_4__The_targe"/>
+      <w:bookmarkStart w:id="105" w:name="_Tab_10_Table_2_4__The_targe"/>
       <w:r>
         <w:rPr/>
         <w:t>Table 2.4: The target design point</w:t>
-      </w:r>
-      <w:bookmarkEnd w:id="102"/>
-    </w:p>
-    <w:tbl>
-      <w:tblPr>
-        <w:tblStyle w:val="Table"/>
-        <w:tblW w:w="5000" w:type="pct"/>
-        <w:jc w:val="left"/>
-        <w:tblInd w:w="108" w:type="dxa"/>
-        <w:tblLayout w:type="fixed"/>
-        <w:tblCellMar>
-          <w:top w:w="0" w:type="dxa"/>
-          <w:left w:w="108" w:type="dxa"/>
-          <w:bottom w:w="0" w:type="dxa"/>
-          <w:right w:w="108" w:type="dxa"/>
-        </w:tblCellMar>
-        <w:tblLook w:val="0020" w:noHBand="0" w:noVBand="0" w:firstColumn="0" w:lastRow="0" w:lastColumn="0" w:firstRow="1"/>
-      </w:tblPr>
-      <w:tblGrid>
-        <w:gridCol w:w="3120"/>
-        <w:gridCol w:w="3120"/>
-        <w:gridCol w:w="3120"/>
-      </w:tblGrid>
-      <w:tr>
-        <w:trPr>
-          <w:tblHeader w:val="true"/>
-        </w:trPr>
-        <w:tc>
-          <w:tcPr>
-            <w:tcW w:w="3120" w:type="dxa"/>
-            <w:tcBorders>
-              <w:bottom w:val="single" w:sz="6" w:space="0" w:color="000000"/>
-            </w:tcBorders>
-            <w:shd w:color="auto" w:fill="E0E0E0" w:val="clear"/>
-            <w:vAlign w:val="bottom"/>
-          </w:tcPr>
-          <w:p>
-            <w:pPr>
-              <w:pStyle w:val="Compact"/>
-              <w:widowControl/>
-              <w:spacing w:before="36" w:after="36"/>
-              <w:jc w:val="left"/>
-              <w:rPr>
-                <w:rFonts w:ascii="Cambria" w:hAnsi="Cambria" w:eastAsia="Cambria" w:cs=""/>
-                <w:kern w:val="0"/>
-                <w:sz w:val="24"/>
-                <w:szCs w:val="24"/>
-                <w:lang w:val="en-US" w:eastAsia="en-US" w:bidi="ar-SA"/>
-              </w:rPr>
-            </w:pPr>
-            <w:r>
-              <w:rPr>
-                <w:rFonts w:eastAsia="Cambria" w:cs=""/>
-                <w:b/>
-                <w:kern w:val="0"/>
-                <w:sz w:val="20"/>
-                <w:szCs w:val="24"/>
-                <w:lang w:val="en-US" w:eastAsia="en-US" w:bidi="ar-SA"/>
-              </w:rPr>
-              <w:t>Item</w:t>
-            </w:r>
-          </w:p>
-        </w:tc>
-        <w:tc>
-          <w:tcPr>
-            <w:tcW w:w="3120" w:type="dxa"/>
-            <w:tcBorders>
-              <w:bottom w:val="single" w:sz="6" w:space="0" w:color="000000"/>
-            </w:tcBorders>
-            <w:shd w:color="auto" w:fill="E0E0E0" w:val="clear"/>
-            <w:vAlign w:val="bottom"/>
-          </w:tcPr>
-          <w:p>
-            <w:pPr>
-              <w:pStyle w:val="Compact"/>
-              <w:widowControl/>
-              <w:spacing w:before="36" w:after="36"/>
-              <w:jc w:val="left"/>
-              <w:rPr>
-                <w:rFonts w:ascii="Cambria" w:hAnsi="Cambria" w:eastAsia="Cambria" w:cs=""/>
-                <w:kern w:val="0"/>
-                <w:sz w:val="24"/>
-                <w:szCs w:val="24"/>
-                <w:lang w:val="en-US" w:eastAsia="en-US" w:bidi="ar-SA"/>
-              </w:rPr>
-            </w:pPr>
-            <w:r>
-              <w:rPr>
-                <w:rFonts w:eastAsia="Cambria" w:cs=""/>
-                <w:b/>
-                <w:kern w:val="0"/>
-                <w:sz w:val="20"/>
-                <w:szCs w:val="24"/>
-                <w:lang w:val="en-US" w:eastAsia="en-US" w:bidi="ar-SA"/>
-              </w:rPr>
-              <w:t>Value</w:t>
-            </w:r>
-          </w:p>
-        </w:tc>
-        <w:tc>
-          <w:tcPr>
-            <w:tcW w:w="3120" w:type="dxa"/>
-            <w:tcBorders>
-              <w:bottom w:val="single" w:sz="6" w:space="0" w:color="000000"/>
-            </w:tcBorders>
-            <w:shd w:color="auto" w:fill="E0E0E0" w:val="clear"/>
-            <w:vAlign w:val="bottom"/>
-          </w:tcPr>
-          <w:p>
-            <w:pPr>
-              <w:pStyle w:val="Compact"/>
-              <w:widowControl/>
-              <w:spacing w:before="36" w:after="36"/>
-              <w:jc w:val="left"/>
-              <w:rPr>
-                <w:rFonts w:ascii="Cambria" w:hAnsi="Cambria" w:eastAsia="Cambria" w:cs=""/>
-                <w:kern w:val="0"/>
-                <w:sz w:val="24"/>
-                <w:szCs w:val="24"/>
-                <w:lang w:val="en-US" w:eastAsia="en-US" w:bidi="ar-SA"/>
-              </w:rPr>
-            </w:pPr>
-            <w:r>
-              <w:rPr>
-                <w:rFonts w:eastAsia="Cambria" w:cs=""/>
-                <w:b/>
-                <w:kern w:val="0"/>
-                <w:sz w:val="20"/>
-                <w:szCs w:val="24"/>
-                <w:lang w:val="en-US" w:eastAsia="en-US" w:bidi="ar-SA"/>
-              </w:rPr>
-              <w:t>Source</w:t>
-            </w:r>
-          </w:p>
-        </w:tc>
-      </w:tr>
-      <w:tr>
-        <w:trPr/>
-        <w:tc>
-          <w:tcPr>
-            <w:tcW w:w="3120" w:type="dxa"/>
-            <w:tcBorders/>
-          </w:tcPr>
-          <w:p>
-            <w:pPr>
-              <w:pStyle w:val="Compact"/>
-              <w:widowControl/>
-              <w:spacing w:before="36" w:after="36"/>
-              <w:jc w:val="left"/>
-              <w:rPr>
-                <w:rFonts w:ascii="Cambria" w:hAnsi="Cambria" w:eastAsia="Cambria" w:cs=""/>
-                <w:kern w:val="0"/>
-                <w:sz w:val="24"/>
-                <w:szCs w:val="24"/>
-                <w:lang w:val="en-US" w:eastAsia="en-US" w:bidi="ar-SA"/>
-              </w:rPr>
-            </w:pPr>
-            <w:r>
-              <w:rPr>
-                <w:rFonts w:eastAsia="Cambria" w:cs=""/>
-                <w:kern w:val="0"/>
-                <w:sz w:val="24"/>
-                <w:szCs w:val="24"/>
-                <w:lang w:val="en-US" w:eastAsia="en-US" w:bidi="ar-SA"/>
-              </w:rPr>
-              <w:t>DRAM, DDR4 side</w:t>
-            </w:r>
-          </w:p>
-        </w:tc>
-        <w:tc>
-          <w:tcPr>
-            <w:tcW w:w="3120" w:type="dxa"/>
-            <w:tcBorders/>
-          </w:tcPr>
-          <w:p>
-            <w:pPr>
-              <w:pStyle w:val="Compact"/>
-              <w:widowControl/>
-              <w:spacing w:before="36" w:after="36"/>
-              <w:jc w:val="left"/>
-              <w:rPr>
-                <w:rFonts w:ascii="Cambria" w:hAnsi="Cambria" w:eastAsia="Cambria" w:cs=""/>
-                <w:kern w:val="0"/>
-                <w:sz w:val="24"/>
-                <w:szCs w:val="24"/>
-                <w:lang w:val="en-US" w:eastAsia="en-US" w:bidi="ar-SA"/>
-              </w:rPr>
-            </w:pPr>
-            <w:r>
-              <w:rPr>
-                <w:rFonts w:eastAsia="Cambria" w:cs=""/>
-                <w:kern w:val="0"/>
-                <w:sz w:val="24"/>
-                <w:szCs w:val="24"/>
-                <w:lang w:val="en-US" w:eastAsia="en-US" w:bidi="ar-SA"/>
-              </w:rPr>
-              <w:t>DDR4-1600 x8, 4 bank groups × 4 banks = 16 banks, MT40A1G8-class</w:t>
-            </w:r>
-          </w:p>
-        </w:tc>
-        <w:tc>
-          <w:tcPr>
-            <w:tcW w:w="3120" w:type="dxa"/>
-            <w:tcBorders/>
-          </w:tcPr>
-          <w:p>
-            <w:pPr>
-              <w:pStyle w:val="Compact"/>
-              <w:widowControl/>
-              <w:spacing w:before="36" w:after="36"/>
-              <w:jc w:val="left"/>
-              <w:rPr>
-                <w:rFonts w:ascii="Cambria" w:hAnsi="Cambria" w:eastAsia="Cambria" w:cs=""/>
-                <w:kern w:val="0"/>
-                <w:sz w:val="24"/>
-                <w:szCs w:val="24"/>
-                <w:lang w:val="en-US" w:eastAsia="en-US" w:bidi="ar-SA"/>
-              </w:rPr>
-            </w:pPr>
-            <w:r>
-              <w:rPr>
-                <w:rFonts w:eastAsia="Cambria" w:cs=""/>
-                <w:kern w:val="0"/>
-                <w:sz w:val="24"/>
-                <w:szCs w:val="24"/>
-                <w:lang w:val="en-US" w:eastAsia="en-US" w:bidi="ar-SA"/>
-              </w:rPr>
-              <w:t>bootstrap spec §2 design point</w:t>
-            </w:r>
-          </w:p>
-        </w:tc>
-      </w:tr>
-      <w:tr>
-        <w:trPr/>
-        <w:tc>
-          <w:tcPr>
-            <w:tcW w:w="3120" w:type="dxa"/>
-            <w:tcBorders/>
-          </w:tcPr>
-          <w:p>
-            <w:pPr>
-              <w:pStyle w:val="Compact"/>
-              <w:widowControl/>
-              <w:spacing w:before="36" w:after="36"/>
-              <w:jc w:val="left"/>
-              <w:rPr>
-                <w:rFonts w:ascii="Cambria" w:hAnsi="Cambria" w:eastAsia="Cambria" w:cs=""/>
-                <w:kern w:val="0"/>
-                <w:sz w:val="24"/>
-                <w:szCs w:val="24"/>
-                <w:lang w:val="en-US" w:eastAsia="en-US" w:bidi="ar-SA"/>
-              </w:rPr>
-            </w:pPr>
-            <w:r>
-              <w:rPr>
-                <w:rFonts w:eastAsia="Cambria" w:cs=""/>
-                <w:kern w:val="0"/>
-                <w:sz w:val="24"/>
-                <w:szCs w:val="24"/>
-                <w:lang w:val="en-US" w:eastAsia="en-US" w:bidi="ar-SA"/>
-              </w:rPr>
-              <w:t>DRAM, LPDDR4 side</w:t>
-            </w:r>
-          </w:p>
-        </w:tc>
-        <w:tc>
-          <w:tcPr>
-            <w:tcW w:w="3120" w:type="dxa"/>
-            <w:tcBorders/>
-          </w:tcPr>
-          <w:p>
-            <w:pPr>
-              <w:pStyle w:val="Compact"/>
-              <w:widowControl/>
-              <w:spacing w:before="36" w:after="36"/>
-              <w:jc w:val="left"/>
-              <w:rPr>
-                <w:rFonts w:ascii="Cambria" w:hAnsi="Cambria" w:eastAsia="Cambria" w:cs=""/>
-                <w:kern w:val="0"/>
-                <w:sz w:val="24"/>
-                <w:szCs w:val="24"/>
-                <w:lang w:val="en-US" w:eastAsia="en-US" w:bidi="ar-SA"/>
-              </w:rPr>
-            </w:pPr>
-            <w:r>
-              <w:rPr>
-                <w:rFonts w:eastAsia="Cambria" w:cs=""/>
-                <w:kern w:val="0"/>
-                <w:sz w:val="24"/>
-                <w:szCs w:val="24"/>
-                <w:lang w:val="en-US" w:eastAsia="en-US" w:bidi="ar-SA"/>
-              </w:rPr>
-              <w:t>LPDDR4-1600 x16, 8 banks per channel — ungrouped; the package offers two x16 channels</w:t>
-            </w:r>
-          </w:p>
-        </w:tc>
-        <w:tc>
-          <w:tcPr>
-            <w:tcW w:w="3120" w:type="dxa"/>
-            <w:tcBorders/>
-          </w:tcPr>
-          <w:p>
-            <w:pPr>
-              <w:pStyle w:val="Compact"/>
-              <w:widowControl/>
-              <w:spacing w:before="36" w:after="36"/>
-              <w:jc w:val="left"/>
-              <w:rPr>
-                <w:rFonts w:ascii="Cambria" w:hAnsi="Cambria" w:eastAsia="Cambria" w:cs=""/>
-                <w:kern w:val="0"/>
-                <w:sz w:val="24"/>
-                <w:szCs w:val="24"/>
-                <w:lang w:val="en-US" w:eastAsia="en-US" w:bidi="ar-SA"/>
-              </w:rPr>
-            </w:pPr>
-            <w:r>
-              <w:rPr>
-                <w:rFonts w:eastAsia="Cambria" w:cs=""/>
-                <w:kern w:val="0"/>
-                <w:sz w:val="24"/>
-                <w:szCs w:val="24"/>
-                <w:lang w:val="en-US" w:eastAsia="en-US" w:bidi="ar-SA"/>
-              </w:rPr>
-              <w:t>bootstrap spec §2; JESD209-4</w:t>
-            </w:r>
-          </w:p>
-        </w:tc>
-      </w:tr>
-      <w:tr>
-        <w:trPr/>
-        <w:tc>
-          <w:tcPr>
-            <w:tcW w:w="3120" w:type="dxa"/>
-            <w:tcBorders/>
-          </w:tcPr>
-          <w:p>
-            <w:pPr>
-              <w:pStyle w:val="Compact"/>
-              <w:widowControl/>
-              <w:spacing w:before="36" w:after="36"/>
-              <w:jc w:val="left"/>
-              <w:rPr>
-                <w:rFonts w:ascii="Cambria" w:hAnsi="Cambria" w:eastAsia="Cambria" w:cs=""/>
-                <w:kern w:val="0"/>
-                <w:sz w:val="24"/>
-                <w:szCs w:val="24"/>
-                <w:lang w:val="en-US" w:eastAsia="en-US" w:bidi="ar-SA"/>
-              </w:rPr>
-            </w:pPr>
-            <w:r>
-              <w:rPr>
-                <w:rFonts w:eastAsia="Cambria" w:cs=""/>
-                <w:kern w:val="0"/>
-                <w:sz w:val="24"/>
-                <w:szCs w:val="24"/>
-                <w:lang w:val="en-US" w:eastAsia="en-US" w:bidi="ar-SA"/>
-              </w:rPr>
-              <w:t>Data rate</w:t>
-            </w:r>
-          </w:p>
-        </w:tc>
-        <w:tc>
-          <w:tcPr>
-            <w:tcW w:w="3120" w:type="dxa"/>
-            <w:tcBorders/>
-          </w:tcPr>
-          <w:p>
-            <w:pPr>
-              <w:pStyle w:val="Compact"/>
-              <w:widowControl/>
-              <w:spacing w:before="36" w:after="36"/>
-              <w:jc w:val="left"/>
-              <w:rPr>
-                <w:rFonts w:ascii="Cambria" w:hAnsi="Cambria" w:eastAsia="Cambria" w:cs=""/>
-                <w:kern w:val="0"/>
-                <w:sz w:val="24"/>
-                <w:szCs w:val="24"/>
-                <w:lang w:val="en-US" w:eastAsia="en-US" w:bidi="ar-SA"/>
-              </w:rPr>
-            </w:pPr>
-            <w:r>
-              <w:rPr>
-                <w:rFonts w:eastAsia="Cambria" w:cs=""/>
-                <w:kern w:val="0"/>
-                <w:sz w:val="24"/>
-                <w:szCs w:val="24"/>
-                <w:lang w:val="en-US" w:eastAsia="en-US" w:bidi="ar-SA"/>
-              </w:rPr>
-              <w:t>1600 MT/s both memtypes — 800 MHz CK, tCK 1.25 ns</w:t>
-            </w:r>
-          </w:p>
-        </w:tc>
-        <w:tc>
-          <w:tcPr>
-            <w:tcW w:w="3120" w:type="dxa"/>
-            <w:tcBorders/>
-          </w:tcPr>
-          <w:p>
-            <w:pPr>
-              <w:pStyle w:val="Compact"/>
-              <w:widowControl/>
-              <w:spacing w:before="36" w:after="36"/>
-              <w:jc w:val="left"/>
-              <w:rPr>
-                <w:rFonts w:ascii="Cambria" w:hAnsi="Cambria" w:eastAsia="Cambria" w:cs=""/>
-                <w:kern w:val="0"/>
-                <w:sz w:val="24"/>
-                <w:szCs w:val="24"/>
-                <w:lang w:val="en-US" w:eastAsia="en-US" w:bidi="ar-SA"/>
-              </w:rPr>
-            </w:pPr>
-            <w:r>
-              <w:rPr>
-                <w:rFonts w:eastAsia="Cambria" w:cs=""/>
-                <w:kern w:val="0"/>
-                <w:sz w:val="24"/>
-                <w:szCs w:val="24"/>
-                <w:lang w:val="en-US" w:eastAsia="en-US" w:bidi="ar-SA"/>
-              </w:rPr>
-              <w:t>arithmetic from the rate</w:t>
-            </w:r>
-          </w:p>
-        </w:tc>
-      </w:tr>
-      <w:tr>
-        <w:trPr/>
-        <w:tc>
-          <w:tcPr>
-            <w:tcW w:w="3120" w:type="dxa"/>
-            <w:tcBorders/>
-          </w:tcPr>
-          <w:p>
-            <w:pPr>
-              <w:pStyle w:val="Compact"/>
-              <w:widowControl/>
-              <w:spacing w:before="36" w:after="36"/>
-              <w:jc w:val="left"/>
-              <w:rPr>
-                <w:rFonts w:ascii="Cambria" w:hAnsi="Cambria" w:eastAsia="Cambria" w:cs=""/>
-                <w:kern w:val="0"/>
-                <w:sz w:val="24"/>
-                <w:szCs w:val="24"/>
-                <w:lang w:val="en-US" w:eastAsia="en-US" w:bidi="ar-SA"/>
-              </w:rPr>
-            </w:pPr>
-            <w:r>
-              <w:rPr>
-                <w:rFonts w:eastAsia="Cambria" w:cs=""/>
-                <w:kern w:val="0"/>
-                <w:sz w:val="24"/>
-                <w:szCs w:val="24"/>
-                <w:lang w:val="en-US" w:eastAsia="en-US" w:bidi="ar-SA"/>
-              </w:rPr>
-              <w:t>PHY boundary</w:t>
-            </w:r>
-          </w:p>
-        </w:tc>
-        <w:tc>
-          <w:tcPr>
-            <w:tcW w:w="3120" w:type="dxa"/>
-            <w:tcBorders/>
-          </w:tcPr>
-          <w:p>
-            <w:pPr>
-              <w:pStyle w:val="Compact"/>
-              <w:widowControl/>
-              <w:spacing w:before="36" w:after="36"/>
-              <w:jc w:val="left"/>
-              <w:rPr>
-                <w:rFonts w:ascii="Cambria" w:hAnsi="Cambria" w:eastAsia="Cambria" w:cs=""/>
-                <w:kern w:val="0"/>
-                <w:sz w:val="24"/>
-                <w:szCs w:val="24"/>
-                <w:lang w:val="en-US" w:eastAsia="en-US" w:bidi="ar-SA"/>
-              </w:rPr>
-            </w:pPr>
-            <w:r>
-              <w:rPr>
-                <w:rFonts w:eastAsia="Cambria" w:cs=""/>
-                <w:kern w:val="0"/>
-                <w:sz w:val="24"/>
-                <w:szCs w:val="24"/>
-                <w:lang w:val="en-US" w:eastAsia="en-US" w:bidi="ar-SA"/>
-              </w:rPr>
-              <w:t>DFI v4.0, frequency ratio 1:4 carried from scoria</w:t>
-            </w:r>
-          </w:p>
-        </w:tc>
-        <w:tc>
-          <w:tcPr>
-            <w:tcW w:w="3120" w:type="dxa"/>
-            <w:tcBorders/>
-          </w:tcPr>
-          <w:p>
-            <w:pPr>
-              <w:pStyle w:val="Compact"/>
-              <w:widowControl/>
-              <w:spacing w:before="36" w:after="36"/>
-              <w:jc w:val="left"/>
-              <w:rPr>
-                <w:rFonts w:ascii="Cambria" w:hAnsi="Cambria" w:eastAsia="Cambria" w:cs=""/>
-                <w:kern w:val="0"/>
-                <w:sz w:val="24"/>
-                <w:szCs w:val="24"/>
-                <w:lang w:val="en-US" w:eastAsia="en-US" w:bidi="ar-SA"/>
-              </w:rPr>
-            </w:pPr>
-            <w:r>
-              <w:rPr>
-                <w:rFonts w:eastAsia="Cambria" w:cs=""/>
-                <w:kern w:val="0"/>
-                <w:sz w:val="24"/>
-                <w:szCs w:val="24"/>
-                <w:lang w:val="en-US" w:eastAsia="en-US" w:bidi="ar-SA"/>
-              </w:rPr>
-              <w:t>Ch 4</w:t>
-            </w:r>
-          </w:p>
-        </w:tc>
-      </w:tr>
-      <w:tr>
-        <w:trPr/>
-        <w:tc>
-          <w:tcPr>
-            <w:tcW w:w="3120" w:type="dxa"/>
-            <w:tcBorders/>
-          </w:tcPr>
-          <w:p>
-            <w:pPr>
-              <w:pStyle w:val="Compact"/>
-              <w:widowControl/>
-              <w:spacing w:before="36" w:after="36"/>
-              <w:jc w:val="left"/>
-              <w:rPr>
-                <w:rFonts w:ascii="Cambria" w:hAnsi="Cambria" w:eastAsia="Cambria" w:cs=""/>
-                <w:kern w:val="0"/>
-                <w:sz w:val="24"/>
-                <w:szCs w:val="24"/>
-                <w:lang w:val="en-US" w:eastAsia="en-US" w:bidi="ar-SA"/>
-              </w:rPr>
-            </w:pPr>
-            <w:r>
-              <w:rPr>
-                <w:rFonts w:eastAsia="Cambria" w:cs=""/>
-                <w:kern w:val="0"/>
-                <w:sz w:val="24"/>
-                <w:szCs w:val="24"/>
-                <w:lang w:val="en-US" w:eastAsia="en-US" w:bidi="ar-SA"/>
-              </w:rPr>
-              <w:t>Verification</w:t>
-            </w:r>
-          </w:p>
-        </w:tc>
-        <w:tc>
-          <w:tcPr>
-            <w:tcW w:w="3120" w:type="dxa"/>
-            <w:tcBorders/>
-          </w:tcPr>
-          <w:p>
-            <w:pPr>
-              <w:pStyle w:val="Compact"/>
-              <w:widowControl/>
-              <w:spacing w:before="36" w:after="36"/>
-              <w:jc w:val="left"/>
-              <w:rPr>
-                <w:rFonts w:ascii="Cambria" w:hAnsi="Cambria" w:eastAsia="Cambria" w:cs=""/>
-                <w:kern w:val="0"/>
-                <w:sz w:val="24"/>
-                <w:szCs w:val="24"/>
-                <w:lang w:val="en-US" w:eastAsia="en-US" w:bidi="ar-SA"/>
-              </w:rPr>
-            </w:pPr>
-            <w:r>
-              <w:rPr>
-                <w:rFonts w:eastAsia="Cambria" w:cs=""/>
-                <w:kern w:val="0"/>
-                <w:sz w:val="24"/>
-                <w:szCs w:val="24"/>
-                <w:lang w:val="en-US" w:eastAsia="en-US" w:bidi="ar-SA"/>
-              </w:rPr>
-              <w:t>DFI v4.0 BFM in simulation (BFM acquisition/study = andesite TASK-005)</w:t>
-            </w:r>
-          </w:p>
-        </w:tc>
-        <w:tc>
-          <w:tcPr>
-            <w:tcW w:w="3120" w:type="dxa"/>
-            <w:tcBorders/>
-          </w:tcPr>
-          <w:p>
-            <w:pPr>
-              <w:pStyle w:val="Compact"/>
-              <w:widowControl/>
-              <w:spacing w:before="36" w:after="36"/>
-              <w:jc w:val="left"/>
-              <w:rPr>
-                <w:rFonts w:ascii="Cambria" w:hAnsi="Cambria" w:eastAsia="Cambria" w:cs=""/>
-                <w:kern w:val="0"/>
-                <w:sz w:val="24"/>
-                <w:szCs w:val="24"/>
-                <w:lang w:val="en-US" w:eastAsia="en-US" w:bidi="ar-SA"/>
-              </w:rPr>
-            </w:pPr>
-            <w:r>
-              <w:rPr>
-                <w:rFonts w:eastAsia="Cambria" w:cs=""/>
-                <w:kern w:val="0"/>
-                <w:sz w:val="24"/>
-                <w:szCs w:val="24"/>
-                <w:lang w:val="en-US" w:eastAsia="en-US" w:bidi="ar-SA"/>
-              </w:rPr>
-              <w:t>Ch 6</w:t>
-            </w:r>
-          </w:p>
-        </w:tc>
-      </w:tr>
-      <w:tr>
-        <w:trPr/>
-        <w:tc>
-          <w:tcPr>
-            <w:tcW w:w="3120" w:type="dxa"/>
-            <w:tcBorders/>
-          </w:tcPr>
-          <w:p>
-            <w:pPr>
-              <w:pStyle w:val="Compact"/>
-              <w:widowControl/>
-              <w:spacing w:before="36" w:after="36"/>
-              <w:jc w:val="left"/>
-              <w:rPr>
-                <w:rFonts w:ascii="Cambria" w:hAnsi="Cambria" w:eastAsia="Cambria" w:cs=""/>
-                <w:kern w:val="0"/>
-                <w:sz w:val="24"/>
-                <w:szCs w:val="24"/>
-                <w:lang w:val="en-US" w:eastAsia="en-US" w:bidi="ar-SA"/>
-              </w:rPr>
-            </w:pPr>
-            <w:r>
-              <w:rPr>
-                <w:rFonts w:eastAsia="Cambria" w:cs=""/>
-                <w:b/>
-                <w:bCs/>
-                <w:kern w:val="0"/>
-                <w:sz w:val="24"/>
-                <w:szCs w:val="24"/>
-                <w:lang w:val="en-US" w:eastAsia="en-US" w:bidi="ar-SA"/>
-              </w:rPr>
-              <w:t>Theoretical peak, DDR4 side</w:t>
-            </w:r>
-          </w:p>
-        </w:tc>
-        <w:tc>
-          <w:tcPr>
-            <w:tcW w:w="3120" w:type="dxa"/>
-            <w:tcBorders/>
-          </w:tcPr>
-          <w:p>
-            <w:pPr>
-              <w:pStyle w:val="Compact"/>
-              <w:widowControl/>
-              <w:spacing w:before="36" w:after="36"/>
-              <w:jc w:val="left"/>
-              <w:rPr>
-                <w:rFonts w:ascii="Cambria" w:hAnsi="Cambria" w:eastAsia="Cambria" w:cs=""/>
-                <w:kern w:val="0"/>
-                <w:sz w:val="24"/>
-                <w:szCs w:val="24"/>
-                <w:lang w:val="en-US" w:eastAsia="en-US" w:bidi="ar-SA"/>
-              </w:rPr>
-            </w:pPr>
-            <w:r>
-              <w:rPr>
-                <w:rFonts w:eastAsia="Cambria" w:cs=""/>
-                <w:b/>
-                <w:bCs/>
-                <w:kern w:val="0"/>
-                <w:sz w:val="24"/>
-                <w:szCs w:val="24"/>
-                <w:lang w:val="en-US" w:eastAsia="en-US" w:bidi="ar-SA"/>
-              </w:rPr>
-              <w:t>1600 MB/s</w:t>
-            </w:r>
-            <w:r>
-              <w:rPr>
-                <w:rFonts w:eastAsia="Cambria" w:cs=""/>
-                <w:kern w:val="0"/>
-                <w:sz w:val="24"/>
-                <w:szCs w:val="24"/>
-                <w:lang w:val="en-US" w:eastAsia="en-US" w:bidi="ar-SA"/>
-              </w:rPr>
-              <w:t xml:space="preserve"> per x8 device — 1600 MT/s x 8 bit / 8</w:t>
-            </w:r>
-          </w:p>
-        </w:tc>
-        <w:tc>
-          <w:tcPr>
-            <w:tcW w:w="3120" w:type="dxa"/>
-            <w:tcBorders/>
-          </w:tcPr>
-          <w:p>
-            <w:pPr>
-              <w:pStyle w:val="Compact"/>
-              <w:widowControl/>
-              <w:spacing w:before="36" w:after="36"/>
-              <w:jc w:val="left"/>
-              <w:rPr>
-                <w:rFonts w:ascii="Cambria" w:hAnsi="Cambria" w:eastAsia="Cambria" w:cs=""/>
-                <w:kern w:val="0"/>
-                <w:sz w:val="24"/>
-                <w:szCs w:val="24"/>
-                <w:lang w:val="en-US" w:eastAsia="en-US" w:bidi="ar-SA"/>
-              </w:rPr>
-            </w:pPr>
-            <w:r>
-              <w:rPr>
-                <w:rFonts w:eastAsia="Cambria" w:cs=""/>
-                <w:kern w:val="0"/>
-                <w:sz w:val="24"/>
-                <w:szCs w:val="24"/>
-                <w:lang w:val="en-US" w:eastAsia="en-US" w:bidi="ar-SA"/>
-              </w:rPr>
-              <w:t>arithmetic; the denominator for any bandwidth claim</w:t>
-            </w:r>
-          </w:p>
-        </w:tc>
-      </w:tr>
-      <w:tr>
-        <w:trPr/>
-        <w:tc>
-          <w:tcPr>
-            <w:tcW w:w="3120" w:type="dxa"/>
-            <w:tcBorders/>
-          </w:tcPr>
-          <w:p>
-            <w:pPr>
-              <w:pStyle w:val="Compact"/>
-              <w:widowControl/>
-              <w:spacing w:before="36" w:after="36"/>
-              <w:jc w:val="left"/>
-              <w:rPr>
-                <w:rFonts w:ascii="Cambria" w:hAnsi="Cambria" w:eastAsia="Cambria" w:cs=""/>
-                <w:kern w:val="0"/>
-                <w:sz w:val="24"/>
-                <w:szCs w:val="24"/>
-                <w:lang w:val="en-US" w:eastAsia="en-US" w:bidi="ar-SA"/>
-              </w:rPr>
-            </w:pPr>
-            <w:r>
-              <w:rPr>
-                <w:rFonts w:eastAsia="Cambria" w:cs=""/>
-                <w:b/>
-                <w:bCs/>
-                <w:kern w:val="0"/>
-                <w:sz w:val="24"/>
-                <w:szCs w:val="24"/>
-                <w:lang w:val="en-US" w:eastAsia="en-US" w:bidi="ar-SA"/>
-              </w:rPr>
-              <w:t>Theoretical peak, LPDDR4 side</w:t>
-            </w:r>
-          </w:p>
-        </w:tc>
-        <w:tc>
-          <w:tcPr>
-            <w:tcW w:w="3120" w:type="dxa"/>
-            <w:tcBorders/>
-          </w:tcPr>
-          <w:p>
-            <w:pPr>
-              <w:pStyle w:val="Compact"/>
-              <w:widowControl/>
-              <w:spacing w:before="36" w:after="36"/>
-              <w:jc w:val="left"/>
-              <w:rPr>
-                <w:rFonts w:ascii="Cambria" w:hAnsi="Cambria" w:eastAsia="Cambria" w:cs=""/>
-                <w:kern w:val="0"/>
-                <w:sz w:val="24"/>
-                <w:szCs w:val="24"/>
-                <w:lang w:val="en-US" w:eastAsia="en-US" w:bidi="ar-SA"/>
-              </w:rPr>
-            </w:pPr>
-            <w:r>
-              <w:rPr>
-                <w:rFonts w:eastAsia="Cambria" w:cs=""/>
-                <w:b/>
-                <w:bCs/>
-                <w:kern w:val="0"/>
-                <w:sz w:val="24"/>
-                <w:szCs w:val="24"/>
-                <w:lang w:val="en-US" w:eastAsia="en-US" w:bidi="ar-SA"/>
-              </w:rPr>
-              <w:t>3200 MB/s</w:t>
-            </w:r>
-            <w:r>
-              <w:rPr>
-                <w:rFonts w:eastAsia="Cambria" w:cs=""/>
-                <w:kern w:val="0"/>
-                <w:sz w:val="24"/>
-                <w:szCs w:val="24"/>
-                <w:lang w:val="en-US" w:eastAsia="en-US" w:bidi="ar-SA"/>
-              </w:rPr>
-              <w:t xml:space="preserve"> per x16 channel — 1600 MT/s x 16 bit / 8</w:t>
-            </w:r>
-          </w:p>
-        </w:tc>
-        <w:tc>
-          <w:tcPr>
-            <w:tcW w:w="3120" w:type="dxa"/>
-            <w:tcBorders/>
-          </w:tcPr>
-          <w:p>
-            <w:pPr>
-              <w:pStyle w:val="Compact"/>
-              <w:widowControl/>
-              <w:spacing w:before="36" w:after="36"/>
-              <w:jc w:val="left"/>
-              <w:rPr>
-                <w:rFonts w:ascii="Cambria" w:hAnsi="Cambria" w:eastAsia="Cambria" w:cs=""/>
-                <w:kern w:val="0"/>
-                <w:sz w:val="24"/>
-                <w:szCs w:val="24"/>
-                <w:lang w:val="en-US" w:eastAsia="en-US" w:bidi="ar-SA"/>
-              </w:rPr>
-            </w:pPr>
-            <w:r>
-              <w:rPr>
-                <w:rFonts w:eastAsia="Cambria" w:cs=""/>
-                <w:kern w:val="0"/>
-                <w:sz w:val="24"/>
-                <w:szCs w:val="24"/>
-                <w:lang w:val="en-US" w:eastAsia="en-US" w:bidi="ar-SA"/>
-              </w:rPr>
-              <w:t>arithmetic; same rule</w:t>
-            </w:r>
-          </w:p>
-        </w:tc>
-      </w:tr>
-    </w:tbl>
-    <w:p>
-      <w:pPr>
-        <w:pStyle w:val="BodyText"/>
-        <w:rPr/>
-      </w:pPr>
-      <w:r>
-        <w:rPr>
-          <w:b/>
-          <w:bCs/>
-          <w:sz w:val="20"/>
-        </w:rPr>
-        <w:t>The denominator rule applies from this page on.</w:t>
-      </w:r>
-      <w:r>
-        <w:rPr>
-          <w:sz w:val="20"/>
-        </w:rPr>
-        <w:t xml:space="preserve"> Any bandwidth figure quoted anywhere in this book or its successors carries the theoretical maximum beside it. pumice learned this twice — a byte counter that was per-phase, and a percentage with no peak beside it — and the family doctrine keeps the lesson.</w:t>
-      </w:r>
-      <w:bookmarkEnd w:id="101"/>
-    </w:p>
-    <w:p>
-      <w:pPr>
-        <w:pStyle w:val="Heading2"/>
-        <w:pBdr>
-          <w:bottom w:val="single" w:sz="12" w:space="0" w:color="228B22"/>
-        </w:pBdr>
-        <w:spacing w:before="280" w:after="80"/>
-        <w:rPr/>
-      </w:pPr>
-      <w:bookmarkStart w:id="103" w:name="__RefHeading___Toc9125_1972444803"/>
-      <w:bookmarkStart w:id="104" w:name="what-this-fixes"/>
-      <w:bookmarkEnd w:id="103"/>
-      <w:r>
-        <w:rPr>
-          <w:rStyle w:val="SectionNumber"/>
-          <w:b/>
-          <w:color w:val="228B22"/>
-          <w:sz w:val="28"/>
-        </w:rPr>
-        <w:t>9.2</w:t>
-      </w:r>
-      <w:r>
-        <w:rPr>
-          <w:b/>
-          <w:color w:val="228B22"/>
-          <w:sz w:val="28"/>
-        </w:rPr>
-        <w:tab/>
-        <w:t>What this fixes</w:t>
-      </w:r>
-    </w:p>
-    <w:p>
-      <w:pPr>
-        <w:pStyle w:val="FirstParagraph"/>
-        <w:rPr/>
-      </w:pPr>
-      <w:r>
-        <w:rPr>
-          <w:sz w:val="20"/>
-        </w:rPr>
-        <w:t>Build-time parameters the architecture left open now have values; everything else stays a runtime CSR:</w:t>
-      </w:r>
-    </w:p>
-    <w:p>
-      <w:pPr>
-        <w:pStyle w:val="TableCaption"/>
-        <w:rPr/>
-      </w:pPr>
-      <w:bookmarkStart w:id="105" w:name="_Tab_11_Table_2_5__Build_tim"/>
-      <w:r>
-        <w:rPr/>
-        <w:t>Table 2.5: Build-time parameters fixed by the design point</w:t>
       </w:r>
       <w:bookmarkEnd w:id="105"/>
     </w:p>
@@ -16812,7 +16290,7 @@
                 <w:szCs w:val="24"/>
                 <w:lang w:val="en-US" w:eastAsia="en-US" w:bidi="ar-SA"/>
               </w:rPr>
-              <w:t>Parameter</w:t>
+              <w:t>Item</w:t>
             </w:r>
           </w:p>
         </w:tc>
@@ -16884,7 +16362,7 @@
                 <w:szCs w:val="24"/>
                 <w:lang w:val="en-US" w:eastAsia="en-US" w:bidi="ar-SA"/>
               </w:rPr>
-              <w:t>Why it is forced</w:t>
+              <w:t>Source</w:t>
             </w:r>
           </w:p>
         </w:tc>
@@ -16918,7 +16396,7 @@
                 <w:szCs w:val="24"/>
                 <w:lang w:val="en-US" w:eastAsia="en-US" w:bidi="ar-SA"/>
               </w:rPr>
-              <w:t>DFI frequency ratio</w:t>
+              <w:t>DRAM, DDR4 side</w:t>
             </w:r>
           </w:p>
         </w:tc>
@@ -16949,7 +16427,7 @@
                 <w:szCs w:val="24"/>
                 <w:lang w:val="en-US" w:eastAsia="en-US" w:bidi="ar-SA"/>
               </w:rPr>
-              <w:t>1:4</w:t>
+              <w:t>DDR4-1600 x8, 4 bank groups × 4 banks = 16 banks, MT40A1G8-class</w:t>
             </w:r>
           </w:p>
         </w:tc>
@@ -16980,7 +16458,7 @@
                 <w:szCs w:val="24"/>
                 <w:lang w:val="en-US" w:eastAsia="en-US" w:bidi="ar-SA"/>
               </w:rPr>
-              <w:t>carried from scoria — the datapath’s phase structure transfers at the gear it was verified at</w:t>
+              <w:t>bootstrap spec §2 design point</w:t>
             </w:r>
           </w:p>
         </w:tc>
@@ -17014,7 +16492,7 @@
                 <w:szCs w:val="24"/>
                 <w:lang w:val="en-US" w:eastAsia="en-US" w:bidi="ar-SA"/>
               </w:rPr>
-              <w:t>DDR4 geometry</w:t>
+              <w:t>DRAM, LPDDR4 side</w:t>
             </w:r>
           </w:p>
         </w:tc>
@@ -17045,7 +16523,7 @@
                 <w:szCs w:val="24"/>
                 <w:lang w:val="en-US" w:eastAsia="en-US" w:bidi="ar-SA"/>
               </w:rPr>
-              <w:t>per Table 2.4</w:t>
+              <w:t>LPDDR4-1600 x16, 8 banks per channel — ungrouped; the package offers two x16 channels</w:t>
             </w:r>
           </w:p>
         </w:tc>
@@ -17076,7 +16554,7 @@
                 <w:szCs w:val="24"/>
                 <w:lang w:val="en-US" w:eastAsia="en-US" w:bidi="ar-SA"/>
               </w:rPr>
-              <w:t>the DDR4 design point; build-time because it sizes decode, not because it varies</w:t>
+              <w:t>bootstrap spec §2; JESD209-4</w:t>
             </w:r>
           </w:p>
         </w:tc>
@@ -17110,7 +16588,7 @@
                 <w:szCs w:val="24"/>
                 <w:lang w:val="en-US" w:eastAsia="en-US" w:bidi="ar-SA"/>
               </w:rPr>
-              <w:t>LPDDR4 geometry</w:t>
+              <w:t>Data rate</w:t>
             </w:r>
           </w:p>
         </w:tc>
@@ -17141,7 +16619,7 @@
                 <w:szCs w:val="24"/>
                 <w:lang w:val="en-US" w:eastAsia="en-US" w:bidi="ar-SA"/>
               </w:rPr>
-              <w:t>per Table 2.4 — ungrouped</w:t>
+              <w:t>1600 MT/s both memtypes — 800 MHz CK, tCK 1.25 ns</w:t>
             </w:r>
           </w:p>
         </w:tc>
@@ -17172,7 +16650,7 @@
                 <w:szCs w:val="24"/>
                 <w:lang w:val="en-US" w:eastAsia="en-US" w:bidi="ar-SA"/>
               </w:rPr>
-              <w:t>the LPDDR4 design point; same rule</w:t>
+              <w:t>arithmetic from the rate</w:t>
             </w:r>
           </w:p>
         </w:tc>
@@ -17206,7 +16684,7 @@
                 <w:szCs w:val="24"/>
                 <w:lang w:val="en-US" w:eastAsia="en-US" w:bidi="ar-SA"/>
               </w:rPr>
-              <w:t>DQ width</w:t>
+              <w:t>PHY boundary</w:t>
             </w:r>
           </w:p>
         </w:tc>
@@ -17237,7 +16715,7 @@
                 <w:szCs w:val="24"/>
                 <w:lang w:val="en-US" w:eastAsia="en-US" w:bidi="ar-SA"/>
               </w:rPr>
-              <w:t>x8 (DDR4) / x16 (LPDDR4)</w:t>
+              <w:t>DFI v4.0, frequency ratio 1:4 carried from scoria</w:t>
             </w:r>
           </w:p>
         </w:tc>
@@ -17268,7 +16746,7 @@
                 <w:szCs w:val="24"/>
                 <w:lang w:val="en-US" w:eastAsia="en-US" w:bidi="ar-SA"/>
               </w:rPr>
-              <w:t>the design point’s devices</w:t>
+              <w:t>Ch 4</w:t>
             </w:r>
           </w:p>
         </w:tc>
@@ -17296,13 +16774,13 @@
             </w:pPr>
             <w:r>
               <w:rPr>
-                <w:rStyle w:val="VerbatimChar"/>
-                <w:rFonts w:eastAsia="Cambria" w:cs=""/>
-                <w:kern w:val="0"/>
-                <w:szCs w:val="24"/>
-                <w:lang w:val="en-US" w:eastAsia="en-US" w:bidi="ar-SA"/>
-              </w:rPr>
-              <w:t>NUM_RANKS</w:t>
+                <w:rFonts w:eastAsia="Cambria" w:cs=""/>
+                <w:kern w:val="0"/>
+                <w:sz w:val="24"/>
+                <w:szCs w:val="24"/>
+                <w:lang w:val="en-US" w:eastAsia="en-US" w:bidi="ar-SA"/>
+              </w:rPr>
+              <w:t>Verification</w:t>
             </w:r>
           </w:p>
         </w:tc>
@@ -17333,7 +16811,7 @@
                 <w:szCs w:val="24"/>
                 <w:lang w:val="en-US" w:eastAsia="en-US" w:bidi="ar-SA"/>
               </w:rPr>
-              <w:t>1</w:t>
+              <w:t>DFI v4.0 BFM in simulation (BFM acquisition/study = andesite TASK-005)</w:t>
             </w:r>
           </w:p>
         </w:tc>
@@ -17364,7 +16842,227 @@
                 <w:szCs w:val="24"/>
                 <w:lang w:val="en-US" w:eastAsia="en-US" w:bidi="ar-SA"/>
               </w:rPr>
-              <w:t>single-rank design point, as scoria’s was</w:t>
+              <w:t>Ch 6</w:t>
+            </w:r>
+          </w:p>
+        </w:tc>
+      </w:tr>
+      <w:tr>
+        <w:trPr/>
+        <w:tc>
+          <w:tcPr>
+            <w:tcW w:w="3120" w:type="dxa"/>
+            <w:tcBorders/>
+          </w:tcPr>
+          <w:p>
+            <w:pPr>
+              <w:pStyle w:val="Compact"/>
+              <w:widowControl/>
+              <w:spacing w:before="36" w:after="36"/>
+              <w:jc w:val="left"/>
+              <w:rPr>
+                <w:rFonts w:ascii="Cambria" w:hAnsi="Cambria" w:eastAsia="Cambria" w:cs=""/>
+                <w:kern w:val="0"/>
+                <w:sz w:val="24"/>
+                <w:szCs w:val="24"/>
+                <w:lang w:val="en-US" w:eastAsia="en-US" w:bidi="ar-SA"/>
+              </w:rPr>
+            </w:pPr>
+            <w:r>
+              <w:rPr>
+                <w:rFonts w:eastAsia="Cambria" w:cs=""/>
+                <w:b/>
+                <w:bCs/>
+                <w:kern w:val="0"/>
+                <w:sz w:val="24"/>
+                <w:szCs w:val="24"/>
+                <w:lang w:val="en-US" w:eastAsia="en-US" w:bidi="ar-SA"/>
+              </w:rPr>
+              <w:t>Theoretical peak, DDR4 side</w:t>
+            </w:r>
+          </w:p>
+        </w:tc>
+        <w:tc>
+          <w:tcPr>
+            <w:tcW w:w="3120" w:type="dxa"/>
+            <w:tcBorders/>
+          </w:tcPr>
+          <w:p>
+            <w:pPr>
+              <w:pStyle w:val="Compact"/>
+              <w:widowControl/>
+              <w:spacing w:before="36" w:after="36"/>
+              <w:jc w:val="left"/>
+              <w:rPr>
+                <w:rFonts w:ascii="Cambria" w:hAnsi="Cambria" w:eastAsia="Cambria" w:cs=""/>
+                <w:kern w:val="0"/>
+                <w:sz w:val="24"/>
+                <w:szCs w:val="24"/>
+                <w:lang w:val="en-US" w:eastAsia="en-US" w:bidi="ar-SA"/>
+              </w:rPr>
+            </w:pPr>
+            <w:r>
+              <w:rPr>
+                <w:rFonts w:eastAsia="Cambria" w:cs=""/>
+                <w:b/>
+                <w:bCs/>
+                <w:kern w:val="0"/>
+                <w:sz w:val="24"/>
+                <w:szCs w:val="24"/>
+                <w:lang w:val="en-US" w:eastAsia="en-US" w:bidi="ar-SA"/>
+              </w:rPr>
+              <w:t>1600 MB/s</w:t>
+            </w:r>
+            <w:r>
+              <w:rPr>
+                <w:rFonts w:eastAsia="Cambria" w:cs=""/>
+                <w:kern w:val="0"/>
+                <w:sz w:val="24"/>
+                <w:szCs w:val="24"/>
+                <w:lang w:val="en-US" w:eastAsia="en-US" w:bidi="ar-SA"/>
+              </w:rPr>
+              <w:t xml:space="preserve"> per x8 device — 1600 MT/s x 8 bit / 8</w:t>
+            </w:r>
+          </w:p>
+        </w:tc>
+        <w:tc>
+          <w:tcPr>
+            <w:tcW w:w="3120" w:type="dxa"/>
+            <w:tcBorders/>
+          </w:tcPr>
+          <w:p>
+            <w:pPr>
+              <w:pStyle w:val="Compact"/>
+              <w:widowControl/>
+              <w:spacing w:before="36" w:after="36"/>
+              <w:jc w:val="left"/>
+              <w:rPr>
+                <w:rFonts w:ascii="Cambria" w:hAnsi="Cambria" w:eastAsia="Cambria" w:cs=""/>
+                <w:kern w:val="0"/>
+                <w:sz w:val="24"/>
+                <w:szCs w:val="24"/>
+                <w:lang w:val="en-US" w:eastAsia="en-US" w:bidi="ar-SA"/>
+              </w:rPr>
+            </w:pPr>
+            <w:r>
+              <w:rPr>
+                <w:rFonts w:eastAsia="Cambria" w:cs=""/>
+                <w:kern w:val="0"/>
+                <w:sz w:val="24"/>
+                <w:szCs w:val="24"/>
+                <w:lang w:val="en-US" w:eastAsia="en-US" w:bidi="ar-SA"/>
+              </w:rPr>
+              <w:t>arithmetic; the denominator for any bandwidth claim</w:t>
+            </w:r>
+          </w:p>
+        </w:tc>
+      </w:tr>
+      <w:tr>
+        <w:trPr/>
+        <w:tc>
+          <w:tcPr>
+            <w:tcW w:w="3120" w:type="dxa"/>
+            <w:tcBorders/>
+          </w:tcPr>
+          <w:p>
+            <w:pPr>
+              <w:pStyle w:val="Compact"/>
+              <w:widowControl/>
+              <w:spacing w:before="36" w:after="36"/>
+              <w:jc w:val="left"/>
+              <w:rPr>
+                <w:rFonts w:ascii="Cambria" w:hAnsi="Cambria" w:eastAsia="Cambria" w:cs=""/>
+                <w:kern w:val="0"/>
+                <w:sz w:val="24"/>
+                <w:szCs w:val="24"/>
+                <w:lang w:val="en-US" w:eastAsia="en-US" w:bidi="ar-SA"/>
+              </w:rPr>
+            </w:pPr>
+            <w:r>
+              <w:rPr>
+                <w:rFonts w:eastAsia="Cambria" w:cs=""/>
+                <w:b/>
+                <w:bCs/>
+                <w:kern w:val="0"/>
+                <w:sz w:val="24"/>
+                <w:szCs w:val="24"/>
+                <w:lang w:val="en-US" w:eastAsia="en-US" w:bidi="ar-SA"/>
+              </w:rPr>
+              <w:t>Theoretical peak, LPDDR4 side</w:t>
+            </w:r>
+          </w:p>
+        </w:tc>
+        <w:tc>
+          <w:tcPr>
+            <w:tcW w:w="3120" w:type="dxa"/>
+            <w:tcBorders/>
+          </w:tcPr>
+          <w:p>
+            <w:pPr>
+              <w:pStyle w:val="Compact"/>
+              <w:widowControl/>
+              <w:spacing w:before="36" w:after="36"/>
+              <w:jc w:val="left"/>
+              <w:rPr>
+                <w:rFonts w:ascii="Cambria" w:hAnsi="Cambria" w:eastAsia="Cambria" w:cs=""/>
+                <w:kern w:val="0"/>
+                <w:sz w:val="24"/>
+                <w:szCs w:val="24"/>
+                <w:lang w:val="en-US" w:eastAsia="en-US" w:bidi="ar-SA"/>
+              </w:rPr>
+            </w:pPr>
+            <w:r>
+              <w:rPr>
+                <w:rFonts w:eastAsia="Cambria" w:cs=""/>
+                <w:b/>
+                <w:bCs/>
+                <w:kern w:val="0"/>
+                <w:sz w:val="24"/>
+                <w:szCs w:val="24"/>
+                <w:lang w:val="en-US" w:eastAsia="en-US" w:bidi="ar-SA"/>
+              </w:rPr>
+              <w:t>3200 MB/s</w:t>
+            </w:r>
+            <w:r>
+              <w:rPr>
+                <w:rFonts w:eastAsia="Cambria" w:cs=""/>
+                <w:kern w:val="0"/>
+                <w:sz w:val="24"/>
+                <w:szCs w:val="24"/>
+                <w:lang w:val="en-US" w:eastAsia="en-US" w:bidi="ar-SA"/>
+              </w:rPr>
+              <w:t xml:space="preserve"> per x16 channel — 1600 MT/s x 16 bit / 8</w:t>
+            </w:r>
+          </w:p>
+        </w:tc>
+        <w:tc>
+          <w:tcPr>
+            <w:tcW w:w="3120" w:type="dxa"/>
+            <w:tcBorders/>
+          </w:tcPr>
+          <w:p>
+            <w:pPr>
+              <w:pStyle w:val="Compact"/>
+              <w:widowControl/>
+              <w:spacing w:before="36" w:after="36"/>
+              <w:jc w:val="left"/>
+              <w:rPr>
+                <w:rFonts w:ascii="Cambria" w:hAnsi="Cambria" w:eastAsia="Cambria" w:cs=""/>
+                <w:kern w:val="0"/>
+                <w:sz w:val="24"/>
+                <w:szCs w:val="24"/>
+                <w:lang w:val="en-US" w:eastAsia="en-US" w:bidi="ar-SA"/>
+              </w:rPr>
+            </w:pPr>
+            <w:r>
+              <w:rPr>
+                <w:rFonts w:eastAsia="Cambria" w:cs=""/>
+                <w:kern w:val="0"/>
+                <w:sz w:val="24"/>
+                <w:szCs w:val="24"/>
+                <w:lang w:val="en-US" w:eastAsia="en-US" w:bidi="ar-SA"/>
+              </w:rPr>
+              <w:t>arithmetic; same rule</w:t>
             </w:r>
           </w:p>
         </w:tc>
@@ -17377,43 +17075,17 @@
       </w:pPr>
       <w:r>
         <w:rPr>
-          <w:sz w:val="20"/>
-        </w:rPr>
-        <w:t xml:space="preserve">Note what is </w:t>
-      </w:r>
-      <w:r>
-        <w:rPr>
-          <w:i/>
-          <w:iCs/>
-          <w:sz w:val="20"/>
-        </w:rPr>
-        <w:t>not</w:t>
-      </w:r>
-      <w:r>
-        <w:rPr>
-          <w:sz w:val="20"/>
-        </w:rPr>
-        <w:t xml:space="preserve"> in the table: every timing. tCCD_L/S and tRRD_L/S are runtime CSRs exactly like their plain ancestors, and the JEDEC speed-bin values that initialise them belong to the CSR derivation (Chapter 5), cited to JESD79-4 / JESD209-4 — the standards live in cold storage, not the repo, per the house rule.</w:t>
-      </w:r>
-    </w:p>
-    <w:p>
-      <w:pPr>
-        <w:pStyle w:val="BodyText"/>
-        <w:rPr/>
-      </w:pPr>
-      <w:r>
-        <w:rPr>
           <w:b/>
           <w:bCs/>
           <w:sz w:val="20"/>
         </w:rPr>
-        <w:t>The 1:4 ratio is the same happy accident scoria had.</w:t>
-      </w:r>
-      <w:r>
-        <w:rPr>
-          <w:sz w:val="20"/>
-        </w:rPr>
-        <w:t xml:space="preserve"> pumice and scoria both run four DFI phases, so the inherited DFI datapath — the async-FIFO CDC, the per-phase pipelines — transfers at the gear it was built and verified at. DFI 4.0’s frequency-ratio options beyond 1:4 are named in Chapter 4 and left for a board PHY to justify.</w:t>
+        <w:t>The denominator rule applies from this page on.</w:t>
+      </w:r>
+      <w:r>
+        <w:rPr>
+          <w:sz w:val="20"/>
+        </w:rPr>
+        <w:t xml:space="preserve"> Any bandwidth figure quoted anywhere in this book or its successors carries the theoretical maximum beside it. pumice learned this twice — a byte counter that was per-phase, and a percentage with no peak beside it — and the family doctrine keeps the lesson.</w:t>
       </w:r>
       <w:bookmarkEnd w:id="104"/>
     </w:p>
@@ -17426,8 +17098,8 @@
         <w:spacing w:before="280" w:after="80"/>
         <w:rPr/>
       </w:pPr>
-      <w:bookmarkStart w:id="106" w:name="__RefHeading___Toc9127_1972444803"/>
-      <w:bookmarkStart w:id="107" w:name="what-is-still-open"/>
+      <w:bookmarkStart w:id="106" w:name="__RefHeading___Toc9260_3735757352"/>
+      <w:bookmarkStart w:id="107" w:name="what-this-fixes"/>
       <w:bookmarkEnd w:id="106"/>
       <w:r>
         <w:rPr>
@@ -17436,7 +17108,7 @@
           <w:color w:val="228B22"/>
           <w:sz w:val="28"/>
         </w:rPr>
-        <w:t>9.3</w:t>
+        <w:t>9.2</w:t>
       </w:r>
       <w:r>
         <w:rPr>
@@ -17445,7 +17117,7 @@
           <w:sz w:val="28"/>
         </w:rPr>
         <w:tab/>
-        <w:t>What is still open</w:t>
+        <w:t>What this fixes</w:t>
       </w:r>
     </w:p>
     <w:p>
@@ -17457,11 +17129,637 @@
         <w:rPr>
           <w:sz w:val="20"/>
         </w:rPr>
-        <w:t>Nothing in the design point itself. Three adjacent choices are recorded as open questions in Chapter 6 rather than decided here: CA-parity scope (hardware counter vs firmware assist), the gear-down coverage scope for the BFM, and LPDDR4 channel count beyond the one-channel design point.</w:t>
+        <w:t>Build-time parameters the architecture left open now have values; everything else stays a runtime CSR:</w:t>
       </w:r>
     </w:p>
     <w:p>
       <w:pPr>
+        <w:pStyle w:val="TableCaption"/>
+        <w:rPr/>
+      </w:pPr>
+      <w:bookmarkStart w:id="108" w:name="_Tab_11_Table_2_5__Build_tim"/>
+      <w:r>
+        <w:rPr/>
+        <w:t>Table 2.5: Build-time parameters fixed by the design point</w:t>
+      </w:r>
+      <w:bookmarkEnd w:id="108"/>
+    </w:p>
+    <w:tbl>
+      <w:tblPr>
+        <w:tblStyle w:val="Table"/>
+        <w:tblW w:w="5000" w:type="pct"/>
+        <w:jc w:val="left"/>
+        <w:tblInd w:w="108" w:type="dxa"/>
+        <w:tblLayout w:type="fixed"/>
+        <w:tblCellMar>
+          <w:top w:w="0" w:type="dxa"/>
+          <w:left w:w="108" w:type="dxa"/>
+          <w:bottom w:w="0" w:type="dxa"/>
+          <w:right w:w="108" w:type="dxa"/>
+        </w:tblCellMar>
+        <w:tblLook w:val="0020" w:noHBand="0" w:noVBand="0" w:firstColumn="0" w:lastRow="0" w:lastColumn="0" w:firstRow="1"/>
+      </w:tblPr>
+      <w:tblGrid>
+        <w:gridCol w:w="3120"/>
+        <w:gridCol w:w="3120"/>
+        <w:gridCol w:w="3120"/>
+      </w:tblGrid>
+      <w:tr>
+        <w:trPr>
+          <w:tblHeader w:val="true"/>
+        </w:trPr>
+        <w:tc>
+          <w:tcPr>
+            <w:tcW w:w="3120" w:type="dxa"/>
+            <w:tcBorders>
+              <w:bottom w:val="single" w:sz="6" w:space="0" w:color="000000"/>
+            </w:tcBorders>
+            <w:shd w:color="auto" w:fill="E0E0E0" w:val="clear"/>
+            <w:vAlign w:val="bottom"/>
+          </w:tcPr>
+          <w:p>
+            <w:pPr>
+              <w:pStyle w:val="Compact"/>
+              <w:widowControl/>
+              <w:spacing w:before="36" w:after="36"/>
+              <w:jc w:val="left"/>
+              <w:rPr>
+                <w:rFonts w:ascii="Cambria" w:hAnsi="Cambria" w:eastAsia="Cambria" w:cs=""/>
+                <w:kern w:val="0"/>
+                <w:sz w:val="24"/>
+                <w:szCs w:val="24"/>
+                <w:lang w:val="en-US" w:eastAsia="en-US" w:bidi="ar-SA"/>
+              </w:rPr>
+            </w:pPr>
+            <w:r>
+              <w:rPr>
+                <w:rFonts w:eastAsia="Cambria" w:cs=""/>
+                <w:b/>
+                <w:kern w:val="0"/>
+                <w:sz w:val="20"/>
+                <w:szCs w:val="24"/>
+                <w:lang w:val="en-US" w:eastAsia="en-US" w:bidi="ar-SA"/>
+              </w:rPr>
+              <w:t>Parameter</w:t>
+            </w:r>
+          </w:p>
+        </w:tc>
+        <w:tc>
+          <w:tcPr>
+            <w:tcW w:w="3120" w:type="dxa"/>
+            <w:tcBorders>
+              <w:bottom w:val="single" w:sz="6" w:space="0" w:color="000000"/>
+            </w:tcBorders>
+            <w:shd w:color="auto" w:fill="E0E0E0" w:val="clear"/>
+            <w:vAlign w:val="bottom"/>
+          </w:tcPr>
+          <w:p>
+            <w:pPr>
+              <w:pStyle w:val="Compact"/>
+              <w:widowControl/>
+              <w:spacing w:before="36" w:after="36"/>
+              <w:jc w:val="left"/>
+              <w:rPr>
+                <w:rFonts w:ascii="Cambria" w:hAnsi="Cambria" w:eastAsia="Cambria" w:cs=""/>
+                <w:kern w:val="0"/>
+                <w:sz w:val="24"/>
+                <w:szCs w:val="24"/>
+                <w:lang w:val="en-US" w:eastAsia="en-US" w:bidi="ar-SA"/>
+              </w:rPr>
+            </w:pPr>
+            <w:r>
+              <w:rPr>
+                <w:rFonts w:eastAsia="Cambria" w:cs=""/>
+                <w:b/>
+                <w:kern w:val="0"/>
+                <w:sz w:val="20"/>
+                <w:szCs w:val="24"/>
+                <w:lang w:val="en-US" w:eastAsia="en-US" w:bidi="ar-SA"/>
+              </w:rPr>
+              <w:t>Value</w:t>
+            </w:r>
+          </w:p>
+        </w:tc>
+        <w:tc>
+          <w:tcPr>
+            <w:tcW w:w="3120" w:type="dxa"/>
+            <w:tcBorders>
+              <w:bottom w:val="single" w:sz="6" w:space="0" w:color="000000"/>
+            </w:tcBorders>
+            <w:shd w:color="auto" w:fill="E0E0E0" w:val="clear"/>
+            <w:vAlign w:val="bottom"/>
+          </w:tcPr>
+          <w:p>
+            <w:pPr>
+              <w:pStyle w:val="Compact"/>
+              <w:widowControl/>
+              <w:spacing w:before="36" w:after="36"/>
+              <w:jc w:val="left"/>
+              <w:rPr>
+                <w:rFonts w:ascii="Cambria" w:hAnsi="Cambria" w:eastAsia="Cambria" w:cs=""/>
+                <w:kern w:val="0"/>
+                <w:sz w:val="24"/>
+                <w:szCs w:val="24"/>
+                <w:lang w:val="en-US" w:eastAsia="en-US" w:bidi="ar-SA"/>
+              </w:rPr>
+            </w:pPr>
+            <w:r>
+              <w:rPr>
+                <w:rFonts w:eastAsia="Cambria" w:cs=""/>
+                <w:b/>
+                <w:kern w:val="0"/>
+                <w:sz w:val="20"/>
+                <w:szCs w:val="24"/>
+                <w:lang w:val="en-US" w:eastAsia="en-US" w:bidi="ar-SA"/>
+              </w:rPr>
+              <w:t>Why it is forced</w:t>
+            </w:r>
+          </w:p>
+        </w:tc>
+      </w:tr>
+      <w:tr>
+        <w:trPr/>
+        <w:tc>
+          <w:tcPr>
+            <w:tcW w:w="3120" w:type="dxa"/>
+            <w:tcBorders/>
+          </w:tcPr>
+          <w:p>
+            <w:pPr>
+              <w:pStyle w:val="Compact"/>
+              <w:widowControl/>
+              <w:spacing w:before="36" w:after="36"/>
+              <w:jc w:val="left"/>
+              <w:rPr>
+                <w:rFonts w:ascii="Cambria" w:hAnsi="Cambria" w:eastAsia="Cambria" w:cs=""/>
+                <w:kern w:val="0"/>
+                <w:sz w:val="24"/>
+                <w:szCs w:val="24"/>
+                <w:lang w:val="en-US" w:eastAsia="en-US" w:bidi="ar-SA"/>
+              </w:rPr>
+            </w:pPr>
+            <w:r>
+              <w:rPr>
+                <w:rFonts w:eastAsia="Cambria" w:cs=""/>
+                <w:kern w:val="0"/>
+                <w:sz w:val="24"/>
+                <w:szCs w:val="24"/>
+                <w:lang w:val="en-US" w:eastAsia="en-US" w:bidi="ar-SA"/>
+              </w:rPr>
+              <w:t>DFI frequency ratio</w:t>
+            </w:r>
+          </w:p>
+        </w:tc>
+        <w:tc>
+          <w:tcPr>
+            <w:tcW w:w="3120" w:type="dxa"/>
+            <w:tcBorders/>
+          </w:tcPr>
+          <w:p>
+            <w:pPr>
+              <w:pStyle w:val="Compact"/>
+              <w:widowControl/>
+              <w:spacing w:before="36" w:after="36"/>
+              <w:jc w:val="left"/>
+              <w:rPr>
+                <w:rFonts w:ascii="Cambria" w:hAnsi="Cambria" w:eastAsia="Cambria" w:cs=""/>
+                <w:kern w:val="0"/>
+                <w:sz w:val="24"/>
+                <w:szCs w:val="24"/>
+                <w:lang w:val="en-US" w:eastAsia="en-US" w:bidi="ar-SA"/>
+              </w:rPr>
+            </w:pPr>
+            <w:r>
+              <w:rPr>
+                <w:rFonts w:eastAsia="Cambria" w:cs=""/>
+                <w:kern w:val="0"/>
+                <w:sz w:val="24"/>
+                <w:szCs w:val="24"/>
+                <w:lang w:val="en-US" w:eastAsia="en-US" w:bidi="ar-SA"/>
+              </w:rPr>
+              <w:t>1:4</w:t>
+            </w:r>
+          </w:p>
+        </w:tc>
+        <w:tc>
+          <w:tcPr>
+            <w:tcW w:w="3120" w:type="dxa"/>
+            <w:tcBorders/>
+          </w:tcPr>
+          <w:p>
+            <w:pPr>
+              <w:pStyle w:val="Compact"/>
+              <w:widowControl/>
+              <w:spacing w:before="36" w:after="36"/>
+              <w:jc w:val="left"/>
+              <w:rPr>
+                <w:rFonts w:ascii="Cambria" w:hAnsi="Cambria" w:eastAsia="Cambria" w:cs=""/>
+                <w:kern w:val="0"/>
+                <w:sz w:val="24"/>
+                <w:szCs w:val="24"/>
+                <w:lang w:val="en-US" w:eastAsia="en-US" w:bidi="ar-SA"/>
+              </w:rPr>
+            </w:pPr>
+            <w:r>
+              <w:rPr>
+                <w:rFonts w:eastAsia="Cambria" w:cs=""/>
+                <w:kern w:val="0"/>
+                <w:sz w:val="24"/>
+                <w:szCs w:val="24"/>
+                <w:lang w:val="en-US" w:eastAsia="en-US" w:bidi="ar-SA"/>
+              </w:rPr>
+              <w:t>carried from scoria — the datapath’s phase structure transfers at the gear it was verified at</w:t>
+            </w:r>
+          </w:p>
+        </w:tc>
+      </w:tr>
+      <w:tr>
+        <w:trPr/>
+        <w:tc>
+          <w:tcPr>
+            <w:tcW w:w="3120" w:type="dxa"/>
+            <w:tcBorders/>
+          </w:tcPr>
+          <w:p>
+            <w:pPr>
+              <w:pStyle w:val="Compact"/>
+              <w:widowControl/>
+              <w:spacing w:before="36" w:after="36"/>
+              <w:jc w:val="left"/>
+              <w:rPr>
+                <w:rFonts w:ascii="Cambria" w:hAnsi="Cambria" w:eastAsia="Cambria" w:cs=""/>
+                <w:kern w:val="0"/>
+                <w:sz w:val="24"/>
+                <w:szCs w:val="24"/>
+                <w:lang w:val="en-US" w:eastAsia="en-US" w:bidi="ar-SA"/>
+              </w:rPr>
+            </w:pPr>
+            <w:r>
+              <w:rPr>
+                <w:rFonts w:eastAsia="Cambria" w:cs=""/>
+                <w:kern w:val="0"/>
+                <w:sz w:val="24"/>
+                <w:szCs w:val="24"/>
+                <w:lang w:val="en-US" w:eastAsia="en-US" w:bidi="ar-SA"/>
+              </w:rPr>
+              <w:t>DDR4 geometry</w:t>
+            </w:r>
+          </w:p>
+        </w:tc>
+        <w:tc>
+          <w:tcPr>
+            <w:tcW w:w="3120" w:type="dxa"/>
+            <w:tcBorders/>
+          </w:tcPr>
+          <w:p>
+            <w:pPr>
+              <w:pStyle w:val="Compact"/>
+              <w:widowControl/>
+              <w:spacing w:before="36" w:after="36"/>
+              <w:jc w:val="left"/>
+              <w:rPr>
+                <w:rFonts w:ascii="Cambria" w:hAnsi="Cambria" w:eastAsia="Cambria" w:cs=""/>
+                <w:kern w:val="0"/>
+                <w:sz w:val="24"/>
+                <w:szCs w:val="24"/>
+                <w:lang w:val="en-US" w:eastAsia="en-US" w:bidi="ar-SA"/>
+              </w:rPr>
+            </w:pPr>
+            <w:r>
+              <w:rPr>
+                <w:rFonts w:eastAsia="Cambria" w:cs=""/>
+                <w:kern w:val="0"/>
+                <w:sz w:val="24"/>
+                <w:szCs w:val="24"/>
+                <w:lang w:val="en-US" w:eastAsia="en-US" w:bidi="ar-SA"/>
+              </w:rPr>
+              <w:t>per Table 2.4</w:t>
+            </w:r>
+          </w:p>
+        </w:tc>
+        <w:tc>
+          <w:tcPr>
+            <w:tcW w:w="3120" w:type="dxa"/>
+            <w:tcBorders/>
+          </w:tcPr>
+          <w:p>
+            <w:pPr>
+              <w:pStyle w:val="Compact"/>
+              <w:widowControl/>
+              <w:spacing w:before="36" w:after="36"/>
+              <w:jc w:val="left"/>
+              <w:rPr>
+                <w:rFonts w:ascii="Cambria" w:hAnsi="Cambria" w:eastAsia="Cambria" w:cs=""/>
+                <w:kern w:val="0"/>
+                <w:sz w:val="24"/>
+                <w:szCs w:val="24"/>
+                <w:lang w:val="en-US" w:eastAsia="en-US" w:bidi="ar-SA"/>
+              </w:rPr>
+            </w:pPr>
+            <w:r>
+              <w:rPr>
+                <w:rFonts w:eastAsia="Cambria" w:cs=""/>
+                <w:kern w:val="0"/>
+                <w:sz w:val="24"/>
+                <w:szCs w:val="24"/>
+                <w:lang w:val="en-US" w:eastAsia="en-US" w:bidi="ar-SA"/>
+              </w:rPr>
+              <w:t>the DDR4 design point; build-time because it sizes decode, not because it varies</w:t>
+            </w:r>
+          </w:p>
+        </w:tc>
+      </w:tr>
+      <w:tr>
+        <w:trPr/>
+        <w:tc>
+          <w:tcPr>
+            <w:tcW w:w="3120" w:type="dxa"/>
+            <w:tcBorders/>
+          </w:tcPr>
+          <w:p>
+            <w:pPr>
+              <w:pStyle w:val="Compact"/>
+              <w:widowControl/>
+              <w:spacing w:before="36" w:after="36"/>
+              <w:jc w:val="left"/>
+              <w:rPr>
+                <w:rFonts w:ascii="Cambria" w:hAnsi="Cambria" w:eastAsia="Cambria" w:cs=""/>
+                <w:kern w:val="0"/>
+                <w:sz w:val="24"/>
+                <w:szCs w:val="24"/>
+                <w:lang w:val="en-US" w:eastAsia="en-US" w:bidi="ar-SA"/>
+              </w:rPr>
+            </w:pPr>
+            <w:r>
+              <w:rPr>
+                <w:rFonts w:eastAsia="Cambria" w:cs=""/>
+                <w:kern w:val="0"/>
+                <w:sz w:val="24"/>
+                <w:szCs w:val="24"/>
+                <w:lang w:val="en-US" w:eastAsia="en-US" w:bidi="ar-SA"/>
+              </w:rPr>
+              <w:t>LPDDR4 geometry</w:t>
+            </w:r>
+          </w:p>
+        </w:tc>
+        <w:tc>
+          <w:tcPr>
+            <w:tcW w:w="3120" w:type="dxa"/>
+            <w:tcBorders/>
+          </w:tcPr>
+          <w:p>
+            <w:pPr>
+              <w:pStyle w:val="Compact"/>
+              <w:widowControl/>
+              <w:spacing w:before="36" w:after="36"/>
+              <w:jc w:val="left"/>
+              <w:rPr>
+                <w:rFonts w:ascii="Cambria" w:hAnsi="Cambria" w:eastAsia="Cambria" w:cs=""/>
+                <w:kern w:val="0"/>
+                <w:sz w:val="24"/>
+                <w:szCs w:val="24"/>
+                <w:lang w:val="en-US" w:eastAsia="en-US" w:bidi="ar-SA"/>
+              </w:rPr>
+            </w:pPr>
+            <w:r>
+              <w:rPr>
+                <w:rFonts w:eastAsia="Cambria" w:cs=""/>
+                <w:kern w:val="0"/>
+                <w:sz w:val="24"/>
+                <w:szCs w:val="24"/>
+                <w:lang w:val="en-US" w:eastAsia="en-US" w:bidi="ar-SA"/>
+              </w:rPr>
+              <w:t>per Table 2.4 — ungrouped</w:t>
+            </w:r>
+          </w:p>
+        </w:tc>
+        <w:tc>
+          <w:tcPr>
+            <w:tcW w:w="3120" w:type="dxa"/>
+            <w:tcBorders/>
+          </w:tcPr>
+          <w:p>
+            <w:pPr>
+              <w:pStyle w:val="Compact"/>
+              <w:widowControl/>
+              <w:spacing w:before="36" w:after="36"/>
+              <w:jc w:val="left"/>
+              <w:rPr>
+                <w:rFonts w:ascii="Cambria" w:hAnsi="Cambria" w:eastAsia="Cambria" w:cs=""/>
+                <w:kern w:val="0"/>
+                <w:sz w:val="24"/>
+                <w:szCs w:val="24"/>
+                <w:lang w:val="en-US" w:eastAsia="en-US" w:bidi="ar-SA"/>
+              </w:rPr>
+            </w:pPr>
+            <w:r>
+              <w:rPr>
+                <w:rFonts w:eastAsia="Cambria" w:cs=""/>
+                <w:kern w:val="0"/>
+                <w:sz w:val="24"/>
+                <w:szCs w:val="24"/>
+                <w:lang w:val="en-US" w:eastAsia="en-US" w:bidi="ar-SA"/>
+              </w:rPr>
+              <w:t>the LPDDR4 design point; same rule</w:t>
+            </w:r>
+          </w:p>
+        </w:tc>
+      </w:tr>
+      <w:tr>
+        <w:trPr/>
+        <w:tc>
+          <w:tcPr>
+            <w:tcW w:w="3120" w:type="dxa"/>
+            <w:tcBorders/>
+          </w:tcPr>
+          <w:p>
+            <w:pPr>
+              <w:pStyle w:val="Compact"/>
+              <w:widowControl/>
+              <w:spacing w:before="36" w:after="36"/>
+              <w:jc w:val="left"/>
+              <w:rPr>
+                <w:rFonts w:ascii="Cambria" w:hAnsi="Cambria" w:eastAsia="Cambria" w:cs=""/>
+                <w:kern w:val="0"/>
+                <w:sz w:val="24"/>
+                <w:szCs w:val="24"/>
+                <w:lang w:val="en-US" w:eastAsia="en-US" w:bidi="ar-SA"/>
+              </w:rPr>
+            </w:pPr>
+            <w:r>
+              <w:rPr>
+                <w:rFonts w:eastAsia="Cambria" w:cs=""/>
+                <w:kern w:val="0"/>
+                <w:sz w:val="24"/>
+                <w:szCs w:val="24"/>
+                <w:lang w:val="en-US" w:eastAsia="en-US" w:bidi="ar-SA"/>
+              </w:rPr>
+              <w:t>DQ width</w:t>
+            </w:r>
+          </w:p>
+        </w:tc>
+        <w:tc>
+          <w:tcPr>
+            <w:tcW w:w="3120" w:type="dxa"/>
+            <w:tcBorders/>
+          </w:tcPr>
+          <w:p>
+            <w:pPr>
+              <w:pStyle w:val="Compact"/>
+              <w:widowControl/>
+              <w:spacing w:before="36" w:after="36"/>
+              <w:jc w:val="left"/>
+              <w:rPr>
+                <w:rFonts w:ascii="Cambria" w:hAnsi="Cambria" w:eastAsia="Cambria" w:cs=""/>
+                <w:kern w:val="0"/>
+                <w:sz w:val="24"/>
+                <w:szCs w:val="24"/>
+                <w:lang w:val="en-US" w:eastAsia="en-US" w:bidi="ar-SA"/>
+              </w:rPr>
+            </w:pPr>
+            <w:r>
+              <w:rPr>
+                <w:rFonts w:eastAsia="Cambria" w:cs=""/>
+                <w:kern w:val="0"/>
+                <w:sz w:val="24"/>
+                <w:szCs w:val="24"/>
+                <w:lang w:val="en-US" w:eastAsia="en-US" w:bidi="ar-SA"/>
+              </w:rPr>
+              <w:t>x8 (DDR4) / x16 (LPDDR4)</w:t>
+            </w:r>
+          </w:p>
+        </w:tc>
+        <w:tc>
+          <w:tcPr>
+            <w:tcW w:w="3120" w:type="dxa"/>
+            <w:tcBorders/>
+          </w:tcPr>
+          <w:p>
+            <w:pPr>
+              <w:pStyle w:val="Compact"/>
+              <w:widowControl/>
+              <w:spacing w:before="36" w:after="36"/>
+              <w:jc w:val="left"/>
+              <w:rPr>
+                <w:rFonts w:ascii="Cambria" w:hAnsi="Cambria" w:eastAsia="Cambria" w:cs=""/>
+                <w:kern w:val="0"/>
+                <w:sz w:val="24"/>
+                <w:szCs w:val="24"/>
+                <w:lang w:val="en-US" w:eastAsia="en-US" w:bidi="ar-SA"/>
+              </w:rPr>
+            </w:pPr>
+            <w:r>
+              <w:rPr>
+                <w:rFonts w:eastAsia="Cambria" w:cs=""/>
+                <w:kern w:val="0"/>
+                <w:sz w:val="24"/>
+                <w:szCs w:val="24"/>
+                <w:lang w:val="en-US" w:eastAsia="en-US" w:bidi="ar-SA"/>
+              </w:rPr>
+              <w:t>the design point’s devices</w:t>
+            </w:r>
+          </w:p>
+        </w:tc>
+      </w:tr>
+      <w:tr>
+        <w:trPr/>
+        <w:tc>
+          <w:tcPr>
+            <w:tcW w:w="3120" w:type="dxa"/>
+            <w:tcBorders/>
+          </w:tcPr>
+          <w:p>
+            <w:pPr>
+              <w:pStyle w:val="Compact"/>
+              <w:widowControl/>
+              <w:spacing w:before="36" w:after="36"/>
+              <w:jc w:val="left"/>
+              <w:rPr>
+                <w:rFonts w:ascii="Cambria" w:hAnsi="Cambria" w:eastAsia="Cambria" w:cs=""/>
+                <w:kern w:val="0"/>
+                <w:sz w:val="24"/>
+                <w:szCs w:val="24"/>
+                <w:lang w:val="en-US" w:eastAsia="en-US" w:bidi="ar-SA"/>
+              </w:rPr>
+            </w:pPr>
+            <w:r>
+              <w:rPr>
+                <w:rStyle w:val="VerbatimChar"/>
+                <w:rFonts w:eastAsia="Cambria" w:cs=""/>
+                <w:kern w:val="0"/>
+                <w:szCs w:val="24"/>
+                <w:lang w:val="en-US" w:eastAsia="en-US" w:bidi="ar-SA"/>
+              </w:rPr>
+              <w:t>NUM_RANKS</w:t>
+            </w:r>
+          </w:p>
+        </w:tc>
+        <w:tc>
+          <w:tcPr>
+            <w:tcW w:w="3120" w:type="dxa"/>
+            <w:tcBorders/>
+          </w:tcPr>
+          <w:p>
+            <w:pPr>
+              <w:pStyle w:val="Compact"/>
+              <w:widowControl/>
+              <w:spacing w:before="36" w:after="36"/>
+              <w:jc w:val="left"/>
+              <w:rPr>
+                <w:rFonts w:ascii="Cambria" w:hAnsi="Cambria" w:eastAsia="Cambria" w:cs=""/>
+                <w:kern w:val="0"/>
+                <w:sz w:val="24"/>
+                <w:szCs w:val="24"/>
+                <w:lang w:val="en-US" w:eastAsia="en-US" w:bidi="ar-SA"/>
+              </w:rPr>
+            </w:pPr>
+            <w:r>
+              <w:rPr>
+                <w:rFonts w:eastAsia="Cambria" w:cs=""/>
+                <w:kern w:val="0"/>
+                <w:sz w:val="24"/>
+                <w:szCs w:val="24"/>
+                <w:lang w:val="en-US" w:eastAsia="en-US" w:bidi="ar-SA"/>
+              </w:rPr>
+              <w:t>1</w:t>
+            </w:r>
+          </w:p>
+        </w:tc>
+        <w:tc>
+          <w:tcPr>
+            <w:tcW w:w="3120" w:type="dxa"/>
+            <w:tcBorders/>
+          </w:tcPr>
+          <w:p>
+            <w:pPr>
+              <w:pStyle w:val="Compact"/>
+              <w:widowControl/>
+              <w:spacing w:before="36" w:after="36"/>
+              <w:jc w:val="left"/>
+              <w:rPr>
+                <w:rFonts w:ascii="Cambria" w:hAnsi="Cambria" w:eastAsia="Cambria" w:cs=""/>
+                <w:kern w:val="0"/>
+                <w:sz w:val="24"/>
+                <w:szCs w:val="24"/>
+                <w:lang w:val="en-US" w:eastAsia="en-US" w:bidi="ar-SA"/>
+              </w:rPr>
+            </w:pPr>
+            <w:r>
+              <w:rPr>
+                <w:rFonts w:eastAsia="Cambria" w:cs=""/>
+                <w:kern w:val="0"/>
+                <w:sz w:val="24"/>
+                <w:szCs w:val="24"/>
+                <w:lang w:val="en-US" w:eastAsia="en-US" w:bidi="ar-SA"/>
+              </w:rPr>
+              <w:t>single-rank design point, as scoria’s was</w:t>
+            </w:r>
+          </w:p>
+        </w:tc>
+      </w:tr>
+    </w:tbl>
+    <w:p>
+      <w:pPr>
         <w:pStyle w:val="BodyText"/>
         <w:rPr/>
       </w:pPr>
@@ -17469,7 +17767,21 @@
         <w:rPr>
           <w:sz w:val="20"/>
         </w:rPr>
-        <w:t xml:space="preserve">  </w:t>
+        <w:t xml:space="preserve">Note what is </w:t>
+      </w:r>
+      <w:r>
+        <w:rPr>
+          <w:i/>
+          <w:iCs/>
+          <w:sz w:val="20"/>
+        </w:rPr>
+        <w:t>not</w:t>
+      </w:r>
+      <w:r>
+        <w:rPr>
+          <w:sz w:val="20"/>
+        </w:rPr>
+        <w:t xml:space="preserve"> in the table: every timing. tCCD_L/S and tRRD_L/S are runtime CSRs exactly like their plain ancestors, and the JEDEC speed-bin values that initialise them belong to the CSR derivation (Chapter 5), cited to JESD79-4 / JESD209-4 — the standards live in cold storage, not the repo, per the house rule.</w:t>
       </w:r>
     </w:p>
     <w:p>
@@ -17479,18 +17791,114 @@
       </w:pPr>
       <w:r>
         <w:rPr>
-          <w:sz w:val="20"/>
-        </w:rPr>
-        <w:t xml:space="preserve">RTL Design Sherpa · Learning Hardware Design Through Practice  GitHub · Documentation Index · MIT License </w:t>
+          <w:b/>
+          <w:bCs/>
+          <w:sz w:val="20"/>
+        </w:rPr>
+        <w:t>Warning — the cycle counts in that CSR derivation are only correct at the MC clock frequency they were derived for.</w:t>
+      </w:r>
+      <w:r>
+        <w:rPr>
+          <w:sz w:val="20"/>
+        </w:rPr>
+        <w:t xml:space="preserve"> Every timing CSR is a count of controller-clock cycles, not nanoseconds. Change the MC clock frequency and the whole timing set — JEDEC timings, init and ZQ waits, training windows, ODT latencies — must be re-derived at the new frequency and reprogrammed before traffic resumes. A stale value violates a real DRAM timing and presents as data corruption, not as an error. This is a binding property of the register block being specified, not an implementation choice; no hardware frequency-change protocol is specified, so reprogramming is software’s job.</w:t>
       </w:r>
     </w:p>
     <w:p>
       <w:pPr>
+        <w:pStyle w:val="BodyText"/>
+        <w:rPr/>
+      </w:pPr>
+      <w:r>
+        <w:rPr>
+          <w:b/>
+          <w:bCs/>
+          <w:sz w:val="20"/>
+        </w:rPr>
+        <w:t>The 1:4 ratio is the same happy accident scoria had.</w:t>
+      </w:r>
+      <w:r>
+        <w:rPr>
+          <w:sz w:val="20"/>
+        </w:rPr>
+        <w:t xml:space="preserve"> pumice and scoria both run four DFI phases, so the inherited DFI datapath — the async-FIFO CDC, the per-phase pipelines — transfers at the gear it was built and verified at. DFI 4.0’s frequency-ratio options beyond 1:4 are named in Chapter 4 and left for a board PHY to justify.</w:t>
+      </w:r>
+      <w:bookmarkEnd w:id="107"/>
+    </w:p>
+    <w:p>
+      <w:pPr>
+        <w:pStyle w:val="Heading2"/>
+        <w:pBdr>
+          <w:bottom w:val="single" w:sz="12" w:space="0" w:color="228B22"/>
+        </w:pBdr>
+        <w:spacing w:before="280" w:after="80"/>
+        <w:rPr/>
+      </w:pPr>
+      <w:bookmarkStart w:id="109" w:name="__RefHeading___Toc9262_3735757352"/>
+      <w:bookmarkStart w:id="110" w:name="what-is-still-open"/>
+      <w:bookmarkEnd w:id="109"/>
+      <w:r>
+        <w:rPr>
+          <w:rStyle w:val="SectionNumber"/>
+          <w:b/>
+          <w:color w:val="228B22"/>
+          <w:sz w:val="28"/>
+        </w:rPr>
+        <w:t>9.3</w:t>
+      </w:r>
+      <w:r>
+        <w:rPr>
+          <w:b/>
+          <w:color w:val="228B22"/>
+          <w:sz w:val="28"/>
+        </w:rPr>
+        <w:tab/>
+        <w:t>What is still open</w:t>
+      </w:r>
+    </w:p>
+    <w:p>
+      <w:pPr>
+        <w:pStyle w:val="FirstParagraph"/>
+        <w:rPr/>
+      </w:pPr>
+      <w:r>
+        <w:rPr>
+          <w:sz w:val="20"/>
+        </w:rPr>
+        <w:t>Nothing in the design point itself. Three adjacent choices are recorded as open questions in Chapter 6 rather than decided here: CA-parity scope (hardware counter vs firmware assist), the gear-down coverage scope for the BFM, and LPDDR4 channel count beyond the one-channel design point.</w:t>
+      </w:r>
+    </w:p>
+    <w:p>
+      <w:pPr>
+        <w:pStyle w:val="BodyText"/>
+        <w:rPr/>
+      </w:pPr>
+      <w:r>
+        <w:rPr>
+          <w:sz w:val="20"/>
+        </w:rPr>
+        <w:t xml:space="preserve">  </w:t>
+      </w:r>
+    </w:p>
+    <w:p>
+      <w:pPr>
+        <w:pStyle w:val="BodyText"/>
+        <w:rPr/>
+      </w:pPr>
+      <w:r>
+        <w:rPr>
+          <w:sz w:val="20"/>
+        </w:rPr>
+        <w:t xml:space="preserve">RTL Design Sherpa · Learning Hardware Design Through Practice  GitHub · Documentation Index · MIT License </w:t>
+      </w:r>
+    </w:p>
+    <w:p>
+      <w:pPr>
         <w:pStyle w:val="Normal"/>
         <w:rPr/>
       </w:pPr>
-      <w:bookmarkStart w:id="108" w:name="the-target-design-point"/>
-      <w:bookmarkStart w:id="109" w:name="what-is-still-open"/>
+      <w:bookmarkStart w:id="111" w:name="the-target-design-point"/>
+      <w:bookmarkStart w:id="112" w:name="what-is-still-open"/>
       <w:r>
         <w:rPr/>
         <mc:AlternateContent>
@@ -17546,8 +17954,8 @@
           </mc:Fallback>
         </mc:AlternateContent>
       </w:r>
-      <w:bookmarkEnd w:id="108"/>
-      <w:bookmarkEnd w:id="109"/>
+      <w:bookmarkEnd w:id="111"/>
+      <w:bookmarkEnd w:id="112"/>
       <w:r>
         <w:br w:type="page"/>
       </w:r>
@@ -17559,9 +17967,9 @@
         <w:spacing w:before="360" w:after="120"/>
         <w:rPr/>
       </w:pPr>
-      <w:bookmarkStart w:id="110" w:name="__RefHeading___Toc9129_1972444803"/>
-      <w:bookmarkStart w:id="111" w:name="X8cef9dfc8520557169888349d3e3c8539f95223"/>
-      <w:bookmarkEnd w:id="110"/>
+      <w:bookmarkStart w:id="113" w:name="__RefHeading___Toc9264_3735757352"/>
+      <w:bookmarkStart w:id="114" w:name="X8cef9dfc8520557169888349d3e3c8539f95223"/>
+      <w:bookmarkEnd w:id="113"/>
       <w:r>
         <w:rPr>
           <w:rStyle w:val="SectionNumber"/>
@@ -17590,9 +17998,9 @@
         <w:spacing w:before="280" w:after="80"/>
         <w:rPr/>
       </w:pPr>
-      <w:bookmarkStart w:id="112" w:name="__RefHeading___Toc9131_1972444803"/>
-      <w:bookmarkStart w:id="113" w:name="the-inheritance-stated-once"/>
-      <w:bookmarkEnd w:id="112"/>
+      <w:bookmarkStart w:id="115" w:name="__RefHeading___Toc9266_3735757352"/>
+      <w:bookmarkStart w:id="116" w:name="the-inheritance-stated-once"/>
+      <w:bookmarkEnd w:id="115"/>
       <w:r>
         <w:rPr>
           <w:rStyle w:val="SectionNumber"/>
@@ -17660,7 +18068,7 @@
         </w:rPr>
         <w:t xml:space="preserve"> scoria’s timers carry pumice’s next-state-function fix (pumice ISSUE-018: readiness flags one cycle late, which permitted tCCD and tRTW violations). andesite inherits the fixed form; a fresh implementation from a behavioural description would reintroduce the defect, because the description does not mention the flop. Copy the module.</w:t>
       </w:r>
-      <w:bookmarkEnd w:id="113"/>
+      <w:bookmarkEnd w:id="116"/>
     </w:p>
     <w:p>
       <w:pPr>
@@ -17671,9 +18079,9 @@
         <w:spacing w:before="280" w:after="80"/>
         <w:rPr/>
       </w:pPr>
-      <w:bookmarkStart w:id="114" w:name="__RefHeading___Toc9133_1972444803"/>
-      <w:bookmarkStart w:id="115" w:name="the-changes-in-one-table"/>
-      <w:bookmarkEnd w:id="114"/>
+      <w:bookmarkStart w:id="117" w:name="__RefHeading___Toc9268_3735757352"/>
+      <w:bookmarkStart w:id="118" w:name="the-changes-in-one-table"/>
+      <w:bookmarkEnd w:id="117"/>
       <w:r>
         <w:rPr>
           <w:rStyle w:val="SectionNumber"/>
@@ -17710,12 +18118,12 @@
         <w:pStyle w:val="TableCaption"/>
         <w:rPr/>
       </w:pPr>
-      <w:bookmarkStart w:id="116" w:name="_Tab_12_Table_3_0__The_ten_d"/>
+      <w:bookmarkStart w:id="119" w:name="_Tab_12_Table_3_0__The_ten_d"/>
       <w:r>
         <w:rPr/>
         <w:t>Table 3.0: The ten delta areas, verbatim from the bootstrap spec</w:t>
       </w:r>
-      <w:bookmarkEnd w:id="116"/>
+      <w:bookmarkEnd w:id="119"/>
     </w:p>
     <w:tbl>
       <w:tblPr>
@@ -19306,7 +19714,7 @@
         </w:rPr>
         <w:t>). The DDR4 command table’s expected values feed the Chapter 6 verification item 6 checker.</w:t>
       </w:r>
-      <w:bookmarkEnd w:id="115"/>
+      <w:bookmarkEnd w:id="118"/>
     </w:p>
     <w:p>
       <w:pPr>
@@ -19317,9 +19725,9 @@
         <w:spacing w:before="280" w:after="80"/>
         <w:rPr/>
       </w:pPr>
-      <w:bookmarkStart w:id="117" w:name="__RefHeading___Toc9135_1972444803"/>
-      <w:bookmarkStart w:id="118" w:name="the-ten-areas-one-paragraph-each"/>
-      <w:bookmarkEnd w:id="117"/>
+      <w:bookmarkStart w:id="120" w:name="__RefHeading___Toc9270_3735757352"/>
+      <w:bookmarkStart w:id="121" w:name="the-ten-areas-one-paragraph-each"/>
+      <w:bookmarkEnd w:id="120"/>
       <w:r>
         <w:rPr>
           <w:rStyle w:val="SectionNumber"/>
@@ -19416,7 +19824,7 @@
           <w:rStyle w:val="VerbatimChar"/>
           <w:sz w:val="20"/>
         </w:rPr>
-        <w:t>scheduler_layer</w:t>
+        <w:t>scheduler_plane</w:t>
       </w:r>
       <w:r>
         <w:rPr>
@@ -19829,7 +20237,7 @@
           <w:rStyle w:val="VerbatimChar"/>
           <w:sz w:val="20"/>
         </w:rPr>
-        <w:t>dfi_layer</w:t>
+        <w:t>dfi_plane</w:t>
       </w:r>
       <w:r>
         <w:rPr>
@@ -19999,7 +20407,7 @@
         </w:rPr>
         <w:t xml:space="preserve"> LPDDR4’s deltas ride the chapters above rather than forming an eleventh area: no bank groups (area 1), the CA bus (area 2), MPC-carried ZQ (area 5), CA/WDQ training (area 6), controller- directed refresh (area 4), MR-programmed termination (area 9), and DSM power states deferred with the condition below. Chapter 3.6 collects them as a reading aid.</w:t>
       </w:r>
-      <w:bookmarkEnd w:id="118"/>
+      <w:bookmarkEnd w:id="121"/>
     </w:p>
     <w:p>
       <w:pPr>
@@ -20010,9 +20418,9 @@
         <w:spacing w:before="280" w:after="80"/>
         <w:rPr/>
       </w:pPr>
-      <w:bookmarkStart w:id="119" w:name="__RefHeading___Toc9137_1972444803"/>
-      <w:bookmarkStart w:id="120" w:name="the-full-reuse-table"/>
-      <w:bookmarkEnd w:id="119"/>
+      <w:bookmarkStart w:id="122" w:name="__RefHeading___Toc9272_3735757352"/>
+      <w:bookmarkStart w:id="123" w:name="the-full-reuse-table"/>
+      <w:bookmarkEnd w:id="122"/>
       <w:r>
         <w:rPr>
           <w:rStyle w:val="SectionNumber"/>
@@ -20049,12 +20457,12 @@
         <w:pStyle w:val="TableCaption"/>
         <w:rPr/>
       </w:pPr>
-      <w:bookmarkStart w:id="121" w:name="_Tab_13_Table_3_1__The_compl"/>
+      <w:bookmarkStart w:id="124" w:name="_Tab_13_Table_3_1__The_compl"/>
       <w:r>
         <w:rPr/>
         <w:t>Table 3.1: The complete reuse table — every scoria module with its andesite marking</w:t>
       </w:r>
-      <w:bookmarkEnd w:id="121"/>
+      <w:bookmarkEnd w:id="124"/>
     </w:p>
     <w:tbl>
       <w:tblPr>
@@ -20890,7 +21298,7 @@
                 <w:szCs w:val="24"/>
                 <w:lang w:val="en-US" w:eastAsia="en-US" w:bidi="ar-SA"/>
               </w:rPr>
-              <w:t>scoria_dfi_layer</w:t>
+              <w:t>scoria_dfi_plane</w:t>
             </w:r>
           </w:p>
         </w:tc>
@@ -23345,7 +23753,7 @@
         </w:rPr>
         <w:t xml:space="preserve"> (whose spacing-parameter set grows DDR4’s pairs — a parameter change, not a mechanism change). The CSR block’s generation flow is INHERITED; its contents grow and Chapter 5 owns that.</w:t>
       </w:r>
-      <w:bookmarkEnd w:id="120"/>
+      <w:bookmarkEnd w:id="123"/>
     </w:p>
     <w:p>
       <w:pPr>
@@ -23356,9 +23764,9 @@
         <w:spacing w:before="280" w:after="80"/>
         <w:rPr/>
       </w:pPr>
-      <w:bookmarkStart w:id="122" w:name="__RefHeading___Toc9139_1972444803"/>
-      <w:bookmarkStart w:id="123" w:name="Xf7c29de870fda86e6d0539a49b8fd359afe374c"/>
-      <w:bookmarkEnd w:id="122"/>
+      <w:bookmarkStart w:id="125" w:name="__RefHeading___Toc9274_3735757352"/>
+      <w:bookmarkStart w:id="126" w:name="Xf7c29de870fda86e6d0539a49b8fd359afe374c"/>
+      <w:bookmarkEnd w:id="125"/>
       <w:r>
         <w:rPr>
           <w:rStyle w:val="SectionNumber"/>
@@ -23507,7 +23915,7 @@
         </w:rPr>
         <w:t xml:space="preserve"> for power; deferring its sleep states is a scope decision, not a judgment that they don’t matter.</w:t>
       </w:r>
-      <w:bookmarkEnd w:id="123"/>
+      <w:bookmarkEnd w:id="126"/>
     </w:p>
     <w:p>
       <w:pPr>
@@ -23518,9 +23926,9 @@
         <w:spacing w:before="280" w:after="80"/>
         <w:rPr/>
       </w:pPr>
-      <w:bookmarkStart w:id="124" w:name="__RefHeading___Toc9141_1972444803"/>
-      <w:bookmarkStart w:id="125" w:name="deferred-with-named-conditions"/>
-      <w:bookmarkEnd w:id="124"/>
+      <w:bookmarkStart w:id="127" w:name="__RefHeading___Toc9276_3735757352"/>
+      <w:bookmarkStart w:id="128" w:name="deferred-with-named-conditions"/>
+      <w:bookmarkEnd w:id="127"/>
       <w:r>
         <w:rPr>
           <w:rStyle w:val="SectionNumber"/>
@@ -23557,12 +23965,12 @@
         <w:pStyle w:val="TableCaption"/>
         <w:rPr/>
       </w:pPr>
-      <w:bookmarkStart w:id="126" w:name="_Tab_14_Table_3_2__The_defer"/>
+      <w:bookmarkStart w:id="129" w:name="_Tab_14_Table_3_2__The_defer"/>
       <w:r>
         <w:rPr/>
         <w:t>Table 3.2: The deferred list</w:t>
       </w:r>
-      <w:bookmarkEnd w:id="126"/>
+      <w:bookmarkEnd w:id="129"/>
     </w:p>
     <w:tbl>
       <w:tblPr>
@@ -23918,8 +24326,8 @@
         <w:pStyle w:val="Normal"/>
         <w:rPr/>
       </w:pPr>
-      <w:bookmarkStart w:id="127" w:name="X8cef9dfc8520557169888349d3e3c8539f95223"/>
-      <w:bookmarkStart w:id="128" w:name="deferred-with-named-conditions"/>
+      <w:bookmarkStart w:id="130" w:name="X8cef9dfc8520557169888349d3e3c8539f95223"/>
+      <w:bookmarkStart w:id="131" w:name="deferred-with-named-conditions"/>
       <w:r>
         <w:rPr/>
         <mc:AlternateContent>
@@ -23975,8 +24383,8 @@
           </mc:Fallback>
         </mc:AlternateContent>
       </w:r>
-      <w:bookmarkEnd w:id="127"/>
-      <w:bookmarkEnd w:id="128"/>
+      <w:bookmarkEnd w:id="130"/>
+      <w:bookmarkEnd w:id="131"/>
       <w:r>
         <w:br w:type="page"/>
       </w:r>
@@ -23988,9 +24396,9 @@
         <w:spacing w:before="360" w:after="120"/>
         <w:rPr/>
       </w:pPr>
-      <w:bookmarkStart w:id="129" w:name="__RefHeading___Toc9143_1972444803"/>
-      <w:bookmarkStart w:id="130" w:name="init-and-zq-reset-mr0-mr6-gear-down"/>
-      <w:bookmarkEnd w:id="129"/>
+      <w:bookmarkStart w:id="132" w:name="__RefHeading___Toc9278_3735757352"/>
+      <w:bookmarkStart w:id="133" w:name="init-and-zq-reset-mr0-mr6-gear-down"/>
+      <w:bookmarkEnd w:id="132"/>
       <w:r>
         <w:rPr>
           <w:rStyle w:val="SectionNumber"/>
@@ -24019,9 +24427,9 @@
         <w:spacing w:before="280" w:after="80"/>
         <w:rPr/>
       </w:pPr>
-      <w:bookmarkStart w:id="131" w:name="__RefHeading___Toc9145_1972444803"/>
-      <w:bookmarkStart w:id="132" w:name="the-sequence-is-jedecs-verbatim"/>
-      <w:bookmarkEnd w:id="131"/>
+      <w:bookmarkStart w:id="134" w:name="__RefHeading___Toc9280_3735757352"/>
+      <w:bookmarkStart w:id="135" w:name="the-sequence-is-jedecs-verbatim"/>
+      <w:bookmarkEnd w:id="134"/>
       <w:r>
         <w:rPr>
           <w:rStyle w:val="SectionNumber"/>
@@ -24084,12 +24492,12 @@
         <w:pStyle w:val="TableCaption"/>
         <w:rPr/>
       </w:pPr>
-      <w:bookmarkStart w:id="133" w:name="_Tab_15_Table_3_3__DDR4_init"/>
+      <w:bookmarkStart w:id="136" w:name="_Tab_15_Table_3_3__DDR4_init"/>
       <w:r>
         <w:rPr/>
         <w:t>Table 3.3: DDR4 initialization requirements, ordered per JESD79-4</w:t>
       </w:r>
-      <w:bookmarkEnd w:id="133"/>
+      <w:bookmarkEnd w:id="136"/>
     </w:p>
     <w:tbl>
       <w:tblPr>
@@ -25363,12 +25771,12 @@
         <w:pStyle w:val="TableCaption"/>
         <w:rPr/>
       </w:pPr>
-      <w:bookmarkStart w:id="134" w:name="_Tab_16_Table_3_4__LPDDR4_in"/>
+      <w:bookmarkStart w:id="137" w:name="_Tab_16_Table_3_4__LPDDR4_in"/>
       <w:r>
         <w:rPr/>
         <w:t>Table 3.4: LPDDR4 initialization requirements, ordered per JESD209-4</w:t>
       </w:r>
-      <w:bookmarkEnd w:id="134"/>
+      <w:bookmarkEnd w:id="137"/>
     </w:p>
     <w:tbl>
       <w:tblPr>
@@ -25918,7 +26326,7 @@
         </w:rPr>
         <w:t xml:space="preserve"> the MRS order above is MR3-MR6-MR5-MR4-MR2-MR1-MR0, and it is not sorted — MR0 carries the DLL reset and goes last, so the order encodes a dependency the way scoria’s MR2-MR3-MR1-MR0 did. pumice’s EMRS3-first correction is the family precedent: the sequence is a citation, not a design choice.</w:t>
       </w:r>
-      <w:bookmarkEnd w:id="132"/>
+      <w:bookmarkEnd w:id="135"/>
     </w:p>
     <w:p>
       <w:pPr>
@@ -25929,9 +26337,9 @@
         <w:spacing w:before="280" w:after="80"/>
         <w:rPr/>
       </w:pPr>
-      <w:bookmarkStart w:id="135" w:name="__RefHeading___Toc9147_1972444803"/>
-      <w:bookmarkStart w:id="136" w:name="what-the-sequencer-owns"/>
-      <w:bookmarkEnd w:id="135"/>
+      <w:bookmarkStart w:id="138" w:name="__RefHeading___Toc9282_3735757352"/>
+      <w:bookmarkStart w:id="139" w:name="what-the-sequencer-owns"/>
+      <w:bookmarkEnd w:id="138"/>
       <w:r>
         <w:rPr>
           <w:rStyle w:val="SectionNumber"/>
@@ -26092,7 +26500,7 @@
         </w:rPr>
         <w:t>).</w:t>
       </w:r>
-      <w:bookmarkEnd w:id="136"/>
+      <w:bookmarkEnd w:id="139"/>
     </w:p>
     <w:p>
       <w:pPr>
@@ -26103,9 +26511,9 @@
         <w:spacing w:before="280" w:after="80"/>
         <w:rPr/>
       </w:pPr>
-      <w:bookmarkStart w:id="137" w:name="__RefHeading___Toc9149_1972444803"/>
-      <w:bookmarkStart w:id="138" w:name="zq-calibration"/>
-      <w:bookmarkEnd w:id="137"/>
+      <w:bookmarkStart w:id="140" w:name="__RefHeading___Toc9284_3735757352"/>
+      <w:bookmarkStart w:id="141" w:name="zq-calibration"/>
+      <w:bookmarkEnd w:id="140"/>
       <w:r>
         <w:rPr>
           <w:rStyle w:val="SectionNumber"/>
@@ -26252,7 +26660,7 @@
           <w:rStyle w:val="VerbatimChar"/>
           <w:sz w:val="20"/>
         </w:rPr>
-        <w:t>scheduler_layer</w:t>
+        <w:t>scheduler_plane</w:t>
       </w:r>
       <w:r>
         <w:rPr>
@@ -26290,8 +26698,8 @@
         <w:pStyle w:val="Normal"/>
         <w:rPr/>
       </w:pPr>
-      <w:bookmarkStart w:id="139" w:name="init-and-zq-reset-mr0-mr6-gear-down"/>
-      <w:bookmarkStart w:id="140" w:name="zq-calibration"/>
+      <w:bookmarkStart w:id="142" w:name="init-and-zq-reset-mr0-mr6-gear-down"/>
+      <w:bookmarkStart w:id="143" w:name="zq-calibration"/>
       <w:r>
         <w:rPr/>
         <mc:AlternateContent>
@@ -26347,8 +26755,8 @@
           </mc:Fallback>
         </mc:AlternateContent>
       </w:r>
-      <w:bookmarkEnd w:id="139"/>
-      <w:bookmarkEnd w:id="140"/>
+      <w:bookmarkEnd w:id="142"/>
+      <w:bookmarkEnd w:id="143"/>
       <w:r>
         <w:br w:type="page"/>
       </w:r>
@@ -26360,9 +26768,9 @@
         <w:spacing w:before="360" w:after="120"/>
         <w:rPr/>
       </w:pPr>
-      <w:bookmarkStart w:id="141" w:name="__RefHeading___Toc9151_1972444803"/>
-      <w:bookmarkStart w:id="142" w:name="X4f2a811f364b2caeb2d5028161ec58c9b27c703"/>
-      <w:bookmarkEnd w:id="141"/>
+      <w:bookmarkStart w:id="144" w:name="__RefHeading___Toc9286_3735757352"/>
+      <w:bookmarkStart w:id="145" w:name="X4f2a811f364b2caeb2d5028161ec58c9b27c703"/>
+      <w:bookmarkEnd w:id="144"/>
       <w:r>
         <w:rPr>
           <w:rStyle w:val="SectionNumber"/>
@@ -26391,9 +26799,9 @@
         <w:spacing w:before="280" w:after="80"/>
         <w:rPr/>
       </w:pPr>
-      <w:bookmarkStart w:id="143" w:name="__RefHeading___Toc9153_1972444803"/>
-      <w:bookmarkStart w:id="144" w:name="Xf9fe17d76fccbfba3170f0e267f7a14217617d5"/>
-      <w:bookmarkEnd w:id="143"/>
+      <w:bookmarkStart w:id="146" w:name="__RefHeading___Toc9288_3735757352"/>
+      <w:bookmarkStart w:id="147" w:name="Xf9fe17d76fccbfba3170f0e267f7a14217617d5"/>
+      <w:bookmarkEnd w:id="146"/>
       <w:r>
         <w:rPr>
           <w:rStyle w:val="SectionNumber"/>
@@ -26547,7 +26955,7 @@
         <w:rPr/>
         <w:t xml:space="preserve"> Where a JEDEC window’s maximum is controller-dependent, the CSR defines it with a distinct status bit — a host that waits forever for a result it will never get is indistinguishable from a broken link.</w:t>
       </w:r>
-      <w:bookmarkEnd w:id="144"/>
+      <w:bookmarkEnd w:id="147"/>
     </w:p>
     <w:p>
       <w:pPr>
@@ -26558,9 +26966,9 @@
         <w:spacing w:before="280" w:after="80"/>
         <w:rPr/>
       </w:pPr>
-      <w:bookmarkStart w:id="145" w:name="__RefHeading___Toc9155_1972444803"/>
-      <w:bookmarkStart w:id="146" w:name="write-leveling-wrlvl_ifc-modified"/>
-      <w:bookmarkEnd w:id="145"/>
+      <w:bookmarkStart w:id="148" w:name="__RefHeading___Toc9290_3735757352"/>
+      <w:bookmarkStart w:id="149" w:name="write-leveling-wrlvl_ifc-modified"/>
+      <w:bookmarkEnd w:id="148"/>
       <w:r>
         <w:rPr>
           <w:rStyle w:val="SectionNumber"/>
@@ -26621,7 +27029,7 @@
         </w:rPr>
         <w:t xml:space="preserve"> timing windows as runtime CSRs, prime-DQ result capture, and the four-state telemetry. The marking is MODIFIED for one bounded reason: the training-interface family grows a read-leveling sibling, and the shared machinery (handshake discipline, window enforcement, telemetry framing) is factored so both interfaces ride it. What the module owes the host is unchanged.</w:t>
       </w:r>
-      <w:bookmarkEnd w:id="146"/>
+      <w:bookmarkEnd w:id="149"/>
     </w:p>
     <w:p>
       <w:pPr>
@@ -26632,9 +27040,9 @@
         <w:spacing w:before="280" w:after="80"/>
         <w:rPr/>
       </w:pPr>
-      <w:bookmarkStart w:id="147" w:name="__RefHeading___Toc9157_1972444803"/>
-      <w:bookmarkStart w:id="148" w:name="read-leveling-rdlvl_ifc-new"/>
-      <w:bookmarkEnd w:id="147"/>
+      <w:bookmarkStart w:id="150" w:name="__RefHeading___Toc9292_3735757352"/>
+      <w:bookmarkStart w:id="151" w:name="read-leveling-rdlvl_ifc-new"/>
+      <w:bookmarkEnd w:id="150"/>
       <w:r>
         <w:rPr>
           <w:rStyle w:val="SectionNumber"/>
@@ -26702,7 +27110,7 @@
         <w:pStyle w:val="TableCaption"/>
         <w:rPr/>
       </w:pPr>
-      <w:bookmarkStart w:id="149" w:name="_Tab_17_Table_3_5__rdlvl_ifc"/>
+      <w:bookmarkStart w:id="152" w:name="_Tab_17_Table_3_5__rdlvl_ifc"/>
       <w:r>
         <w:rPr/>
         <w:t xml:space="preserve">Table 3.5: </w:t>
@@ -26717,7 +27125,7 @@
         <w:rPr/>
         <w:t xml:space="preserve"> responsibilities</w:t>
       </w:r>
-      <w:bookmarkEnd w:id="149"/>
+      <w:bookmarkEnd w:id="152"/>
     </w:p>
     <w:tbl>
       <w:tblPr>
@@ -27156,14 +27564,14 @@
         <w:pStyle w:val="BodyText"/>
         <w:rPr/>
       </w:pPr>
-      <w:bookmarkStart w:id="150" w:name="read-leveling-rdlvl_ifc-new"/>
+      <w:bookmarkStart w:id="153" w:name="read-leveling-rdlvl_ifc-new"/>
       <w:r>
         <w:rPr>
           <w:sz w:val="20"/>
         </w:rPr>
         <w:t>The search is firmware’s: enable MPR, capture, walk the read delay, cache the result. The block never decides anything.</w:t>
       </w:r>
-      <w:bookmarkEnd w:id="150"/>
+      <w:bookmarkEnd w:id="153"/>
     </w:p>
     <w:p>
       <w:pPr>
@@ -27174,9 +27582,9 @@
         <w:spacing w:before="280" w:after="80"/>
         <w:rPr/>
       </w:pPr>
-      <w:bookmarkStart w:id="151" w:name="__RefHeading___Toc9159_1972444803"/>
-      <w:bookmarkStart w:id="152" w:name="lpddr4-cawdq-training-ca_train_ifc-new"/>
-      <w:bookmarkEnd w:id="151"/>
+      <w:bookmarkStart w:id="154" w:name="__RefHeading___Toc9294_3735757352"/>
+      <w:bookmarkStart w:id="155" w:name="lpddr4-cawdq-training-ca_train_ifc-new"/>
+      <w:bookmarkEnd w:id="154"/>
       <w:r>
         <w:rPr>
           <w:rStyle w:val="SectionNumber"/>
@@ -27257,7 +27665,7 @@
         <w:pStyle w:val="TableCaption"/>
         <w:rPr/>
       </w:pPr>
-      <w:bookmarkStart w:id="153" w:name="_Tab_18_Table_3_6__ca_train_"/>
+      <w:bookmarkStart w:id="156" w:name="_Tab_18_Table_3_6__ca_train_"/>
       <w:r>
         <w:rPr/>
         <w:t xml:space="preserve">Table 3.6: </w:t>
@@ -27272,7 +27680,7 @@
         <w:rPr/>
         <w:t xml:space="preserve"> responsibilities</w:t>
       </w:r>
-      <w:bookmarkEnd w:id="153"/>
+      <w:bookmarkEnd w:id="156"/>
     </w:p>
     <w:tbl>
       <w:tblPr>
@@ -27739,7 +28147,7 @@
         </w:rPr>
         <w:t xml:space="preserve"> is board-dependent; the init chapter (3.2) records it as a conditional step. The interface exists either way — a board that needs it must not require new hardware to use it.</w:t>
       </w:r>
-      <w:bookmarkEnd w:id="152"/>
+      <w:bookmarkEnd w:id="155"/>
     </w:p>
     <w:p>
       <w:pPr>
@@ -27750,9 +28158,9 @@
         <w:spacing w:before="280" w:after="80"/>
         <w:rPr/>
       </w:pPr>
-      <w:bookmarkStart w:id="154" w:name="__RefHeading___Toc9161_1972444803"/>
-      <w:bookmarkStart w:id="155" w:name="X654aa2292919de923c9a07c9b69f412d806832f"/>
-      <w:bookmarkEnd w:id="154"/>
+      <w:bookmarkStart w:id="157" w:name="__RefHeading___Toc9296_3735757352"/>
+      <w:bookmarkStart w:id="158" w:name="X654aa2292919de923c9a07c9b69f412d806832f"/>
+      <w:bookmarkEnd w:id="157"/>
       <w:r>
         <w:rPr>
           <w:rStyle w:val="SectionNumber"/>
@@ -27788,7 +28196,7 @@
           <w:rStyle w:val="VerbatimChar"/>
           <w:sz w:val="20"/>
         </w:rPr>
-        <w:t>andesite_training_layer</w:t>
+        <w:t>andesite_training_plane</w:t>
       </w:r>
       <w:r>
         <w:rPr>
@@ -27878,8 +28286,8 @@
         <w:pStyle w:val="Normal"/>
         <w:rPr/>
       </w:pPr>
-      <w:bookmarkStart w:id="156" w:name="X4f2a811f364b2caeb2d5028161ec58c9b27c703"/>
-      <w:bookmarkStart w:id="157" w:name="X654aa2292919de923c9a07c9b69f412d806832f"/>
+      <w:bookmarkStart w:id="159" w:name="X4f2a811f364b2caeb2d5028161ec58c9b27c703"/>
+      <w:bookmarkStart w:id="160" w:name="X654aa2292919de923c9a07c9b69f412d806832f"/>
       <w:r>
         <w:rPr/>
         <mc:AlternateContent>
@@ -27935,8 +28343,8 @@
           </mc:Fallback>
         </mc:AlternateContent>
       </w:r>
-      <w:bookmarkEnd w:id="156"/>
-      <w:bookmarkEnd w:id="157"/>
+      <w:bookmarkEnd w:id="159"/>
+      <w:bookmarkEnd w:id="160"/>
       <w:r>
         <w:br w:type="page"/>
       </w:r>
@@ -27948,9 +28356,9 @@
         <w:spacing w:before="360" w:after="120"/>
         <w:rPr/>
       </w:pPr>
-      <w:bookmarkStart w:id="158" w:name="__RefHeading___Toc9163_1972444803"/>
-      <w:bookmarkStart w:id="159" w:name="X50f66e570961a0a433f6ef329cae868a45849f8"/>
-      <w:bookmarkEnd w:id="158"/>
+      <w:bookmarkStart w:id="161" w:name="__RefHeading___Toc9298_3735757352"/>
+      <w:bookmarkStart w:id="162" w:name="X50f66e570961a0a433f6ef329cae868a45849f8"/>
+      <w:bookmarkEnd w:id="161"/>
       <w:r>
         <w:rPr>
           <w:rStyle w:val="SectionNumber"/>
@@ -27979,9 +28387,9 @@
         <w:spacing w:before="280" w:after="80"/>
         <w:rPr/>
       </w:pPr>
-      <w:bookmarkStart w:id="160" w:name="__RefHeading___Toc9165_1972444803"/>
-      <w:bookmarkStart w:id="161" w:name="X5e5a87f5c122325a550bdce091ab4ad970e8b79"/>
-      <w:bookmarkEnd w:id="160"/>
+      <w:bookmarkStart w:id="163" w:name="__RefHeading___Toc9300_3735757352"/>
+      <w:bookmarkStart w:id="164" w:name="X5e5a87f5c122325a550bdce091ab4ad970e8b79"/>
+      <w:bookmarkEnd w:id="163"/>
       <w:r>
         <w:rPr>
           <w:rStyle w:val="SectionNumber"/>
@@ -28032,7 +28440,7 @@
         </w:rPr>
         <w:t xml:space="preserve"> machinery, and TASK-001’s Modes A (elastic refresh), B (TCR) and C’s sibling scheduling discipline — which andesite inherits as the policy base. The credit ceiling is untouched by every mode this block carries.</w:t>
       </w:r>
-      <w:bookmarkEnd w:id="161"/>
+      <w:bookmarkEnd w:id="164"/>
     </w:p>
     <w:p>
       <w:pPr>
@@ -28043,9 +28451,9 @@
         <w:spacing w:before="280" w:after="80"/>
         <w:rPr/>
       </w:pPr>
-      <w:bookmarkStart w:id="162" w:name="__RefHeading___Toc9167_1972444803"/>
-      <w:bookmarkStart w:id="163" w:name="X43721e50829262a2cd404a9b1bae321f52dc7e3"/>
-      <w:bookmarkEnd w:id="162"/>
+      <w:bookmarkStart w:id="165" w:name="__RefHeading___Toc9302_3735757352"/>
+      <w:bookmarkStart w:id="166" w:name="X43721e50829262a2cd404a9b1bae321f52dc7e3"/>
+      <w:bookmarkEnd w:id="165"/>
       <w:r>
         <w:rPr>
           <w:rStyle w:val="SectionNumber"/>
@@ -28121,14 +28529,14 @@
         <w:pStyle w:val="BodyText"/>
         <w:rPr/>
       </w:pPr>
-      <w:bookmarkStart w:id="164" w:name="X43721e50829262a2cd404a9b1bae321f52dc7e3"/>
+      <w:bookmarkStart w:id="167" w:name="X43721e50829262a2cd404a9b1bae321f52dc7e3"/>
       <w:r>
         <w:rPr>
           <w:sz w:val="20"/>
         </w:rPr>
         <w:t>One inherited subtlety rides with the block and deserves the same explicit passing-on scoria gave it: demand-aware pull-in must not treat CAM micro-gaps as idle. The sixteen-cycle (CSR-sweepable) idle confirmation exists because demand occupancy blinks off between bursts; releasing postponed refreshes into those gaps would fire pull-ins mid-stream. Copy the constant with its reason.</w:t>
       </w:r>
-      <w:bookmarkEnd w:id="164"/>
+      <w:bookmarkEnd w:id="167"/>
     </w:p>
     <w:p>
       <w:pPr>
@@ -28139,9 +28547,9 @@
         <w:spacing w:before="280" w:after="80"/>
         <w:rPr/>
       </w:pPr>
-      <w:bookmarkStart w:id="165" w:name="__RefHeading___Toc9169_1972444803"/>
-      <w:bookmarkStart w:id="166" w:name="the-ddr4-delta-fgr"/>
-      <w:bookmarkEnd w:id="165"/>
+      <w:bookmarkStart w:id="168" w:name="__RefHeading___Toc9304_3735757352"/>
+      <w:bookmarkStart w:id="169" w:name="the-ddr4-delta-fgr"/>
+      <w:bookmarkEnd w:id="168"/>
       <w:r>
         <w:rPr>
           <w:rStyle w:val="SectionNumber"/>
@@ -28290,7 +28698,7 @@
         <w:rPr/>
         <w:t xml:space="preserve"> The per-refresh busy window differs by granularity and is a runtime CSR like every other timing.</w:t>
       </w:r>
-      <w:bookmarkEnd w:id="166"/>
+      <w:bookmarkEnd w:id="169"/>
     </w:p>
     <w:p>
       <w:pPr>
@@ -28301,9 +28709,9 @@
         <w:spacing w:before="280" w:after="80"/>
         <w:rPr/>
       </w:pPr>
-      <w:bookmarkStart w:id="167" w:name="__RefHeading___Toc9171_1972444803"/>
-      <w:bookmarkStart w:id="168" w:name="X94008e211352be7e216f019514c9aac421671ec"/>
-      <w:bookmarkEnd w:id="167"/>
+      <w:bookmarkStart w:id="170" w:name="__RefHeading___Toc9306_3735757352"/>
+      <w:bookmarkStart w:id="171" w:name="X94008e211352be7e216f019514c9aac421671ec"/>
+      <w:bookmarkEnd w:id="170"/>
       <w:r>
         <w:rPr>
           <w:rStyle w:val="SectionNumber"/>
@@ -28462,9 +28870,9 @@
       </w:r>
       <w:r>
         <w:rPr/>
-        <w:t xml:space="preserve"> — out-of-order per-bank refresh, write-refresh parallelisation and the rest of the DARP family surveyed in andesite TASK-001. This book implements the commodity round-robin and leaves the survey’s schemes where they are; the scheduling-policy layering that scoria’s TASK-001 built (CSR-select, reset-off, telemetry-instrumented) is exactly the hook they’d hang on.</w:t>
-      </w:r>
-      <w:bookmarkEnd w:id="168"/>
+        <w:t xml:space="preserve"> — out-of-order per-bank refresh, write-refresh parallelisation and the rest of the DARP family surveyed in andesite TASK-001. This book implements the commodity round-robin and leaves the survey’s schemes where they are; the scheduling-policy planeing that scoria’s TASK-001 built (CSR-select, reset-off, telemetry-instrumented) is exactly the hook they’d hang on.</w:t>
+      </w:r>
+      <w:bookmarkEnd w:id="171"/>
     </w:p>
     <w:p>
       <w:pPr>
@@ -28475,9 +28883,9 @@
         <w:spacing w:before="280" w:after="80"/>
         <w:rPr/>
       </w:pPr>
-      <w:bookmarkStart w:id="169" w:name="__RefHeading___Toc9173_1972444803"/>
-      <w:bookmarkStart w:id="170" w:name="requirements"/>
-      <w:bookmarkEnd w:id="169"/>
+      <w:bookmarkStart w:id="172" w:name="__RefHeading___Toc9308_3735757352"/>
+      <w:bookmarkStart w:id="173" w:name="requirements"/>
+      <w:bookmarkEnd w:id="172"/>
       <w:r>
         <w:rPr>
           <w:rStyle w:val="SectionNumber"/>
@@ -28603,7 +29011,7 @@
         <w:rPr/>
         <w:t>-equivalent traffic must respect per-bank timing as any operation on that bank would.</w:t>
       </w:r>
-      <w:bookmarkEnd w:id="170"/>
+      <w:bookmarkEnd w:id="173"/>
     </w:p>
     <w:p>
       <w:pPr>
@@ -28614,9 +29022,9 @@
         <w:spacing w:before="280" w:after="80"/>
         <w:rPr/>
       </w:pPr>
-      <w:bookmarkStart w:id="171" w:name="__RefHeading___Toc9175_1972444803"/>
-      <w:bookmarkStart w:id="172" w:name="telemetry"/>
-      <w:bookmarkEnd w:id="171"/>
+      <w:bookmarkStart w:id="174" w:name="__RefHeading___Toc9310_3735757352"/>
+      <w:bookmarkStart w:id="175" w:name="telemetry"/>
+      <w:bookmarkEnd w:id="174"/>
       <w:r>
         <w:rPr>
           <w:rStyle w:val="SectionNumber"/>
@@ -28684,8 +29092,8 @@
         <w:pStyle w:val="Normal"/>
         <w:rPr/>
       </w:pPr>
-      <w:bookmarkStart w:id="173" w:name="X50f66e570961a0a433f6ef329cae868a45849f8"/>
-      <w:bookmarkStart w:id="174" w:name="telemetry"/>
+      <w:bookmarkStart w:id="176" w:name="X50f66e570961a0a433f6ef329cae868a45849f8"/>
+      <w:bookmarkStart w:id="177" w:name="telemetry"/>
       <w:r>
         <w:rPr/>
         <mc:AlternateContent>
@@ -28741,8 +29149,8 @@
           </mc:Fallback>
         </mc:AlternateContent>
       </w:r>
-      <w:bookmarkEnd w:id="173"/>
-      <w:bookmarkEnd w:id="174"/>
+      <w:bookmarkEnd w:id="176"/>
+      <w:bookmarkEnd w:id="177"/>
       <w:r>
         <w:br w:type="page"/>
       </w:r>
@@ -28754,9 +29162,9 @@
         <w:spacing w:before="360" w:after="120"/>
         <w:rPr/>
       </w:pPr>
-      <w:bookmarkStart w:id="175" w:name="__RefHeading___Toc9177_1972444803"/>
-      <w:bookmarkStart w:id="176" w:name="odt-dynamic-with-a-new-odt_ctrl"/>
-      <w:bookmarkEnd w:id="175"/>
+      <w:bookmarkStart w:id="178" w:name="__RefHeading___Toc9312_3735757352"/>
+      <w:bookmarkStart w:id="179" w:name="odt-dynamic-with-a-new-odt_ctrl"/>
+      <w:bookmarkEnd w:id="178"/>
       <w:r>
         <w:rPr>
           <w:rStyle w:val="SectionNumber"/>
@@ -28785,9 +29193,9 @@
         <w:spacing w:before="280" w:after="80"/>
         <w:rPr/>
       </w:pPr>
-      <w:bookmarkStart w:id="177" w:name="__RefHeading___Toc9179_1972444803"/>
-      <w:bookmarkStart w:id="178" w:name="why-static-odt-doesnt-survive-ddr4"/>
-      <w:bookmarkEnd w:id="177"/>
+      <w:bookmarkStart w:id="180" w:name="__RefHeading___Toc9314_3735757352"/>
+      <w:bookmarkStart w:id="181" w:name="why-static-odt-doesnt-survive-ddr4"/>
+      <w:bookmarkEnd w:id="180"/>
       <w:r>
         <w:rPr>
           <w:rStyle w:val="SectionNumber"/>
@@ -28897,7 +29305,7 @@
         </w:rPr>
         <w:t>: assertion and de-assertion follow the command stream with defined latencies (the ODTL family and the ODT turn-around timings, all named per JESD79-4 and all runtime CSRs). Termination on DDR4 is not a setting; it is a schedule.</w:t>
       </w:r>
-      <w:bookmarkEnd w:id="178"/>
+      <w:bookmarkEnd w:id="181"/>
     </w:p>
     <w:p>
       <w:pPr>
@@ -28908,9 +29316,9 @@
         <w:spacing w:before="280" w:after="80"/>
         <w:rPr/>
       </w:pPr>
-      <w:bookmarkStart w:id="179" w:name="__RefHeading___Toc9181_1972444803"/>
-      <w:bookmarkStart w:id="180" w:name="what-odt_ctrl-owns"/>
-      <w:bookmarkEnd w:id="179"/>
+      <w:bookmarkStart w:id="182" w:name="__RefHeading___Toc9316_3735757352"/>
+      <w:bookmarkStart w:id="183" w:name="what-odt_ctrl-owns"/>
+      <w:bookmarkEnd w:id="182"/>
       <w:r>
         <w:rPr>
           <w:rStyle w:val="SectionNumber"/>
@@ -28971,7 +29379,7 @@
         <w:pStyle w:val="TableCaption"/>
         <w:rPr/>
       </w:pPr>
-      <w:bookmarkStart w:id="181" w:name="_Tab_19_Table_3_7__odt_ctrl_"/>
+      <w:bookmarkStart w:id="184" w:name="_Tab_19_Table_3_7__odt_ctrl_"/>
       <w:r>
         <w:rPr/>
         <w:t xml:space="preserve">Table 3.7: </w:t>
@@ -28986,7 +29394,7 @@
         <w:rPr/>
         <w:t xml:space="preserve"> responsibilities</w:t>
       </w:r>
-      <w:bookmarkEnd w:id="181"/>
+      <w:bookmarkEnd w:id="184"/>
     </w:p>
     <w:tbl>
       <w:tblPr>
@@ -29560,7 +29968,7 @@
         </w:rPr>
         <w:t>’s LPDDR4 maps and the init sequence. The dynamic machinery above is DDR4-scoped, and the block’s structure keeps that scoping explicit rather than dead-genericing over a pin LPDDR4 doesn’t have.</w:t>
       </w:r>
-      <w:bookmarkEnd w:id="180"/>
+      <w:bookmarkEnd w:id="183"/>
     </w:p>
     <w:p>
       <w:pPr>
@@ -29571,9 +29979,9 @@
         <w:spacing w:before="280" w:after="80"/>
         <w:rPr/>
       </w:pPr>
-      <w:bookmarkStart w:id="182" w:name="__RefHeading___Toc9183_1972444803"/>
-      <w:bookmarkStart w:id="183" w:name="requirements-1"/>
-      <w:bookmarkEnd w:id="182"/>
+      <w:bookmarkStart w:id="185" w:name="__RefHeading___Toc9318_3735757352"/>
+      <w:bookmarkStart w:id="186" w:name="requirements-1"/>
+      <w:bookmarkEnd w:id="185"/>
       <w:r>
         <w:rPr>
           <w:rStyle w:val="SectionNumber"/>
@@ -29703,8 +30111,8 @@
         <w:pStyle w:val="Normal"/>
         <w:rPr/>
       </w:pPr>
-      <w:bookmarkStart w:id="184" w:name="odt-dynamic-with-a-new-odt_ctrl"/>
-      <w:bookmarkStart w:id="185" w:name="requirements-1"/>
+      <w:bookmarkStart w:id="187" w:name="odt-dynamic-with-a-new-odt_ctrl"/>
+      <w:bookmarkStart w:id="188" w:name="requirements-1"/>
       <w:r>
         <w:rPr/>
         <mc:AlternateContent>
@@ -29760,8 +30168,8 @@
           </mc:Fallback>
         </mc:AlternateContent>
       </w:r>
-      <w:bookmarkEnd w:id="184"/>
-      <w:bookmarkEnd w:id="185"/>
+      <w:bookmarkEnd w:id="187"/>
+      <w:bookmarkEnd w:id="188"/>
       <w:r>
         <w:br w:type="page"/>
       </w:r>
@@ -29773,9 +30181,9 @@
         <w:spacing w:before="360" w:after="120"/>
         <w:rPr/>
       </w:pPr>
-      <w:bookmarkStart w:id="186" w:name="__RefHeading___Toc9185_1972444803"/>
-      <w:bookmarkStart w:id="187" w:name="the-lpddr4-deltas-chapter-by-chapter"/>
-      <w:bookmarkEnd w:id="186"/>
+      <w:bookmarkStart w:id="189" w:name="__RefHeading___Toc9320_3735757352"/>
+      <w:bookmarkStart w:id="190" w:name="the-lpddr4-deltas-chapter-by-chapter"/>
+      <w:bookmarkEnd w:id="189"/>
       <w:r>
         <w:rPr>
           <w:rStyle w:val="SectionNumber"/>
@@ -29816,9 +30224,9 @@
         <w:spacing w:before="280" w:after="80"/>
         <w:rPr/>
       </w:pPr>
-      <w:bookmarkStart w:id="188" w:name="__RefHeading___Toc9187_1972444803"/>
-      <w:bookmarkStart w:id="189" w:name="where-lpddr4-differs"/>
-      <w:bookmarkEnd w:id="188"/>
+      <w:bookmarkStart w:id="191" w:name="__RefHeading___Toc9322_3735757352"/>
+      <w:bookmarkStart w:id="192" w:name="where-lpddr4-differs"/>
+      <w:bookmarkEnd w:id="191"/>
       <w:r>
         <w:rPr>
           <w:rStyle w:val="SectionNumber"/>
@@ -30167,7 +30575,7 @@
         </w:rPr>
         <w:t>).</w:t>
       </w:r>
-      <w:bookmarkEnd w:id="189"/>
+      <w:bookmarkEnd w:id="192"/>
     </w:p>
     <w:p>
       <w:pPr>
@@ -30178,9 +30586,9 @@
         <w:spacing w:before="280" w:after="80"/>
         <w:rPr/>
       </w:pPr>
-      <w:bookmarkStart w:id="190" w:name="__RefHeading___Toc9189_1972444803"/>
-      <w:bookmarkStart w:id="191" w:name="what-lpddr4-does-not-change"/>
-      <w:bookmarkEnd w:id="190"/>
+      <w:bookmarkStart w:id="193" w:name="__RefHeading___Toc9324_3735757352"/>
+      <w:bookmarkStart w:id="194" w:name="what-lpddr4-does-not-change"/>
+      <w:bookmarkEnd w:id="193"/>
       <w:r>
         <w:rPr>
           <w:rStyle w:val="SectionNumber"/>
@@ -30259,8 +30667,8 @@
         <w:pStyle w:val="Normal"/>
         <w:rPr/>
       </w:pPr>
-      <w:bookmarkStart w:id="192" w:name="the-lpddr4-deltas-chapter-by-chapter"/>
-      <w:bookmarkStart w:id="193" w:name="what-lpddr4-does-not-change"/>
+      <w:bookmarkStart w:id="195" w:name="the-lpddr4-deltas-chapter-by-chapter"/>
+      <w:bookmarkStart w:id="196" w:name="what-lpddr4-does-not-change"/>
       <w:r>
         <w:rPr/>
         <mc:AlternateContent>
@@ -30316,8 +30724,8 @@
           </mc:Fallback>
         </mc:AlternateContent>
       </w:r>
-      <w:bookmarkEnd w:id="192"/>
-      <w:bookmarkEnd w:id="193"/>
+      <w:bookmarkEnd w:id="195"/>
+      <w:bookmarkEnd w:id="196"/>
       <w:r>
         <w:br w:type="page"/>
       </w:r>
@@ -30329,9 +30737,9 @@
         <w:spacing w:before="360" w:after="120"/>
         <w:rPr/>
       </w:pPr>
-      <w:bookmarkStart w:id="194" w:name="__RefHeading___Toc9191_1972444803"/>
-      <w:bookmarkStart w:id="195" w:name="X40c845860215d11b7de258104ad0d56c00c4918"/>
-      <w:bookmarkEnd w:id="194"/>
+      <w:bookmarkStart w:id="197" w:name="__RefHeading___Toc9326_3735757352"/>
+      <w:bookmarkStart w:id="198" w:name="X40c845860215d11b7de258104ad0d56c00c4918"/>
+      <w:bookmarkEnd w:id="197"/>
       <w:r>
         <w:rPr>
           <w:rStyle w:val="SectionNumber"/>
@@ -30360,9 +30768,9 @@
         <w:spacing w:before="280" w:after="80"/>
         <w:rPr/>
       </w:pPr>
-      <w:bookmarkStart w:id="196" w:name="__RefHeading___Toc9193_1972444803"/>
-      <w:bookmarkStart w:id="197" w:name="the-revision-decision"/>
-      <w:bookmarkEnd w:id="196"/>
+      <w:bookmarkStart w:id="199" w:name="__RefHeading___Toc9328_3735757352"/>
+      <w:bookmarkStart w:id="200" w:name="the-revision-decision"/>
+      <w:bookmarkEnd w:id="199"/>
       <w:r>
         <w:rPr>
           <w:rStyle w:val="SectionNumber"/>
@@ -30520,7 +30928,7 @@
         </w:rPr>
         <w:t xml:space="preserve"> are public and stated plainly.</w:t>
       </w:r>
-      <w:bookmarkEnd w:id="197"/>
+      <w:bookmarkEnd w:id="200"/>
     </w:p>
     <w:p>
       <w:pPr>
@@ -30531,9 +30939,9 @@
         <w:spacing w:before="280" w:after="80"/>
         <w:rPr/>
       </w:pPr>
-      <w:bookmarkStart w:id="198" w:name="__RefHeading___Toc9195_1972444803"/>
-      <w:bookmarkStart w:id="199" w:name="what-does-not-change"/>
-      <w:bookmarkEnd w:id="198"/>
+      <w:bookmarkStart w:id="201" w:name="__RefHeading___Toc9330_3735757352"/>
+      <w:bookmarkStart w:id="202" w:name="what-does-not-change"/>
+      <w:bookmarkEnd w:id="201"/>
       <w:r>
         <w:rPr>
           <w:rStyle w:val="SectionNumber"/>
@@ -30745,7 +31153,7 @@
         </w:rPr>
         <w:t xml:space="preserve"> remain presented, with the inherited rule that an unacknowledged request times out and reports — never blocks. The dormant-pair condition of Chapter 3.1 governs whether anything ever consumes them (§3.7 Low Power Control Interface).</w:t>
       </w:r>
-      <w:bookmarkEnd w:id="199"/>
+      <w:bookmarkEnd w:id="202"/>
     </w:p>
     <w:p>
       <w:pPr>
@@ -30756,9 +31164,9 @@
         <w:spacing w:before="280" w:after="80"/>
         <w:rPr/>
       </w:pPr>
-      <w:bookmarkStart w:id="200" w:name="__RefHeading___Toc9197_1972444803"/>
-      <w:bookmarkStart w:id="201" w:name="Xb77404cf1849a67140ed65cfb11e1b3d10f9d38"/>
-      <w:bookmarkEnd w:id="200"/>
+      <w:bookmarkStart w:id="203" w:name="__RefHeading___Toc9332_3735757352"/>
+      <w:bookmarkStart w:id="204" w:name="Xb77404cf1849a67140ed65cfb11e1b3d10f9d38"/>
+      <w:bookmarkEnd w:id="203"/>
       <w:r>
         <w:rPr>
           <w:rStyle w:val="SectionNumber"/>
@@ -30783,12 +31191,12 @@
         <w:pStyle w:val="TableCaption"/>
         <w:rPr/>
       </w:pPr>
-      <w:bookmarkStart w:id="202" w:name="_Tab_20_Table_4_1__The_3_1__"/>
+      <w:bookmarkStart w:id="205" w:name="_Tab_20_Table_4_1__The_3_1__"/>
       <w:r>
         <w:rPr/>
         <w:t>Table 4.1: The 3.1 → 4.0 delta — what scoria left unimplemented is andesite’s work list</w:t>
       </w:r>
-      <w:bookmarkEnd w:id="202"/>
+      <w:bookmarkEnd w:id="205"/>
     </w:p>
     <w:tbl>
       <w:tblPr>
@@ -33048,7 +33456,7 @@
         </w:rPr>
         <w:t xml:space="preserve"> form is a generalization, and a 1:4 implementation keeps four concrete phases. An implementer who trusts the diff rewrites a working, verified datapath for no reason — so the trap stays on the record here, one revision later.</w:t>
       </w:r>
-      <w:bookmarkEnd w:id="201"/>
+      <w:bookmarkEnd w:id="204"/>
     </w:p>
     <w:p>
       <w:pPr>
@@ -33059,9 +33467,9 @@
         <w:spacing w:before="280" w:after="80"/>
         <w:rPr/>
       </w:pPr>
-      <w:bookmarkStart w:id="203" w:name="__RefHeading___Toc9199_1972444803"/>
-      <w:bookmarkStart w:id="204" w:name="what-andesite-does-not-implement"/>
-      <w:bookmarkEnd w:id="203"/>
+      <w:bookmarkStart w:id="206" w:name="__RefHeading___Toc9334_3735757352"/>
+      <w:bookmarkStart w:id="207" w:name="what-andesite-does-not-implement"/>
+      <w:bookmarkEnd w:id="206"/>
       <w:r>
         <w:rPr>
           <w:rStyle w:val="SectionNumber"/>
@@ -33098,12 +33506,12 @@
         <w:pStyle w:val="TableCaption"/>
         <w:rPr/>
       </w:pPr>
-      <w:bookmarkStart w:id="205" w:name="_Tab_21_Table_4_2__Deliberat"/>
+      <w:bookmarkStart w:id="208" w:name="_Tab_21_Table_4_2__Deliberat"/>
       <w:r>
         <w:rPr/>
         <w:t>Table 4.2: Deliberately unimplemented at the 4.0 boundary</w:t>
       </w:r>
-      <w:bookmarkEnd w:id="205"/>
+      <w:bookmarkEnd w:id="208"/>
     </w:p>
     <w:tbl>
       <w:tblPr>
@@ -33412,14 +33820,14 @@
         <w:pStyle w:val="BodyText"/>
         <w:rPr/>
       </w:pPr>
-      <w:bookmarkStart w:id="206" w:name="what-andesite-does-not-implement"/>
+      <w:bookmarkStart w:id="209" w:name="what-andesite-does-not-implement"/>
       <w:r>
         <w:rPr>
           <w:sz w:val="20"/>
         </w:rPr>
         <w:t>Targeting the newer revision does not mean implementing all of it — the same sentence scoria’s chapter closed on, one revision later.</w:t>
       </w:r>
-      <w:bookmarkEnd w:id="206"/>
+      <w:bookmarkEnd w:id="209"/>
     </w:p>
     <w:p>
       <w:pPr>
@@ -33430,9 +33838,9 @@
         <w:spacing w:before="280" w:after="80"/>
         <w:rPr/>
       </w:pPr>
-      <w:bookmarkStart w:id="207" w:name="__RefHeading___Toc9201_1972444803"/>
-      <w:bookmarkStart w:id="208" w:name="the-mas-seam"/>
-      <w:bookmarkEnd w:id="207"/>
+      <w:bookmarkStart w:id="210" w:name="__RefHeading___Toc9336_3735757352"/>
+      <w:bookmarkStart w:id="211" w:name="the-mas-seam"/>
+      <w:bookmarkEnd w:id="210"/>
       <w:r>
         <w:rPr>
           <w:rStyle w:val="SectionNumber"/>
@@ -33493,8 +33901,8 @@
         <w:pStyle w:val="Normal"/>
         <w:rPr/>
       </w:pPr>
-      <w:bookmarkStart w:id="209" w:name="X40c845860215d11b7de258104ad0d56c00c4918"/>
-      <w:bookmarkStart w:id="210" w:name="the-mas-seam"/>
+      <w:bookmarkStart w:id="212" w:name="X40c845860215d11b7de258104ad0d56c00c4918"/>
+      <w:bookmarkStart w:id="213" w:name="the-mas-seam"/>
       <w:r>
         <w:rPr/>
         <mc:AlternateContent>
@@ -33550,8 +33958,8 @@
           </mc:Fallback>
         </mc:AlternateContent>
       </w:r>
-      <w:bookmarkEnd w:id="209"/>
-      <w:bookmarkEnd w:id="210"/>
+      <w:bookmarkEnd w:id="212"/>
+      <w:bookmarkEnd w:id="213"/>
       <w:r>
         <w:br w:type="page"/>
       </w:r>
@@ -33563,9 +33971,9 @@
         <w:spacing w:before="360" w:after="120"/>
         <w:rPr/>
       </w:pPr>
-      <w:bookmarkStart w:id="211" w:name="__RefHeading___Toc9203_1972444803"/>
-      <w:bookmarkStart w:id="212" w:name="axi4-slave-and-apb-csr-both-inherited"/>
-      <w:bookmarkEnd w:id="211"/>
+      <w:bookmarkStart w:id="214" w:name="__RefHeading___Toc9338_3735757352"/>
+      <w:bookmarkStart w:id="215" w:name="axi4-slave-and-apb-csr-both-inherited"/>
+      <w:bookmarkEnd w:id="214"/>
       <w:r>
         <w:rPr>
           <w:rStyle w:val="SectionNumber"/>
@@ -33594,9 +34002,9 @@
         <w:spacing w:before="280" w:after="80"/>
         <w:rPr/>
       </w:pPr>
-      <w:bookmarkStart w:id="213" w:name="__RefHeading___Toc9205_1972444803"/>
-      <w:bookmarkStart w:id="214" w:name="the-host-side-is-unchanged-in-shape"/>
-      <w:bookmarkEnd w:id="213"/>
+      <w:bookmarkStart w:id="216" w:name="__RefHeading___Toc9340_3735757352"/>
+      <w:bookmarkStart w:id="217" w:name="the-host-side-is-unchanged-in-shape"/>
+      <w:bookmarkEnd w:id="216"/>
       <w:r>
         <w:rPr>
           <w:rStyle w:val="SectionNumber"/>
@@ -33653,7 +34061,7 @@
         </w:rPr>
         <w:t>, not just a protocol: the same ID handling, the same burst chopping against the DRAM’s page, the same read-reorder and write-data CAMs. scoria’s book is the specification for those blocks and andesite’s MAS references it rather than rewriting it.</w:t>
       </w:r>
-      <w:bookmarkEnd w:id="214"/>
+      <w:bookmarkEnd w:id="217"/>
     </w:p>
     <w:p>
       <w:pPr>
@@ -33664,9 +34072,9 @@
         <w:spacing w:before="280" w:after="80"/>
         <w:rPr/>
       </w:pPr>
-      <w:bookmarkStart w:id="215" w:name="__RefHeading___Toc9207_1972444803"/>
-      <w:bookmarkStart w:id="216" w:name="the-register-block"/>
-      <w:bookmarkEnd w:id="215"/>
+      <w:bookmarkStart w:id="218" w:name="__RefHeading___Toc9342_3735757352"/>
+      <w:bookmarkStart w:id="219" w:name="the-register-block"/>
+      <w:bookmarkEnd w:id="218"/>
       <w:r>
         <w:rPr>
           <w:rStyle w:val="SectionNumber"/>
@@ -33752,7 +34160,7 @@
         <w:rPr/>
         <w:t xml:space="preserve"> Every new timing (the long/short pairs, the ODT latencies, the FGR factor), every new policy select (placement, elastic refresh carried forward, DBI enables), and the training interfaces’ telemetry join the register map. Chapter 5 owns the inventory; the growth is content, not mechanism.</w:t>
       </w:r>
-      <w:bookmarkEnd w:id="216"/>
+      <w:bookmarkEnd w:id="219"/>
     </w:p>
     <w:p>
       <w:pPr>
@@ -33763,9 +34171,9 @@
         <w:spacing w:before="280" w:after="80"/>
         <w:rPr/>
       </w:pPr>
-      <w:bookmarkStart w:id="217" w:name="__RefHeading___Toc9209_1972444803"/>
-      <w:bookmarkStart w:id="218" w:name="the-seam-with-the-rest-of-the-book"/>
-      <w:bookmarkEnd w:id="217"/>
+      <w:bookmarkStart w:id="220" w:name="__RefHeading___Toc9344_3735757352"/>
+      <w:bookmarkStart w:id="221" w:name="the-seam-with-the-rest-of-the-book"/>
+      <w:bookmarkEnd w:id="220"/>
       <w:r>
         <w:rPr>
           <w:rStyle w:val="SectionNumber"/>
@@ -33826,8 +34234,8 @@
         <w:pStyle w:val="Normal"/>
         <w:rPr/>
       </w:pPr>
-      <w:bookmarkStart w:id="219" w:name="axi4-slave-and-apb-csr-both-inherited"/>
-      <w:bookmarkStart w:id="220" w:name="the-seam-with-the-rest-of-the-book"/>
+      <w:bookmarkStart w:id="222" w:name="axi4-slave-and-apb-csr-both-inherited"/>
+      <w:bookmarkStart w:id="223" w:name="the-seam-with-the-rest-of-the-book"/>
       <w:r>
         <w:rPr/>
         <mc:AlternateContent>
@@ -33883,8 +34291,8 @@
           </mc:Fallback>
         </mc:AlternateContent>
       </w:r>
-      <w:bookmarkEnd w:id="219"/>
-      <w:bookmarkEnd w:id="220"/>
+      <w:bookmarkEnd w:id="222"/>
+      <w:bookmarkEnd w:id="223"/>
       <w:r>
         <w:br w:type="page"/>
       </w:r>
@@ -33896,9 +34304,9 @@
         <w:spacing w:before="360" w:after="120"/>
         <w:rPr/>
       </w:pPr>
-      <w:bookmarkStart w:id="221" w:name="__RefHeading___Toc9211_1972444803"/>
-      <w:bookmarkStart w:id="222" w:name="andesite_pkg-and-build-time-vs-runtime"/>
-      <w:bookmarkEnd w:id="221"/>
+      <w:bookmarkStart w:id="224" w:name="__RefHeading___Toc9346_3735757352"/>
+      <w:bookmarkStart w:id="225" w:name="andesite_pkg-and-build-time-vs-runtime"/>
+      <w:bookmarkEnd w:id="224"/>
       <w:r>
         <w:rPr>
           <w:rStyle w:val="SectionNumber"/>
@@ -33927,9 +34335,9 @@
         <w:spacing w:before="280" w:after="80"/>
         <w:rPr/>
       </w:pPr>
-      <w:bookmarkStart w:id="223" w:name="__RefHeading___Toc9213_1972444803"/>
-      <w:bookmarkStart w:id="224" w:name="the-package"/>
-      <w:bookmarkEnd w:id="223"/>
+      <w:bookmarkStart w:id="226" w:name="__RefHeading___Toc9348_3735757352"/>
+      <w:bookmarkStart w:id="227" w:name="the-package"/>
+      <w:bookmarkEnd w:id="226"/>
       <w:r>
         <w:rPr>
           <w:rStyle w:val="SectionNumber"/>
@@ -34145,7 +34553,7 @@
         </w:rPr>
         <w:t>, the LPDDR4 multipurpose command whose opcode encoding on the 6-bit CA bus the formatter’s new submodule owns. Gear-down is a sequenced mode entry, not an opcode; the long/short timing pairs are values, not opcodes. Nothing else in the command set changes shape.</w:t>
       </w:r>
-      <w:bookmarkEnd w:id="224"/>
+      <w:bookmarkEnd w:id="227"/>
     </w:p>
     <w:p>
       <w:pPr>
@@ -34156,9 +34564,9 @@
         <w:spacing w:before="280" w:after="80"/>
         <w:rPr/>
       </w:pPr>
-      <w:bookmarkStart w:id="225" w:name="__RefHeading___Toc9215_1972444803"/>
-      <w:bookmarkStart w:id="226" w:name="X02098df353a6a2d4dc4b0c16fb9b3ba311881da"/>
-      <w:bookmarkEnd w:id="225"/>
+      <w:bookmarkStart w:id="228" w:name="__RefHeading___Toc9350_3735757352"/>
+      <w:bookmarkStart w:id="229" w:name="X02098df353a6a2d4dc4b0c16fb9b3ba311881da"/>
+      <w:bookmarkEnd w:id="228"/>
       <w:r>
         <w:rPr>
           <w:rStyle w:val="SectionNumber"/>
@@ -34221,13 +34629,13 @@
           <w:bCs/>
           <w:sz w:val="20"/>
         </w:rPr>
-        <w:t>Build-time is reserved for what cannot be runtime:</w:t>
-      </w:r>
-      <w:r>
-        <w:rPr>
-          <w:sz w:val="20"/>
-        </w:rPr>
-        <w:t xml:space="preserve"> bus widths, the DFI gear ratio, CAM depths, bank and rank counts, and the geometry below. The test is whether changing it changes the amount of hardware.</w:t>
+        <w:t>Corollary — a runtime timing CSR is a count of controller-clock cycles, so its value is bound to the MC clock frequency.</w:t>
+      </w:r>
+      <w:r>
+        <w:rPr>
+          <w:sz w:val="20"/>
+        </w:rPr>
+        <w:t xml:space="preserve"> “Runtime” does not mean “frequency-independent”: the register holds cycles, not nanoseconds, and the correct count changes when the clock does. A frequency change invalidates every cycle-counted CSR at once — the Table 5.1 timing rows and every new group in Table 5.2 — and software must re-derive the whole set from the JESD ns/nCK values before traffic resumes. Stale values violate real DRAM timings and present as data corruption, not errors.</w:t>
       </w:r>
     </w:p>
     <w:p>
@@ -34237,22 +34645,42 @@
       </w:pPr>
       <w:r>
         <w:rPr>
-          <w:sz w:val="20"/>
-        </w:rPr>
-        <w:t>The design point of Chapter 2.4 fixes the geometry, and these two rows are the book’s canonical statement of it — repeated here byte-identical so a reader of either chapter sees the same string:</w:t>
+          <w:b/>
+          <w:bCs/>
+          <w:sz w:val="20"/>
+        </w:rPr>
+        <w:t>Build-time is reserved for what cannot be runtime:</w:t>
+      </w:r>
+      <w:r>
+        <w:rPr>
+          <w:sz w:val="20"/>
+        </w:rPr>
+        <w:t xml:space="preserve"> bus widths, the DFI gear ratio, CAM depths, bank and rank counts, and the geometry below. The test is whether changing it changes the amount of hardware.</w:t>
       </w:r>
     </w:p>
     <w:p>
       <w:pPr>
+        <w:pStyle w:val="BodyText"/>
+        <w:rPr/>
+      </w:pPr>
+      <w:r>
+        <w:rPr>
+          <w:sz w:val="20"/>
+        </w:rPr>
+        <w:t>The design point of Chapter 2.4 fixes the geometry, and these two rows are the book’s canonical statement of it — repeated here byte-identical so a reader of either chapter sees the same string:</w:t>
+      </w:r>
+    </w:p>
+    <w:p>
+      <w:pPr>
         <w:pStyle w:val="TableCaption"/>
         <w:rPr/>
       </w:pPr>
-      <w:bookmarkStart w:id="227" w:name="_Tab_22_Table_5_0__The_desig"/>
+      <w:bookmarkStart w:id="230" w:name="_Tab_22_Table_5_0__The_desig"/>
       <w:r>
         <w:rPr/>
         <w:t>Table 5.0: The design-point geometry, byte-identical to Chapter 2.4</w:t>
       </w:r>
-      <w:bookmarkEnd w:id="227"/>
+      <w:bookmarkEnd w:id="230"/>
     </w:p>
     <w:tbl>
       <w:tblPr>
@@ -34594,12 +35022,12 @@
         <w:pStyle w:val="TableCaption"/>
         <w:rPr/>
       </w:pPr>
-      <w:bookmarkStart w:id="228" w:name="_Tab_23_Table_5_1__Build_tim"/>
+      <w:bookmarkStart w:id="231" w:name="_Tab_23_Table_5_1__Build_tim"/>
       <w:r>
         <w:rPr/>
         <w:t>Table 5.1: Build-time versus runtime</w:t>
       </w:r>
-      <w:bookmarkEnd w:id="228"/>
+      <w:bookmarkEnd w:id="231"/>
     </w:p>
     <w:tbl>
       <w:tblPr>
@@ -35474,7 +35902,7 @@
         </w:rPr>
         <w:t xml:space="preserve"> Inherited from scoria, not negotiable: a mismatch is a functional break that presents as data corruption, not as an error.</w:t>
       </w:r>
-      <w:bookmarkEnd w:id="226"/>
+      <w:bookmarkEnd w:id="229"/>
     </w:p>
     <w:p>
       <w:pPr>
@@ -35485,9 +35913,9 @@
         <w:spacing w:before="280" w:after="80"/>
         <w:rPr/>
       </w:pPr>
-      <w:bookmarkStart w:id="229" w:name="__RefHeading___Toc9217_1972444803"/>
-      <w:bookmarkStart w:id="230" w:name="new-csr-groups"/>
-      <w:bookmarkEnd w:id="229"/>
+      <w:bookmarkStart w:id="232" w:name="__RefHeading___Toc9352_3735757352"/>
+      <w:bookmarkStart w:id="233" w:name="new-csr-groups"/>
+      <w:bookmarkEnd w:id="232"/>
       <w:r>
         <w:rPr>
           <w:rStyle w:val="SectionNumber"/>
@@ -35524,12 +35952,12 @@
         <w:pStyle w:val="TableCaption"/>
         <w:rPr/>
       </w:pPr>
-      <w:bookmarkStart w:id="231" w:name="_Tab_24_Table_5_2__New_CSR_g"/>
+      <w:bookmarkStart w:id="234" w:name="_Tab_24_Table_5_2__New_CSR_g"/>
       <w:r>
         <w:rPr/>
         <w:t>Table 5.2: New CSR groups</w:t>
       </w:r>
-      <w:bookmarkEnd w:id="231"/>
+      <w:bookmarkEnd w:id="234"/>
     </w:p>
     <w:tbl>
       <w:tblPr>
@@ -36204,7 +36632,7 @@
         </w:rPr>
         <w:t>, not just asserted.</w:t>
       </w:r>
-      <w:bookmarkEnd w:id="230"/>
+      <w:bookmarkEnd w:id="233"/>
     </w:p>
     <w:p>
       <w:pPr>
@@ -36215,9 +36643,9 @@
         <w:spacing w:before="280" w:after="80"/>
         <w:rPr/>
       </w:pPr>
-      <w:bookmarkStart w:id="232" w:name="__RefHeading___Toc9219_1972444803"/>
-      <w:bookmarkStart w:id="233" w:name="the-duplication-recorded-again"/>
-      <w:bookmarkEnd w:id="232"/>
+      <w:bookmarkStart w:id="235" w:name="__RefHeading___Toc9354_3735757352"/>
+      <w:bookmarkStart w:id="236" w:name="the-duplication-recorded-again"/>
+      <w:bookmarkEnd w:id="235"/>
       <w:r>
         <w:rPr>
           <w:rStyle w:val="SectionNumber"/>
@@ -36311,8 +36739,8 @@
         <w:pStyle w:val="Normal"/>
         <w:rPr/>
       </w:pPr>
-      <w:bookmarkStart w:id="234" w:name="andesite_pkg-and-build-time-vs-runtime"/>
-      <w:bookmarkStart w:id="235" w:name="the-duplication-recorded-again"/>
+      <w:bookmarkStart w:id="237" w:name="andesite_pkg-and-build-time-vs-runtime"/>
+      <w:bookmarkStart w:id="238" w:name="the-duplication-recorded-again"/>
       <w:r>
         <w:rPr/>
         <mc:AlternateContent>
@@ -36368,8 +36796,8 @@
           </mc:Fallback>
         </mc:AlternateContent>
       </w:r>
-      <w:bookmarkEnd w:id="234"/>
-      <w:bookmarkEnd w:id="235"/>
+      <w:bookmarkEnd w:id="237"/>
+      <w:bookmarkEnd w:id="238"/>
       <w:r>
         <w:br w:type="page"/>
       </w:r>
@@ -36381,9 +36809,9 @@
         <w:spacing w:before="360" w:after="120"/>
         <w:rPr/>
       </w:pPr>
-      <w:bookmarkStart w:id="236" w:name="__RefHeading___Toc9221_1972444803"/>
-      <w:bookmarkStart w:id="237" w:name="Xed9b771463e37213e7e07b65387c20d691537e0"/>
-      <w:bookmarkEnd w:id="236"/>
+      <w:bookmarkStart w:id="239" w:name="__RefHeading___Toc9356_3735757352"/>
+      <w:bookmarkStart w:id="240" w:name="Xed9b771463e37213e7e07b65387c20d691537e0"/>
+      <w:bookmarkEnd w:id="239"/>
       <w:r>
         <w:rPr>
           <w:rStyle w:val="SectionNumber"/>
@@ -36412,9 +36840,9 @@
         <w:spacing w:before="280" w:after="80"/>
         <w:rPr/>
       </w:pPr>
-      <w:bookmarkStart w:id="238" w:name="__RefHeading___Toc9223_1972444803"/>
-      <w:bookmarkStart w:id="239" w:name="X8230901a93c2806f763cb13393c6d13545af4b4"/>
-      <w:bookmarkEnd w:id="238"/>
+      <w:bookmarkStart w:id="241" w:name="__RefHeading___Toc9358_3735757352"/>
+      <w:bookmarkStart w:id="242" w:name="X8230901a93c2806f763cb13393c6d13545af4b4"/>
+      <w:bookmarkEnd w:id="241"/>
       <w:r>
         <w:rPr>
           <w:rStyle w:val="SectionNumber"/>
@@ -38502,14 +38930,14 @@
         <w:pStyle w:val="BodyText"/>
         <w:rPr/>
       </w:pPr>
-      <w:bookmarkStart w:id="240" w:name="X8230901a93c2806f763cb13393c6d13545af4b4"/>
+      <w:bookmarkStart w:id="243" w:name="X8230901a93c2806f763cb13393c6d13545af4b4"/>
       <w:r>
         <w:rPr>
           <w:sz w:val="20"/>
         </w:rPr>
         <w:t>The boundary is chosen for the reason pumice chose it: it is the one interface where the controller’s obligations are fully specified by a standard, so a model can be authoritative rather than approximate. pumice’s experience — BFM-passing code passes on hardware modulo PHY training — is exactly the residue this family pushes into firmware.</w:t>
       </w:r>
-      <w:bookmarkEnd w:id="240"/>
+      <w:bookmarkEnd w:id="243"/>
     </w:p>
     <w:p>
       <w:pPr>
@@ -38520,9 +38948,9 @@
         <w:spacing w:before="280" w:after="80"/>
         <w:rPr/>
       </w:pPr>
-      <w:bookmarkStart w:id="241" w:name="__RefHeading___Toc9225_1972444803"/>
-      <w:bookmarkStart w:id="242" w:name="the-inherited-bring-tests-argument"/>
-      <w:bookmarkEnd w:id="241"/>
+      <w:bookmarkStart w:id="244" w:name="__RefHeading___Toc9360_3735757352"/>
+      <w:bookmarkStart w:id="245" w:name="the-inherited-bring-tests-argument"/>
+      <w:bookmarkEnd w:id="244"/>
       <w:r>
         <w:rPr>
           <w:rStyle w:val="SectionNumber"/>
@@ -38547,14 +38975,14 @@
         <w:pStyle w:val="FirstParagraph"/>
         <w:rPr/>
       </w:pPr>
-      <w:bookmarkStart w:id="243" w:name="the-inherited-bring-tests-argument"/>
+      <w:bookmarkStart w:id="246" w:name="the-inherited-bring-tests-argument"/>
       <w:r>
         <w:rPr>
           <w:sz w:val="20"/>
         </w:rPr>
         <w:t>The inherited blocks bring their verification with them. scoria’s suites — 221 tests and 9 formal blocks at last measure — transfer with the blocks they test, and pumice’s board measurements sit upstream of those. The obligation this controller adds is not to re-prove the front end; it is to prove the deltas. That argument is load-bearing: it is why the marking table is also the test-plan structure.</w:t>
       </w:r>
-      <w:bookmarkEnd w:id="243"/>
+      <w:bookmarkEnd w:id="246"/>
     </w:p>
     <w:p>
       <w:pPr>
@@ -38565,9 +38993,9 @@
         <w:spacing w:before="280" w:after="80"/>
         <w:rPr/>
       </w:pPr>
-      <w:bookmarkStart w:id="244" w:name="__RefHeading___Toc9227_1972444803"/>
-      <w:bookmarkStart w:id="245" w:name="X658a3481c38141fa73f0a72c0dbaafadcc9937e"/>
-      <w:bookmarkEnd w:id="244"/>
+      <w:bookmarkStart w:id="247" w:name="__RefHeading___Toc9362_3735757352"/>
+      <w:bookmarkStart w:id="248" w:name="X658a3481c38141fa73f0a72c0dbaafadcc9937e"/>
+      <w:bookmarkEnd w:id="247"/>
       <w:r>
         <w:rPr>
           <w:rStyle w:val="SectionNumber"/>
@@ -38919,7 +39347,7 @@
         </w:rPr>
         <w:t>.</w:t>
       </w:r>
-      <w:bookmarkEnd w:id="245"/>
+      <w:bookmarkEnd w:id="248"/>
     </w:p>
     <w:p>
       <w:pPr>
@@ -38930,9 +39358,9 @@
         <w:spacing w:before="280" w:after="80"/>
         <w:rPr/>
       </w:pPr>
-      <w:bookmarkStart w:id="246" w:name="__RefHeading___Toc9229_1972444803"/>
-      <w:bookmarkStart w:id="247" w:name="status-2026-10-04"/>
-      <w:bookmarkEnd w:id="246"/>
+      <w:bookmarkStart w:id="249" w:name="__RefHeading___Toc9364_3735757352"/>
+      <w:bookmarkStart w:id="250" w:name="status-2026-10-04"/>
+      <w:bookmarkEnd w:id="249"/>
       <w:r>
         <w:rPr>
           <w:rStyle w:val="SectionNumber"/>
@@ -38977,7 +39405,7 @@
         </w:rPr>
         <w:t xml:space="preserve"> evidence, cited chapter by chapter where it transfers.</w:t>
       </w:r>
-      <w:bookmarkEnd w:id="247"/>
+      <w:bookmarkEnd w:id="250"/>
     </w:p>
     <w:p>
       <w:pPr>
@@ -38988,8 +39416,8 @@
         <w:spacing w:before="280" w:after="80"/>
         <w:rPr/>
       </w:pPr>
-      <w:bookmarkStart w:id="248" w:name="__RefHeading___Toc9231_1972444803"/>
-      <w:bookmarkEnd w:id="248"/>
+      <w:bookmarkStart w:id="251" w:name="__RefHeading___Toc9366_3735757352"/>
+      <w:bookmarkEnd w:id="251"/>
       <w:r>
         <w:rPr>
           <w:rStyle w:val="SectionNumber"/>
@@ -39014,12 +39442,12 @@
         <w:pStyle w:val="TableCaption"/>
         <w:rPr/>
       </w:pPr>
-      <w:bookmarkStart w:id="249" w:name="_Tab_25_Table_6_1__The_open_"/>
+      <w:bookmarkStart w:id="252" w:name="_Tab_25_Table_6_1__The_open_"/>
       <w:r>
         <w:rPr/>
         <w:t>Table 6.1: The open questions, each with the condition that answers it</w:t>
       </w:r>
-      <w:bookmarkEnd w:id="249"/>
+      <w:bookmarkEnd w:id="252"/>
     </w:p>
     <w:tbl>
       <w:tblPr>
@@ -40017,7 +40445,7 @@
                 <w:szCs w:val="24"/>
                 <w:lang w:val="en-US" w:eastAsia="en-US" w:bidi="ar-SA"/>
               </w:rPr>
-              <w:t xml:space="preserve"> PB-REF is a bounded MODIFIED-layer addition to </w:t>
+              <w:t xml:space="preserve"> PB-REF is a bounded MODIFIED-plane addition to </w:t>
             </w:r>
             <w:r>
               <w:rPr>
@@ -40079,8 +40507,8 @@
               </w:rPr>
               <w:t xml:space="preserve"> by refreshing fewer rows per command but issues refreshes more often, while per-bank refresh lets other banks stay available. PB-REF is orthogonal to the landed FGR work — FGR is a density/granularity choice, PB-REF is a bank-group stagger pattern — so either can land without the other.</w:t>
             </w:r>
-            <w:bookmarkStart w:id="250" w:name="open-questions"/>
-            <w:bookmarkEnd w:id="250"/>
+            <w:bookmarkStart w:id="253" w:name="open-questions"/>
+            <w:bookmarkEnd w:id="253"/>
           </w:p>
         </w:tc>
       </w:tr>
@@ -40094,8 +40522,8 @@
         <w:spacing w:before="280" w:after="80"/>
         <w:rPr/>
       </w:pPr>
-      <w:bookmarkStart w:id="251" w:name="__RefHeading___Toc9233_1972444803"/>
-      <w:bookmarkEnd w:id="251"/>
+      <w:bookmarkStart w:id="254" w:name="__RefHeading___Toc9368_3735757352"/>
+      <w:bookmarkEnd w:id="254"/>
       <w:r>
         <w:rPr>
           <w:rStyle w:val="SectionNumber"/>
@@ -40216,14 +40644,14 @@
         <w:spacing w:before="180" w:after="180"/>
         <w:rPr/>
       </w:pPr>
-      <w:bookmarkStart w:id="252" w:name="Xed9b771463e37213e7e07b65387c20d691537e0"/>
+      <w:bookmarkStart w:id="255" w:name="Xed9b771463e37213e7e07b65387c20d691537e0"/>
       <w:r>
         <w:rPr>
           <w:sz w:val="20"/>
         </w:rPr>
         <w:t>Until then this is a 0.1: a specification that knows what it doesn’t know, and says so on the record.</w:t>
       </w:r>
-      <w:bookmarkEnd w:id="252"/>
+      <w:bookmarkEnd w:id="255"/>
     </w:p>
     <w:sectPr>
       <w:footerReference w:type="even" r:id="rId7"/>
